--- a/115校內語文競賽/四年丙班_各項目培訓資料庫/07_臺灣台語情境演說組/老師_指導指引與每日進度表(含評量標準).docx
+++ b/115校內語文競賽/四年丙班_各項目培訓資料庫/07_臺灣台語情境演說組/老師_指導指引與每日進度表(含評量標準).docx
@@ -31,7 +31,7 @@
           <w:color w:val="C2410C"/>
           <w:sz w:val="22"/>
         </w:rPr>
-        <w:t>【四年丙班・臺灣台語情境演說組】老師指導指引與問答詳解（10/5-10/30 完整 20 天在校＋4週末假日）</w:t>
+        <w:t>【四年丙班・臺灣台語情境演說組】老師指導指引與進度表（附件二〈食中晝〉全套培訓）</w:t>
       </w:r>
     </w:p>
     <w:p>
@@ -73,7 +73,33 @@
           <w:color w:val="334155"/>
           <w:sz w:val="19"/>
         </w:rPr>
-        <w:t>115 年 11 月 5 日（四）08:20 抽籤報到，08:30 正式開始（二年丙班教室）。</w:t>
+        <w:t>115 年 11 月 19 日（四）08:10-09:20，活動中心校史室。</w:t>
+      </w:r>
+    </w:p>
+    <w:p>
+      <w:pPr>
+        <w:pStyle w:val="ListBullet"/>
+        <w:spacing w:before="40" w:after="40"/>
+      </w:pPr>
+      <w:r>
+        <w:rPr>
+          <w:rFonts w:ascii="微軟正黑體" w:hAnsi="微軟正黑體" w:eastAsia="微軟正黑體"/>
+          <w:b/>
+          <w:i w:val="0"/>
+          <w:color w:val="1E293B"/>
+          <w:sz w:val="19"/>
+        </w:rPr>
+        <w:t>競賽時限：</w:t>
+      </w:r>
+      <w:r>
+        <w:rPr>
+          <w:rFonts w:ascii="微軟正黑體" w:hAnsi="微軟正黑體" w:eastAsia="微軟正黑體"/>
+          <w:b w:val="0"/>
+          <w:i w:val="0"/>
+          <w:color w:val="334155"/>
+          <w:sz w:val="19"/>
+        </w:rPr>
+        <w:t>限時 2 分鐘（演講約 1分20秒 ＋ 即席問答約 40 秒，結束前30秒一響鈴，2分鐘二響鈴）。</w:t>
       </w:r>
     </w:p>
     <w:p>
@@ -99,7 +125,7 @@
           <w:color w:val="334155"/>
           <w:sz w:val="19"/>
         </w:rPr>
-        <w:t>情境演說題目：〈食中晝〉（看圖演說 2~3 分鐘，評判提問 1~2 分鐘）。</w:t>
+        <w:t>官方指定題目〈食中晝〉（附件二官方提示：阿明相耍打翻菜桶、拿布鑢仔清理反省）。</w:t>
       </w:r>
     </w:p>
     <w:p>
@@ -115,7 +141,7 @@
           <w:color w:val="1E293B"/>
           <w:sz w:val="19"/>
         </w:rPr>
-        <w:t>評判規準：</w:t>
+        <w:t>評判標準：</w:t>
       </w:r>
       <w:r>
         <w:rPr>
@@ -125,7 +151,7 @@
           <w:color w:val="334155"/>
           <w:sz w:val="19"/>
         </w:rPr>
-        <w:t>內容 50%、語言 40%、儀態與問答 10%。</w:t>
+        <w:t>內容完整、表達流暢、深具創意、從容自信、生動自然、即席問答表現。</w:t>
       </w:r>
     </w:p>
     <w:p>
@@ -151,7 +177,7 @@
           <w:color w:val="334155"/>
           <w:sz w:val="19"/>
         </w:rPr>
-        <w:t>週末假日停課全面轉為居家自主自學與演說增量（看圖脫稿演講 ＋ 5大提問抽測 ＋ 3秒緩衝金句抗怯特訓），週一抽測。</w:t>
+        <w:t>遇到週末假日改為居家自學與演說增量（看圖講古＋問答抽考），週一晨間抽測檢驗。</w:t>
       </w:r>
     </w:p>
     <w:p>
@@ -167,7 +193,7 @@
           <w:color w:val="0F2C59"/>
           <w:sz w:val="26"/>
         </w:rPr>
-        <w:t>貳、〈食中晝〉完整示範講稿（老師示範專用）</w:t>
+        <w:t>貳、〈食中晝〉示範講稿（四格骨架，約 310 字）</w:t>
       </w:r>
     </w:p>
     <w:p>
@@ -176,7 +202,7 @@
           <w:rFonts w:ascii="微軟正黑體" w:hAnsi="微軟正黑體" w:eastAsia="微軟正黑體"/>
           <w:b w:val="0"/>
           <w:i w:val="0"/>
-          <w:color w:val="1E293B"/>
+          <w:color w:val="0F172A"/>
           <w:sz w:val="19"/>
         </w:rPr>
         <w:t>【講稿題目】〈食中晝〉（Tsia̍h-tiong-tàu）</w:t>
@@ -188,10 +214,10 @@
           <w:rFonts w:ascii="微軟正黑體" w:hAnsi="微軟正黑體" w:eastAsia="微軟正黑體"/>
           <w:b w:val="0"/>
           <w:i w:val="0"/>
-          <w:color w:val="1E293B"/>
+          <w:color w:val="0F172A"/>
           <w:sz w:val="19"/>
         </w:rPr>
-        <w:t>評判老師、各位評判：逐家好！阮是四年丙班的選手。今仔日阮看著這張圖，想欲佮逐家分享的主題是——〈食中晝〉。</w:t>
+        <w:t>評判老師、各位評判：逐家好！阮是四年丙班第○號選手。今仔日阮看著這張圖，想欲佮逐家分享的主題是——〈食中晝〉。</w:t>
       </w:r>
     </w:p>
     <w:p>
@@ -200,10 +226,10 @@
           <w:rFonts w:ascii="微軟正黑體" w:hAnsi="微軟正黑體" w:eastAsia="微軟正黑體"/>
           <w:b w:val="0"/>
           <w:i w:val="0"/>
-          <w:color w:val="1E293B"/>
+          <w:color w:val="0F172A"/>
           <w:sz w:val="19"/>
         </w:rPr>
-        <w:t>「噹噹噹——噹噹噹——」每工中午第四節的下課鐘聲一響，阮規班的肚子就「咕嚕咕嚕」擂大鼓。大家趕緊共便當盒提排佇桌頂，洗好手，歡喜準備食中晝囉！</w:t>
+        <w:t xml:space="preserve">　　「噹噹噹——」每工中午第四節的下課鐘聲一響，逐家的腹肚就咕嚕咕嚕擂大鼓。洗好手、排好便當盒，逐家歡喜準備欲食中晝囉！</w:t>
       </w:r>
     </w:p>
     <w:p>
@@ -212,10 +238,10 @@
           <w:rFonts w:ascii="微軟正黑體" w:hAnsi="微軟正黑體" w:eastAsia="微軟正黑體"/>
           <w:b w:val="0"/>
           <w:i w:val="0"/>
-          <w:color w:val="1E293B"/>
+          <w:color w:val="0F172A"/>
           <w:sz w:val="19"/>
         </w:rPr>
-        <w:t>看著圖內底，服務股長捾著沉重重的飯桶行入來，打菜的值日生戴口罩、穿圍裙，規規矩矩替大家分菜。便當內底有燒烙烙的白米飯、金黃色的菜脯蛋、芳貢貢的炒高麗菜，閣有一大鼎熱騰騰的蘿蔔排骨湯，真正是真腥臊！大家排隊照順序，一碗一碗裝甲滇滇滇，坐佇位仔上恬恬享受好滋味。</w:t>
+        <w:t xml:space="preserve">　　看著圖內底，值日生戴口罩、穿圍裙，真認真替大家添菜。逐家規矩排隊等添飯，毋過阿明等甲無聊，就佮邊仔的阿華咧耍、相撞相弄。哪知影一個無細膩，「磅！」一聲，竟然共熱騰騰的菜桶偃倒，飯菜落甲規塗跤！</w:t>
       </w:r>
     </w:p>
     <w:p>
@@ -224,10 +250,10 @@
           <w:rFonts w:ascii="微軟正黑體" w:hAnsi="微軟正黑體" w:eastAsia="微軟正黑體"/>
           <w:b w:val="0"/>
           <w:i w:val="0"/>
-          <w:color w:val="1E293B"/>
+          <w:color w:val="0F172A"/>
           <w:sz w:val="19"/>
         </w:rPr>
-        <w:t>俗語講：「一粒米，百粒汗。」看著碗內底的白米飯，阮心內充滿感謝。感謝廚工阿姨逐工大粒汗、小粒汗替阮煮好料，嘛感謝農夫叔叔佇日頭下辛勤種稻。阮一定會共逐粒米攏食甲光溜溜，絕對毋拍損食物！</w:t>
+        <w:t xml:space="preserve">　　彼時規間教室恬靜靜，阿明嘛驚甲面青恂恂。好佳哉無人燙著！阿明知影家己做毋著，隨去提布鑢仔，跪佇塗跤認真鑢予清氣。邊仔的阿華嘛趕緊來鬥相共。俗語講：「一粒米，百粒汗。」看著滿塗跤的飯菜，阿明心內真正真自責，知影在教室等添飯絕對袂使相耍，閣較愛好好珍惜食物。</w:t>
       </w:r>
     </w:p>
     <w:p>
@@ -236,10 +262,10 @@
           <w:rFonts w:ascii="微軟正黑體" w:hAnsi="微軟正黑體" w:eastAsia="微軟正黑體"/>
           <w:b w:val="0"/>
           <w:i w:val="0"/>
-          <w:color w:val="1E293B"/>
+          <w:color w:val="0F172A"/>
           <w:sz w:val="19"/>
         </w:rPr>
-        <w:t>食中晝，毋若是填飽肚子，閣是大家作伙分享幸福的快樂時光！阮的演說到遮結束，多謝評判老師！</w:t>
+        <w:t xml:space="preserve">　　這張圖提醒咱：食中晝，安全第一、規矩第一，閣愛懂得惜福感恩！阮的演說到遮結束，多謝評判老師！</w:t>
       </w:r>
     </w:p>
     <w:p>
@@ -255,7 +281,7 @@
           <w:color w:val="0F2C59"/>
           <w:sz w:val="26"/>
         </w:rPr>
-        <w:t>參、評判即席提問 5 大必考題與回答範例</w:t>
+        <w:t>參、評判即席提問 5 大必考題與回答指南</w:t>
       </w:r>
     </w:p>
     <w:p>
@@ -271,7 +297,7 @@
           <w:color w:val="1E40AF"/>
           <w:sz w:val="22"/>
         </w:rPr>
-        <w:t>【提問 1】你上愛食學校營養午餐的啥物菜？為啥物？</w:t>
+        <w:t>【提問 1】圖內底阿明共菜桶偃倒，若換做是你，你頭一步會按怎做？</w:t>
       </w:r>
     </w:p>
     <w:p>
@@ -283,19 +309,18 @@
           <w:color w:val="1E40AF"/>
           <w:sz w:val="18"/>
         </w:rPr>
-        <w:t>回覆示範：評判老師好！阮上愛食學校的「菜脯蛋」佮「咖哩雞肉」。因為廚工阿姨炒的菜脯蛋芳貢貢，咬落去閣脆閣鹹甘；咖哩淋佇白飯頂面，我可以一擺食兩大碗！逐改只要有這兩道菜，阮規班逐家攏搶甲滿滿滿！</w:t>
+        <w:t>回覆示範：評判老師好！若換做是我，阮頭一步會先看邊仔有無同學予熱菜燙著，若有要趕緊送保健室；確認逐家攏安全了後，阮會隨去提布鑢仔佮畚斗，規規矩矩共塗跤鑢予清氣，並向全班同學佮老師誠懇道歉。</w:t>
+        <w:br/>
       </w:r>
-    </w:p>
-    <w:p>
       <w:r>
         <w:rPr>
           <w:rFonts w:ascii="微軟正黑體" w:hAnsi="微軟正黑體" w:eastAsia="微軟正黑體"/>
           <w:b w:val="0"/>
           <w:i/>
-          <w:color w:val="64748B"/>
+          <w:color w:val="475569"/>
           <w:sz w:val="17"/>
         </w:rPr>
-        <w:t>★ 考點要領：考點：能具體說出 1~2 道菜餚名稱，並用「芳貢貢、脆脆、鹹甘」等形容詞生動描述滋味。</w:t>
+        <w:t>★ 考點：先顧人身安全、再顧環境整潔，展現冷靜與勇於負責之成熟態度。</w:t>
       </w:r>
     </w:p>
     <w:p>
@@ -311,7 +336,7 @@
           <w:color w:val="1E40AF"/>
           <w:sz w:val="22"/>
         </w:rPr>
-        <w:t>【提問 2】若看著班上有同學偏食、挑食，甚至共飯菜倒掉，你會按怎勸伊？</w:t>
+        <w:t>【提問 2】在教室排隊等添飯的時陣，咱應該遵守啥物規矩才袂發生危險？</w:t>
       </w:r>
     </w:p>
     <w:p>
@@ -323,19 +348,18 @@
           <w:color w:val="1E40AF"/>
           <w:sz w:val="18"/>
         </w:rPr>
-        <w:t>回覆示範：評判老師好！若有同學挑食，阮會行過去佮伊講：「這个蔬菜有真濟維他命，食了身軀才會勇健！俗語講『一粒米，百粒汗』，農夫佮廚工阿姨真辛苦，咱食若濟就提若濟，愛惜食物才是一個懂事的好學生！」</w:t>
+        <w:t>回覆示範：評判老師好！在教室等添飯，逐家應該安靜排隊照順序，兩手放好，雙腳企定定，絕對袂使推擠相耍。因為菜桶佮大湯鼎攏足熱，稍無細膩就會燙傷，所以「守規矩、莫相耍」是第一要緊的代誌！</w:t>
+        <w:br/>
       </w:r>
-    </w:p>
-    <w:p>
       <w:r>
         <w:rPr>
           <w:rFonts w:ascii="微軟正黑體" w:hAnsi="微軟正黑體" w:eastAsia="微軟正黑體"/>
           <w:b w:val="0"/>
           <w:i/>
-          <w:color w:val="64748B"/>
+          <w:color w:val="475569"/>
           <w:sz w:val="17"/>
         </w:rPr>
-        <w:t>★ 考點要領：考點：展現友愛同學與惜食觀念，融入台語俗諺「一粒米，百粒汗」。</w:t>
+        <w:t>★ 考點：說明具體常規行為（排隊照順序、不推擠），具備高度校園安全意識。</w:t>
       </w:r>
     </w:p>
     <w:p>
@@ -351,7 +375,7 @@
           <w:color w:val="1E40AF"/>
           <w:sz w:val="22"/>
         </w:rPr>
-        <w:t>【提問 3】在學校佮同班同學食中晝，佮佇厝裡佮爸爸媽媽食飯，有啥物無仝的感覺？</w:t>
+        <w:t>【提問 3】俗語講「一粒米，百粒汗」，若看著班上有同學挑食或者共飯菜倒掉，你會按怎勸伊？</w:t>
       </w:r>
     </w:p>
     <w:p>
@@ -363,19 +387,18 @@
           <w:color w:val="1E40AF"/>
           <w:sz w:val="18"/>
         </w:rPr>
-        <w:t>回覆示範：評判老師好！佇厝裡食飯真溫馨，有媽媽親手煮的家常味；毋過在學校四年丙班佮全班同學作伙食，感覺閣較鬧熱！大家一邊食、一邊互相笑看，連平時無愛食的紅蘿蔔，看著同學攏食光光，自己嘛會跟著食落去！</w:t>
+        <w:t>回覆示範：評判老師好！若看著同學挑食，阮會行過去佮伊講：「這个菜蔬真有營養，食了身體才會健康！農夫叔叔在日頭下種稻仔真辛苦，廚工阿姨大清早就佇灶跤替咱煮飯，咱食若濟就添若濟，好好食予飽，才袂討債食物！」</w:t>
+        <w:br/>
       </w:r>
-    </w:p>
-    <w:p>
       <w:r>
         <w:rPr>
           <w:rFonts w:ascii="微軟正黑體" w:hAnsi="微軟正黑體" w:eastAsia="微軟正黑體"/>
           <w:b w:val="0"/>
           <w:i/>
-          <w:color w:val="64748B"/>
+          <w:color w:val="475569"/>
           <w:sz w:val="17"/>
         </w:rPr>
-        <w:t>★ 考點要領：考點：能對比家庭與學校氛圍，帶出四年丙班集體生活的熱鬧與互相帶動。</w:t>
+        <w:t>★ 考點：融入生活常理與同理心，精準詮釋「一粒米，百粒汗」的惜福精神。</w:t>
       </w:r>
     </w:p>
     <w:p>
@@ -391,7 +414,7 @@
           <w:color w:val="1E40AF"/>
           <w:sz w:val="22"/>
         </w:rPr>
-        <w:t>【提問 4】便當盒裡的飯菜若實在食袂落，你會按怎處理？</w:t>
+        <w:t>【提問 4】學校的營養午餐內底，你上愛食啥物菜？為啥物？</w:t>
       </w:r>
     </w:p>
     <w:p>
@@ -403,19 +426,18 @@
           <w:color w:val="1E40AF"/>
           <w:sz w:val="18"/>
         </w:rPr>
-        <w:t>回覆示範：評判老師好！阮在打菜的時陣，就會先交代值日生：「我吃小可就好，菜裝少小可。」若實在食袂落，阮會共乾淨無食著的麵包或水果留落來，放學轉去厝裡當點心食，絕對袂隨便共好好的食物倒去廚餘桶！</w:t>
+        <w:t>回覆示範：評判老師好！阮上愛食學校的「菜脯蛋」佮「咖哩雞肉」。因為廚工阿姨炒的菜脯蛋芳貢貢，咬落去脆脆鹹甘；咖哩淋佇白飯頂面，我可以食兩大碗！逐改只要有這兩道菜，阮四年丙班逐家攏食甲盤底朝天！</w:t>
+        <w:br/>
       </w:r>
-    </w:p>
-    <w:p>
       <w:r>
         <w:rPr>
           <w:rFonts w:ascii="微軟正黑體" w:hAnsi="微軟正黑體" w:eastAsia="微軟正黑體"/>
           <w:b w:val="0"/>
           <w:i/>
-          <w:color w:val="64748B"/>
+          <w:color w:val="475569"/>
           <w:sz w:val="17"/>
         </w:rPr>
-        <w:t>★ 考點要領：考點：從源頭「量力盛飯」談起，展現具體的惜食生活習慣。</w:t>
+        <w:t>★ 考點：用道地台語形容詞（芳貢貢、脆脆鹹甘、盤底朝天）生動表達喜愛之情。</w:t>
       </w:r>
     </w:p>
     <w:p>
@@ -431,7 +453,7 @@
           <w:color w:val="1E40AF"/>
           <w:sz w:val="22"/>
         </w:rPr>
-        <w:t>【提問 5】在學校食中晝的過程內底，你心內上感謝啥人？</w:t>
+        <w:t>【提問 5】這張圖內底，你覺得阿明上值得咱學習的優點是啥物？</w:t>
       </w:r>
     </w:p>
     <w:p>
@@ -443,19 +465,18 @@
           <w:color w:val="1E40AF"/>
           <w:sz w:val="18"/>
         </w:rPr>
-        <w:t>回覆示範：評判老師好！阮上感謝學校的「廚工阿姨」佮每天替大家打菜的「值日生同學」。廚工阿姨大清早就佇高溫的廚房揮汗煮飯；值日生同學犧牲自己先食飯的時間替大家服務。有伊們的辛勞，咱才有這頓熱騰騰的營養中晝！</w:t>
+        <w:t>回覆示範：評判老師好！阮覺得阿明做毋著代誌了後，無推拖責任，伊知影家己毋細膩共菜桶偃倒，隨主動去提布鑢仔共塗跤鑢清氣。這種「知錯能改、勇於負責」的態度，真值得咱學習！</w:t>
+        <w:br/>
       </w:r>
-    </w:p>
-    <w:p>
       <w:r>
         <w:rPr>
           <w:rFonts w:ascii="微軟正黑體" w:hAnsi="微軟正黑體" w:eastAsia="微軟正黑體"/>
           <w:b w:val="0"/>
           <w:i/>
-          <w:color w:val="64748B"/>
+          <w:color w:val="475569"/>
           <w:sz w:val="17"/>
         </w:rPr>
-        <w:t>★ 考點要領：考點：懂得感恩勞動者，言詞誠懇，台語表達富有感情與敬意。</w:t>
+        <w:t>★ 考點：正面視角切入，點出「知錯能改、勇於承擔」之品德核心。</w:t>
       </w:r>
     </w:p>
     <w:p>
@@ -471,7 +492,7 @@
           <w:color w:val="0F2C59"/>
           <w:sz w:val="26"/>
         </w:rPr>
-        <w:t>肆、10/5~10/30 每日在校集訓暨週末自學增量排程表（20天在校＋4週末全排程）</w:t>
+        <w:t>肆、10/5~10/30 每日集訓與週末自學增量進度評量表</w:t>
       </w:r>
     </w:p>
     <w:tbl>
@@ -500,7 +521,7 @@
       <w:tr>
         <w:tc>
           <w:tcPr>
-            <w:tcW w:type="dxa" w:w="1008"/>
+            <w:tcW w:type="dxa" w:w="1152"/>
             <w:vAlign w:val="center"/>
             <w:tcMar>
               <w:top w:w="50" w:type="dxa"/>
@@ -558,7 +579,7 @@
         </w:tc>
         <w:tc>
           <w:tcPr>
-            <w:tcW w:type="dxa" w:w="1080"/>
+            <w:tcW w:type="dxa" w:w="936"/>
             <w:vAlign w:val="center"/>
             <w:tcMar>
               <w:top w:w="50" w:type="dxa"/>
@@ -581,13 +602,13 @@
                 <w:color w:val="FFFFFF"/>
                 <w:sz w:val="18"/>
               </w:rPr>
-              <w:t>類型</w:t>
+              <w:t>性質</w:t>
             </w:r>
           </w:p>
         </w:tc>
         <w:tc>
           <w:tcPr>
-            <w:tcW w:type="dxa" w:w="1584"/>
+            <w:tcW w:type="dxa" w:w="1872"/>
             <w:vAlign w:val="center"/>
             <w:tcMar>
               <w:top w:w="50" w:type="dxa"/>
@@ -668,13 +689,13 @@
                 <w:color w:val="FFFFFF"/>
                 <w:sz w:val="18"/>
               </w:rPr>
-              <w:t>每日評量規準</w:t>
+              <w:t>評量指標規準</w:t>
             </w:r>
           </w:p>
         </w:tc>
         <w:tc>
           <w:tcPr>
-            <w:tcW w:type="dxa" w:w="936"/>
+            <w:tcW w:type="dxa" w:w="1008"/>
             <w:vAlign w:val="center"/>
             <w:tcMar>
               <w:top w:w="50" w:type="dxa"/>
@@ -705,7 +726,7 @@
       <w:tr>
         <w:tc>
           <w:tcPr>
-            <w:tcW w:type="dxa" w:w="1008"/>
+            <w:tcW w:type="dxa" w:w="1152"/>
             <w:vAlign w:val="center"/>
             <w:tcMar>
               <w:top w:w="50" w:type="dxa"/>
@@ -763,7 +784,7 @@
         </w:tc>
         <w:tc>
           <w:tcPr>
-            <w:tcW w:type="dxa" w:w="1080"/>
+            <w:tcW w:type="dxa" w:w="936"/>
             <w:vAlign w:val="center"/>
             <w:tcMar>
               <w:top w:w="50" w:type="dxa"/>
@@ -792,7 +813,7 @@
         </w:tc>
         <w:tc>
           <w:tcPr>
-            <w:tcW w:type="dxa" w:w="1584"/>
+            <w:tcW w:type="dxa" w:w="1872"/>
             <w:vAlign w:val="center"/>
             <w:tcMar>
               <w:top w:w="50" w:type="dxa"/>
@@ -815,7 +836,7 @@
                 <w:color w:val="1E293B"/>
                 <w:sz w:val="17"/>
               </w:rPr>
-              <w:t>看圖觀察：〈食中晝〉圖片核心</w:t>
+              <w:t>看圖觀察：附件二官方提示情境...</w:t>
             </w:r>
           </w:p>
         </w:tc>
@@ -844,9 +865,7 @@
                 <w:color w:val="1E293B"/>
                 <w:sz w:val="17"/>
               </w:rPr>
-              <w:t>【重點】指導看圖技巧：拆解〈食中晝〉圖片中的核心元素：時間（中午）、地點（教室）、人物（打菜值日生、排隊同學、導師）、物件（大飯桶、菜盤、便當盒、湯鍋）。引導用台語說出圖意。</w:t>
-              <w:br/>
-              <w:t>【午休/檢驗】指導學生將眼睛看到的具體人事物轉化為台語詞彙，避免只講「有人在吃飯」一句話帶過。</w:t>
+              <w:t>指導審題與看圖技巧：分析附件二題目〈食中晝〉與官方提示「阿明等添飯無聊、佮阿華相耍、共菜桶偃倒、提布鑢仔鑢清氣」。引導學生掌握四格故事發展脈絡。</w:t>
             </w:r>
           </w:p>
         </w:tc>
@@ -875,13 +894,13 @@
                 <w:color w:val="1E293B"/>
                 <w:sz w:val="17"/>
               </w:rPr>
-              <w:t>能用台語說出圖片中 4 個以上的重要物件與人物動作，思維條理清晰。</w:t>
+              <w:t>能用台語正確說出圖中人物關係與核心事件，思維清晰切題。</w:t>
             </w:r>
           </w:p>
         </w:tc>
         <w:tc>
           <w:tcPr>
-            <w:tcW w:type="dxa" w:w="936"/>
+            <w:tcW w:type="dxa" w:w="1008"/>
             <w:vAlign w:val="center"/>
             <w:tcMar>
               <w:top w:w="50" w:type="dxa"/>
@@ -907,8 +926,6 @@
               <w:t>［ ］優</w:t>
               <w:br/>
               <w:t>［ ］良</w:t>
-              <w:br/>
-              <w:t>［ ］可</w:t>
             </w:r>
           </w:p>
         </w:tc>
@@ -916,7 +933,7 @@
       <w:tr>
         <w:tc>
           <w:tcPr>
-            <w:tcW w:type="dxa" w:w="1008"/>
+            <w:tcW w:type="dxa" w:w="1152"/>
             <w:vAlign w:val="center"/>
             <w:tcMar>
               <w:top w:w="50" w:type="dxa"/>
@@ -972,7 +989,7 @@
         </w:tc>
         <w:tc>
           <w:tcPr>
-            <w:tcW w:type="dxa" w:w="1080"/>
+            <w:tcW w:type="dxa" w:w="936"/>
             <w:vAlign w:val="center"/>
             <w:tcMar>
               <w:top w:w="50" w:type="dxa"/>
@@ -1000,7 +1017,7 @@
         </w:tc>
         <w:tc>
           <w:tcPr>
-            <w:tcW w:type="dxa" w:w="1584"/>
+            <w:tcW w:type="dxa" w:w="1872"/>
             <w:vAlign w:val="center"/>
             <w:tcMar>
               <w:top w:w="50" w:type="dxa"/>
@@ -1022,7 +1039,7 @@
                 <w:color w:val="1E293B"/>
                 <w:sz w:val="17"/>
               </w:rPr>
-              <w:t>基礎餐飲台語詞彙累積</w:t>
+              <w:t>講稿第一段【起】：下課鐘聲與...</w:t>
             </w:r>
           </w:p>
         </w:tc>
@@ -1050,9 +1067,7 @@
                 <w:color w:val="1E293B"/>
                 <w:sz w:val="17"/>
               </w:rPr>
-              <w:t>【重點】餐飲台語詞彙精雕：食中晝(tsia̍h-tiong-tàu)、便當盒(piān-tong-a̍h)、白米飯(pe̍h-bí-pn̄g)、菜脯蛋(tshài-póo-nn̄g)、排骨湯(pâi-kut-thng)、大鼎(tuā-tiánn)。</w:t>
-              <w:br/>
-              <w:t>【午休/檢驗】聽寫與速讀詞彙，指導「菜脯蛋」與「便當盒」之連讀變調，糾正華語發音。</w:t>
+              <w:t>第一段（約60字）教讀：禮貌問好 ＋ 報號報題 ＋「噹噹噹」鐘聲擬聲詞 ＋ 肚子擂大鼓。要求聲音響亮、神態活潑！</w:t>
             </w:r>
           </w:p>
         </w:tc>
@@ -1080,13 +1095,13 @@
                 <w:color w:val="1E293B"/>
                 <w:sz w:val="17"/>
               </w:rPr>
-              <w:t>台語餐飲名詞發音純熟道地，無華語腔，能快速反應出台語說法。</w:t>
+              <w:t>開場台語發音道地，問候大方，擬聲詞生動傳神。</w:t>
             </w:r>
           </w:p>
         </w:tc>
         <w:tc>
           <w:tcPr>
-            <w:tcW w:type="dxa" w:w="936"/>
+            <w:tcW w:type="dxa" w:w="1008"/>
             <w:vAlign w:val="center"/>
             <w:tcMar>
               <w:top w:w="50" w:type="dxa"/>
@@ -1111,8 +1126,6 @@
               <w:t>［ ］優</w:t>
               <w:br/>
               <w:t>［ ］良</w:t>
-              <w:br/>
-              <w:t>［ ］可</w:t>
             </w:r>
           </w:p>
         </w:tc>
@@ -1120,7 +1133,7 @@
       <w:tr>
         <w:tc>
           <w:tcPr>
-            <w:tcW w:type="dxa" w:w="1008"/>
+            <w:tcW w:type="dxa" w:w="1152"/>
             <w:vAlign w:val="center"/>
             <w:tcMar>
               <w:top w:w="50" w:type="dxa"/>
@@ -1178,7 +1191,7 @@
         </w:tc>
         <w:tc>
           <w:tcPr>
-            <w:tcW w:type="dxa" w:w="1080"/>
+            <w:tcW w:type="dxa" w:w="936"/>
             <w:vAlign w:val="center"/>
             <w:tcMar>
               <w:top w:w="50" w:type="dxa"/>
@@ -1207,7 +1220,7 @@
         </w:tc>
         <w:tc>
           <w:tcPr>
-            <w:tcW w:type="dxa" w:w="1584"/>
+            <w:tcW w:type="dxa" w:w="1872"/>
             <w:vAlign w:val="center"/>
             <w:tcMar>
               <w:top w:w="50" w:type="dxa"/>
@@ -1230,7 +1243,7 @@
                 <w:color w:val="1E293B"/>
                 <w:sz w:val="17"/>
               </w:rPr>
-              <w:t>動作與衛生台語動詞訓練</w:t>
+              <w:t>講稿第二段【承】：值日生添菜...</w:t>
             </w:r>
           </w:p>
         </w:tc>
@@ -1259,9 +1272,7 @@
                 <w:color w:val="1E293B"/>
                 <w:sz w:val="17"/>
               </w:rPr>
-              <w:t>【重點】動作動詞專題：洗手(sé-tshiú)、排隊(pâi-tūi)、捾飯桶(kuānn-pn̄g-tháng)、分菜(pun-tshài)、添飯(thinn-pn̄g)、戴口罩(tì kháu-tiàu)。強調衛生與良好習慣。</w:t>
-              <w:br/>
-              <w:t>【午休/檢驗】帶領學生做動作並同步說台語，將動作與語言緊密聯結（如做出捾飯桶沉重狀）。</w:t>
+              <w:t>第二段（約90字）教讀：值日生戴口罩穿圍裙認真打菜；阿明與阿華相耍相撞；「磅！」一聲菜桶偃倒、飯菜落甲規塗跤！</w:t>
             </w:r>
           </w:p>
         </w:tc>
@@ -1290,13 +1301,13 @@
                 <w:color w:val="1E293B"/>
                 <w:sz w:val="17"/>
               </w:rPr>
-              <w:t>動詞使用精確傳神，能生動配合肢體動作說出台語短句。</w:t>
+              <w:t>情節轉換流暢，「菜桶偃倒」語氣富有畫面張力與戲劇性。</w:t>
             </w:r>
           </w:p>
         </w:tc>
         <w:tc>
           <w:tcPr>
-            <w:tcW w:type="dxa" w:w="936"/>
+            <w:tcW w:type="dxa" w:w="1008"/>
             <w:vAlign w:val="center"/>
             <w:tcMar>
               <w:top w:w="50" w:type="dxa"/>
@@ -1322,8 +1333,6 @@
               <w:t>［ ］優</w:t>
               <w:br/>
               <w:t>［ ］良</w:t>
-              <w:br/>
-              <w:t>［ ］可</w:t>
             </w:r>
           </w:p>
         </w:tc>
@@ -1331,7 +1340,7 @@
       <w:tr>
         <w:tc>
           <w:tcPr>
-            <w:tcW w:type="dxa" w:w="1008"/>
+            <w:tcW w:type="dxa" w:w="1152"/>
             <w:vAlign w:val="center"/>
             <w:tcMar>
               <w:top w:w="50" w:type="dxa"/>
@@ -1387,7 +1396,7 @@
         </w:tc>
         <w:tc>
           <w:tcPr>
-            <w:tcW w:type="dxa" w:w="1080"/>
+            <w:tcW w:type="dxa" w:w="936"/>
             <w:vAlign w:val="center"/>
             <w:tcMar>
               <w:top w:w="50" w:type="dxa"/>
@@ -1415,7 +1424,7 @@
         </w:tc>
         <w:tc>
           <w:tcPr>
-            <w:tcW w:type="dxa" w:w="1584"/>
+            <w:tcW w:type="dxa" w:w="1872"/>
             <w:vAlign w:val="center"/>
             <w:tcMar>
               <w:top w:w="50" w:type="dxa"/>
@@ -1437,7 +1446,7 @@
                 <w:color w:val="1E293B"/>
                 <w:sz w:val="17"/>
               </w:rPr>
-              <w:t>感受與美味台語形容詞豐富化</w:t>
+              <w:t>講稿第三段【轉】：提布鑢仔鑢...</w:t>
             </w:r>
           </w:p>
         </w:tc>
@@ -1465,9 +1474,7 @@
                 <w:color w:val="1E293B"/>
                 <w:sz w:val="17"/>
               </w:rPr>
-              <w:t>【重點】美味台語形容詞：芳貢貢(phang-kòng-kòng)、真腥臊(tsin-tshenn-tshau)、燒烙烙(sio-lō-lō)、滿滿滿(muá-muá-muá)、甜粅粅(tinn-but-but)。杜絕平淡的「真好食」。</w:t>
-              <w:br/>
-              <w:t>【午休/檢驗】指導學生運用疊字形容詞（如「芳貢貢、熱騰騰」）營造熱氣騰騰的垂涎畫面。</w:t>
+              <w:t>第三段（約100字）教讀：好佳哉無人燙著；阿明知錯，提布鑢仔跪塗跤鑢清氣；阿華來鬥相共；融入台語俗諺「一粒米，百粒汗」，由衷反省惜食與安全。</w:t>
             </w:r>
           </w:p>
         </w:tc>
@@ -1495,13 +1502,13 @@
                 <w:color w:val="1E293B"/>
                 <w:sz w:val="17"/>
               </w:rPr>
-              <w:t>能熟練運用 3 個以上台語疊字形容詞，語言豐富生動，極具表現力。</w:t>
+              <w:t>俗諺融入自然恰當，能展現四年級學生的懂事與反省力量。</w:t>
             </w:r>
           </w:p>
         </w:tc>
         <w:tc>
           <w:tcPr>
-            <w:tcW w:type="dxa" w:w="936"/>
+            <w:tcW w:type="dxa" w:w="1008"/>
             <w:vAlign w:val="center"/>
             <w:tcMar>
               <w:top w:w="50" w:type="dxa"/>
@@ -1526,8 +1533,6 @@
               <w:t>［ ］優</w:t>
               <w:br/>
               <w:t>［ ］良</w:t>
-              <w:br/>
-              <w:t>［ ］可</w:t>
             </w:r>
           </w:p>
         </w:tc>
@@ -1535,7 +1540,7 @@
       <w:tr>
         <w:tc>
           <w:tcPr>
-            <w:tcW w:type="dxa" w:w="1008"/>
+            <w:tcW w:type="dxa" w:w="1152"/>
             <w:vAlign w:val="center"/>
             <w:tcMar>
               <w:top w:w="50" w:type="dxa"/>
@@ -1593,7 +1598,7 @@
         </w:tc>
         <w:tc>
           <w:tcPr>
-            <w:tcW w:type="dxa" w:w="1080"/>
+            <w:tcW w:type="dxa" w:w="936"/>
             <w:vAlign w:val="center"/>
             <w:tcMar>
               <w:top w:w="50" w:type="dxa"/>
@@ -1622,7 +1627,7 @@
         </w:tc>
         <w:tc>
           <w:tcPr>
-            <w:tcW w:type="dxa" w:w="1584"/>
+            <w:tcW w:type="dxa" w:w="1872"/>
             <w:vAlign w:val="center"/>
             <w:tcMar>
               <w:top w:w="50" w:type="dxa"/>
@@ -1645,7 +1650,7 @@
                 <w:color w:val="1E293B"/>
                 <w:sz w:val="17"/>
               </w:rPr>
-              <w:t>演說第一段大綱與第 1 週驗</w:t>
+              <w:t>講稿第四段【合】：安全第一、...</w:t>
             </w:r>
           </w:p>
         </w:tc>
@@ -1674,9 +1679,7 @@
                 <w:color w:val="1E293B"/>
                 <w:sz w:val="17"/>
               </w:rPr>
-              <w:t>【重點】第一段【起】（約60字）寫作：鐘聲打響 ＋ 肚皮擂大鼓 ＋ 歡喜準備。開篇熱鬧歡騰，交代時間背景。第 1 週台語生詞與開篇驗收。佈置週末全篇講稿定稿任務。</w:t>
-              <w:br/>
-              <w:t>【午休/檢驗】一對一指導開場的聲音活力，指導「噹噹噹」鐘聲與「咕嚕咕嚕」肚子叫的模擬技巧。</w:t>
+              <w:t>第四段（約50字）教讀：總結昇華「食中晝，安全第一、規矩第一，閣愛懂得惜福感恩！」＋ 禮貌致謝「多謝評判老師」。完成全篇 310 字定稿。</w:t>
             </w:r>
           </w:p>
         </w:tc>
@@ -1705,13 +1708,13 @@
                 <w:color w:val="1E293B"/>
                 <w:sz w:val="17"/>
               </w:rPr>
-              <w:t>第一段演繹生動活潑，台語口音純正，開篇引人入勝，字數約 60 字。</w:t>
+              <w:t>全篇講稿約 310 字，起承轉合結構嚴謹，台語發音正確，定稿完成。</w:t>
             </w:r>
           </w:p>
         </w:tc>
         <w:tc>
           <w:tcPr>
-            <w:tcW w:type="dxa" w:w="936"/>
+            <w:tcW w:type="dxa" w:w="1008"/>
             <w:vAlign w:val="center"/>
             <w:tcMar>
               <w:top w:w="50" w:type="dxa"/>
@@ -1737,8 +1740,6 @@
               <w:t>［ ］優</w:t>
               <w:br/>
               <w:t>［ ］良</w:t>
-              <w:br/>
-              <w:t>［ ］可</w:t>
             </w:r>
           </w:p>
         </w:tc>
@@ -1746,7 +1747,7 @@
       <w:tr>
         <w:tc>
           <w:tcPr>
-            <w:tcW w:type="dxa" w:w="1008"/>
+            <w:tcW w:type="dxa" w:w="1152"/>
             <w:vAlign w:val="center"/>
             <w:tcMar>
               <w:top w:w="50" w:type="dxa"/>
@@ -1802,7 +1803,7 @@
         </w:tc>
         <w:tc>
           <w:tcPr>
-            <w:tcW w:type="dxa" w:w="1080"/>
+            <w:tcW w:type="dxa" w:w="936"/>
             <w:vAlign w:val="center"/>
             <w:tcMar>
               <w:top w:w="50" w:type="dxa"/>
@@ -1830,7 +1831,7 @@
         </w:tc>
         <w:tc>
           <w:tcPr>
-            <w:tcW w:type="dxa" w:w="1584"/>
+            <w:tcW w:type="dxa" w:w="1872"/>
             <w:vAlign w:val="center"/>
             <w:tcMar>
               <w:top w:w="50" w:type="dxa"/>
@@ -1852,7 +1853,7 @@
                 <w:color w:val="1E293B"/>
                 <w:sz w:val="17"/>
               </w:rPr>
-              <w:t>【假日自主自學與情境演講增量</w:t>
+              <w:t>【假日自主自學與情境演說增量...</w:t>
             </w:r>
           </w:p>
         </w:tc>
@@ -1880,11 +1881,7 @@
                 <w:color w:val="1E293B"/>
                 <w:sz w:val="17"/>
               </w:rPr>
-              <w:t>【重點】【週末停課改居家自學】指派高強度情境演講增量：定稿〈食中晝〉320 字講稿；熟記餐飲與美味台語生詞；完整朗讀講稿 8 遍並碼表計時。</w:t>
-              <w:br/>
-              <w:t>【導師週一驗收指標】週一晨間檢核定稿講稿，抽測餐飲詞彙（菜脯蛋、排骨湯、芳貢貢），朗讀耗時落在 2 分 15 秒 至 2 分 30 秒 之間。</w:t>
-              <w:br/>
-              <w:t>【午休/檢驗】【週一晨間批閱規準】檢查自評表家長評語與計時數據，確認變調正確無華語腔。</w:t>
+              <w:t>【週末自學指引】週末增量任務：1. 脫稿背講全篇 8 遍；2. 對著附件二圖片進行「看圖說故事」；3. 在家人長輩面前脫稿演出 2 次。</w:t>
             </w:r>
           </w:p>
         </w:tc>
@@ -1912,13 +1909,13 @@
                 <w:color w:val="1E293B"/>
                 <w:sz w:val="17"/>
               </w:rPr>
-              <w:t>【特優】：完成講稿謄清，餐飲詞彙純正道地，朗讀時間在 2分20秒左右；【合格】：按次數完成並家長簽章。</w:t>
+              <w:t>【特優】完全脫稿且聲情生動如臨現場；【優等】基本脫稿但稍有停頓；【尚可】仍需看稿。</w:t>
             </w:r>
           </w:p>
         </w:tc>
         <w:tc>
           <w:tcPr>
-            <w:tcW w:type="dxa" w:w="936"/>
+            <w:tcW w:type="dxa" w:w="1008"/>
             <w:vAlign w:val="center"/>
             <w:tcMar>
               <w:top w:w="50" w:type="dxa"/>
@@ -1943,8 +1940,6 @@
               <w:t>［ ］優</w:t>
               <w:br/>
               <w:t>［ ］良</w:t>
-              <w:br/>
-              <w:t>［ ］可</w:t>
             </w:r>
           </w:p>
         </w:tc>
@@ -1952,7 +1947,7 @@
       <w:tr>
         <w:tc>
           <w:tcPr>
-            <w:tcW w:type="dxa" w:w="1008"/>
+            <w:tcW w:type="dxa" w:w="1152"/>
             <w:vAlign w:val="center"/>
             <w:tcMar>
               <w:top w:w="50" w:type="dxa"/>
@@ -2010,7 +2005,7 @@
         </w:tc>
         <w:tc>
           <w:tcPr>
-            <w:tcW w:type="dxa" w:w="1080"/>
+            <w:tcW w:type="dxa" w:w="936"/>
             <w:vAlign w:val="center"/>
             <w:tcMar>
               <w:top w:w="50" w:type="dxa"/>
@@ -2039,7 +2034,7 @@
         </w:tc>
         <w:tc>
           <w:tcPr>
-            <w:tcW w:type="dxa" w:w="1584"/>
+            <w:tcW w:type="dxa" w:w="1872"/>
             <w:vAlign w:val="center"/>
             <w:tcMar>
               <w:top w:w="50" w:type="dxa"/>
@@ -2062,7 +2057,7 @@
                 <w:color w:val="1E293B"/>
                 <w:sz w:val="17"/>
               </w:rPr>
-              <w:t>演說第二段情節展開：細節與秩</w:t>
+              <w:t>肢體動作與生動手勢：添菜、偃...</w:t>
             </w:r>
           </w:p>
         </w:tc>
@@ -2091,9 +2086,7 @@
                 <w:color w:val="1E293B"/>
                 <w:sz w:val="17"/>
               </w:rPr>
-              <w:t>【重點】晨間驗收週末講稿定稿與朗讀計時。第二段【承】（約150字）寫作：打菜服務的互助與守秩序。值日生戴口罩圍裙分菜、排隊不推擠、便當裡豐盛的菜色（菜脯蛋、排骨湯）。</w:t>
-              <w:br/>
-              <w:t>【午休/檢驗】指導第二段細節描寫，引導融入四年丙班班級真實日常，展現良好品德教育。</w:t>
+              <w:t>指導情境演說專屬動作：添菜手勢（右手掌微彎如大杓）、菜桶偃倒（雙手微縮驚訝掌心向前）、提布鑢仔（雙手向下作擦拭狀）。生動自然，不僵硬！</w:t>
             </w:r>
           </w:p>
         </w:tc>
@@ -2122,13 +2115,13 @@
                 <w:color w:val="1E293B"/>
                 <w:sz w:val="17"/>
               </w:rPr>
-              <w:t>情節豐富連貫，能生動呈現同學互相幫忙打菜與排隊的溫馨秩序。</w:t>
+              <w:t>動作與情節高度貼合，自然大方，展現生活化演說魅力。</w:t>
             </w:r>
           </w:p>
         </w:tc>
         <w:tc>
           <w:tcPr>
-            <w:tcW w:type="dxa" w:w="936"/>
+            <w:tcW w:type="dxa" w:w="1008"/>
             <w:vAlign w:val="center"/>
             <w:tcMar>
               <w:top w:w="50" w:type="dxa"/>
@@ -2154,8 +2147,6 @@
               <w:t>［ ］優</w:t>
               <w:br/>
               <w:t>［ ］良</w:t>
-              <w:br/>
-              <w:t>［ ］可</w:t>
             </w:r>
           </w:p>
         </w:tc>
@@ -2163,7 +2154,7 @@
       <w:tr>
         <w:tc>
           <w:tcPr>
-            <w:tcW w:type="dxa" w:w="1008"/>
+            <w:tcW w:type="dxa" w:w="1152"/>
             <w:vAlign w:val="center"/>
             <w:tcMar>
               <w:top w:w="50" w:type="dxa"/>
@@ -2219,7 +2210,7 @@
         </w:tc>
         <w:tc>
           <w:tcPr>
-            <w:tcW w:type="dxa" w:w="1080"/>
+            <w:tcW w:type="dxa" w:w="936"/>
             <w:vAlign w:val="center"/>
             <w:tcMar>
               <w:top w:w="50" w:type="dxa"/>
@@ -2247,7 +2238,7 @@
         </w:tc>
         <w:tc>
           <w:tcPr>
-            <w:tcW w:type="dxa" w:w="1584"/>
+            <w:tcW w:type="dxa" w:w="1872"/>
             <w:vAlign w:val="center"/>
             <w:tcMar>
               <w:top w:w="50" w:type="dxa"/>
@@ -2269,7 +2260,7 @@
                 <w:color w:val="1E293B"/>
                 <w:sz w:val="17"/>
               </w:rPr>
-              <w:t>台語俗諺融入：一粒米，百粒汗</w:t>
+              <w:t>眼神掃視與自信颱風：看評判講...</w:t>
             </w:r>
           </w:p>
         </w:tc>
@@ -2297,9 +2288,7 @@
                 <w:color w:val="1E293B"/>
                 <w:sz w:val="17"/>
               </w:rPr>
-              <w:t>【重點】台語俗諺專題：在演說第三段巧妙植入台語俗諺「一粒米，百粒汗（Tsi̍t-lia̍p bí, pah-lia̍p kuānn）」。引導從眼前的一碗飯聯想到農夫在豔陽下的辛勞。</w:t>
-              <w:br/>
-              <w:t>【午休/檢驗】指導俗諺發音與語調（語音放緩、語氣莊重感恩），避免念得像順口溜。</w:t>
+              <w:t>眼神交流訓練：情境演說最忌諱死盯地板或看天空。眼神注視左、中、右評審席，如同一位小小台語說書人，把大家帶入熱鬧的教室午餐情境。</w:t>
             </w:r>
           </w:p>
         </w:tc>
@@ -2327,13 +2316,13 @@
                 <w:color w:val="1E293B"/>
                 <w:sz w:val="17"/>
               </w:rPr>
-              <w:t>俗諺發音標準，與上下文銜接天衣無縫，能深刻昇華演說主題。</w:t>
+              <w:t>眼神親切自信，抬頭率 90% 以上，與評審有強烈交流感。</w:t>
             </w:r>
           </w:p>
         </w:tc>
         <w:tc>
           <w:tcPr>
-            <w:tcW w:type="dxa" w:w="936"/>
+            <w:tcW w:type="dxa" w:w="1008"/>
             <w:vAlign w:val="center"/>
             <w:tcMar>
               <w:top w:w="50" w:type="dxa"/>
@@ -2358,8 +2347,6 @@
               <w:t>［ ］優</w:t>
               <w:br/>
               <w:t>［ ］良</w:t>
-              <w:br/>
-              <w:t>［ ］可</w:t>
             </w:r>
           </w:p>
         </w:tc>
@@ -2367,7 +2354,7 @@
       <w:tr>
         <w:tc>
           <w:tcPr>
-            <w:tcW w:type="dxa" w:w="1008"/>
+            <w:tcW w:type="dxa" w:w="1152"/>
             <w:vAlign w:val="center"/>
             <w:tcMar>
               <w:top w:w="50" w:type="dxa"/>
@@ -2425,7 +2412,7 @@
         </w:tc>
         <w:tc>
           <w:tcPr>
-            <w:tcW w:type="dxa" w:w="1080"/>
+            <w:tcW w:type="dxa" w:w="936"/>
             <w:vAlign w:val="center"/>
             <w:tcMar>
               <w:top w:w="50" w:type="dxa"/>
@@ -2454,7 +2441,7 @@
         </w:tc>
         <w:tc>
           <w:tcPr>
-            <w:tcW w:type="dxa" w:w="1584"/>
+            <w:tcW w:type="dxa" w:w="1872"/>
             <w:vAlign w:val="center"/>
             <w:tcMar>
               <w:top w:w="50" w:type="dxa"/>
@@ -2477,7 +2464,7 @@
                 <w:color w:val="1E293B"/>
                 <w:sz w:val="17"/>
               </w:rPr>
-              <w:t>演說第三段感恩昇華：惜食無拍</w:t>
+              <w:t>演講時間嚴格控制在 1分20...</w:t>
             </w:r>
           </w:p>
         </w:tc>
@@ -2506,9 +2493,7 @@
                 <w:color w:val="1E293B"/>
                 <w:sz w:val="17"/>
               </w:rPr>
-              <w:t>【重點】第三段【合】（約100字）寫作：感恩與惜食。感謝廚工阿姨的汗水、感謝農夫的耕耘，許下諾言「絕對毋拍損食物(m̄ phah-sńg si̍t-bu̍t)」，光盤行動。</w:t>
-              <w:br/>
-              <w:t>【午休/檢驗】指導結尾昇華句，將單純的「吃飯」提升為「懂得感恩、珍惜福氣」的思想境界。</w:t>
+              <w:t>時間配比核心戰略：校內比賽限時 2 分鐘（含演說與即席問答）。演說時間必須精確壓在 **1 分 20 秒 至 1 分 25 秒**，留下足足 35~40 秒從容應對評判提問！</w:t>
             </w:r>
           </w:p>
         </w:tc>
@@ -2537,13 +2522,13 @@
                 <w:color w:val="1E293B"/>
                 <w:sz w:val="17"/>
               </w:rPr>
-              <w:t>立意高遠深刻，真情實感流露，台語表達流暢洗練，字數約 100 字。</w:t>
+              <w:t>演講時間精確落在 1分18秒~1分25秒 區間內，節奏穩健從容。</w:t>
             </w:r>
           </w:p>
         </w:tc>
         <w:tc>
           <w:tcPr>
-            <w:tcW w:type="dxa" w:w="936"/>
+            <w:tcW w:type="dxa" w:w="1008"/>
             <w:vAlign w:val="center"/>
             <w:tcMar>
               <w:top w:w="50" w:type="dxa"/>
@@ -2569,8 +2554,6 @@
               <w:t>［ ］優</w:t>
               <w:br/>
               <w:t>［ ］良</w:t>
-              <w:br/>
-              <w:t>［ ］可</w:t>
             </w:r>
           </w:p>
         </w:tc>
@@ -2578,7 +2561,7 @@
       <w:tr>
         <w:tc>
           <w:tcPr>
-            <w:tcW w:type="dxa" w:w="1008"/>
+            <w:tcW w:type="dxa" w:w="1152"/>
             <w:vAlign w:val="center"/>
             <w:tcMar>
               <w:top w:w="50" w:type="dxa"/>
@@ -2634,7 +2617,7 @@
         </w:tc>
         <w:tc>
           <w:tcPr>
-            <w:tcW w:type="dxa" w:w="1080"/>
+            <w:tcW w:type="dxa" w:w="936"/>
             <w:vAlign w:val="center"/>
             <w:tcMar>
               <w:top w:w="50" w:type="dxa"/>
@@ -2662,7 +2645,7 @@
         </w:tc>
         <w:tc>
           <w:tcPr>
-            <w:tcW w:type="dxa" w:w="1584"/>
+            <w:tcW w:type="dxa" w:w="1872"/>
             <w:vAlign w:val="center"/>
             <w:tcMar>
               <w:top w:w="50" w:type="dxa"/>
@@ -2684,7 +2667,7 @@
                 <w:color w:val="1E293B"/>
                 <w:sz w:val="17"/>
               </w:rPr>
-              <w:t>全篇三段串聯與手勢眼神定型</w:t>
+              <w:t>評判即席問答破題技巧：3 秒...</w:t>
             </w:r>
           </w:p>
         </w:tc>
@@ -2712,9 +2695,7 @@
                 <w:color w:val="1E293B"/>
                 <w:sz w:val="17"/>
               </w:rPr>
-              <w:t>【重點】全篇串聯與手勢設計：設計 3 個代表性手勢（1. 開場雙手微展表現鐘聲與熱鬧；2. 指認想像中的便當盤表現豐盛；3. 雙手放胸前表現感恩）。</w:t>
-              <w:br/>
-              <w:t>【午休/檢驗】一對一打磨手勢幅度與眼神交流，指導學生說話時視線看著評審，不低頭看腳尖。</w:t>
+              <w:t>傳授評判問答「黃金 3 秒緩衝金句」：聽到題目後不要愣住，立刻微笑開口說：「多謝評判老師的提問，這个問題真好！阮覺得……」利用這 3 秒迅速在腦中組織台語答題架構！</w:t>
             </w:r>
           </w:p>
         </w:tc>
@@ -2742,13 +2723,13 @@
                 <w:color w:val="1E293B"/>
                 <w:sz w:val="17"/>
               </w:rPr>
-              <w:t>手勢自然得體，眼神真摯大方，全篇 320 字演說時間控制在 2 分 20 秒左右。</w:t>
+              <w:t>能在 2 秒內從容開口回應，態度禮貌大方，絕無冷場呆滯。</w:t>
             </w:r>
           </w:p>
         </w:tc>
         <w:tc>
           <w:tcPr>
-            <w:tcW w:type="dxa" w:w="936"/>
+            <w:tcW w:type="dxa" w:w="1008"/>
             <w:vAlign w:val="center"/>
             <w:tcMar>
               <w:top w:w="50" w:type="dxa"/>
@@ -2773,8 +2754,6 @@
               <w:t>［ ］優</w:t>
               <w:br/>
               <w:t>［ ］良</w:t>
-              <w:br/>
-              <w:t>［ ］可</w:t>
             </w:r>
           </w:p>
         </w:tc>
@@ -2782,7 +2761,7 @@
       <w:tr>
         <w:tc>
           <w:tcPr>
-            <w:tcW w:type="dxa" w:w="1008"/>
+            <w:tcW w:type="dxa" w:w="1152"/>
             <w:vAlign w:val="center"/>
             <w:tcMar>
               <w:top w:w="50" w:type="dxa"/>
@@ -2840,7 +2819,7 @@
         </w:tc>
         <w:tc>
           <w:tcPr>
-            <w:tcW w:type="dxa" w:w="1080"/>
+            <w:tcW w:type="dxa" w:w="936"/>
             <w:vAlign w:val="center"/>
             <w:tcMar>
               <w:top w:w="50" w:type="dxa"/>
@@ -2869,7 +2848,7 @@
         </w:tc>
         <w:tc>
           <w:tcPr>
-            <w:tcW w:type="dxa" w:w="1584"/>
+            <w:tcW w:type="dxa" w:w="1872"/>
             <w:vAlign w:val="center"/>
             <w:tcMar>
               <w:top w:w="50" w:type="dxa"/>
@@ -2892,7 +2871,7 @@
                 <w:color w:val="1E293B"/>
                 <w:sz w:val="17"/>
               </w:rPr>
-              <w:t>演說主體全真演練與第 2 週</w:t>
+              <w:t>全篇演說 ＋ 提問 Q1 實...</w:t>
             </w:r>
           </w:p>
         </w:tc>
@@ -2921,9 +2900,7 @@
                 <w:color w:val="1E293B"/>
                 <w:sz w:val="17"/>
               </w:rPr>
-              <w:t>【重點】第 2 週演說主體大驗收：看著〈食中晝〉圖片，進行 2 分半鐘完整脫稿演說。檢測台語語音、內容結構與儀態手勢。佈置週末主體脫稿與手勢增量任務。</w:t>
-              <w:br/>
-              <w:t>【午休/檢驗】錄製影片回放，診斷語句中的華語贅詞，全面淨化為純道地台語口語表達。</w:t>
+              <w:t>第 2 週綜合驗收：演講 1分20秒 ＋ 抽測 Q1「阿明共菜桶偃倒，若換做是你，頭一步會按怎做？」。檢驗回答邏輯與台語詞彙。</w:t>
             </w:r>
           </w:p>
         </w:tc>
@@ -2952,13 +2929,13 @@
                 <w:color w:val="1E293B"/>
                 <w:sz w:val="17"/>
               </w:rPr>
-              <w:t>演說主體達到 100% 脫稿，時間在 2分15秒~2分35秒，感情充沛，台風極佳。</w:t>
+              <w:t>演說流利，Q1 回答切中要害，展現成熟判斷力與道地台語能力。</w:t>
             </w:r>
           </w:p>
         </w:tc>
         <w:tc>
           <w:tcPr>
-            <w:tcW w:type="dxa" w:w="936"/>
+            <w:tcW w:type="dxa" w:w="1008"/>
             <w:vAlign w:val="center"/>
             <w:tcMar>
               <w:top w:w="50" w:type="dxa"/>
@@ -2984,8 +2961,6 @@
               <w:t>［ ］優</w:t>
               <w:br/>
               <w:t>［ ］良</w:t>
-              <w:br/>
-              <w:t>［ ］可</w:t>
             </w:r>
           </w:p>
         </w:tc>
@@ -2993,7 +2968,7 @@
       <w:tr>
         <w:tc>
           <w:tcPr>
-            <w:tcW w:type="dxa" w:w="1008"/>
+            <w:tcW w:type="dxa" w:w="1152"/>
             <w:vAlign w:val="center"/>
             <w:tcMar>
               <w:top w:w="50" w:type="dxa"/>
@@ -3049,7 +3024,7 @@
         </w:tc>
         <w:tc>
           <w:tcPr>
-            <w:tcW w:type="dxa" w:w="1080"/>
+            <w:tcW w:type="dxa" w:w="936"/>
             <w:vAlign w:val="center"/>
             <w:tcMar>
               <w:top w:w="50" w:type="dxa"/>
@@ -3077,7 +3052,7 @@
         </w:tc>
         <w:tc>
           <w:tcPr>
-            <w:tcW w:type="dxa" w:w="1584"/>
+            <w:tcW w:type="dxa" w:w="1872"/>
             <w:vAlign w:val="center"/>
             <w:tcMar>
               <w:top w:w="50" w:type="dxa"/>
@@ -3099,7 +3074,7 @@
                 <w:color w:val="1E293B"/>
                 <w:sz w:val="17"/>
               </w:rPr>
-              <w:t>【假日自主自學與情境演講增量</w:t>
+              <w:t>【假日自主自學與情境演說增量...</w:t>
             </w:r>
           </w:p>
         </w:tc>
@@ -3127,11 +3102,7 @@
                 <w:color w:val="1E293B"/>
                 <w:sz w:val="17"/>
               </w:rPr>
-              <w:t>【重點】【週末停課改居家自學】指派主體脫稿極限增量：看著圖片脫稿演講 8 遍；對著鏡子演練三大手勢各 10 次；深情演講俗諺「一粒米，百粒汗」。</w:t>
-              <w:br/>
-              <w:t>【導師週一驗收指標】週一晨間抽測學生看圖脫稿演講主體，檢驗時間是否落在 2 分 20 秒左右、手勢是否自然大方。</w:t>
-              <w:br/>
-              <w:t>【午休/檢驗】【週一晨間批閱規準】檢查學生在家脫稿演練記錄表與家長聆聽簽章。</w:t>
+              <w:t>【週末自學指引】週末問答增量：1. 全篇計時演講 8 遍（1分20秒）；2. 請長輩針對 Q1、Q2、Q3 進行台語即席抽考；3. 錄製問答影片。</w:t>
             </w:r>
           </w:p>
         </w:tc>
@@ -3159,13 +3130,13 @@
                 <w:color w:val="1E293B"/>
                 <w:sz w:val="17"/>
               </w:rPr>
-              <w:t>【特優】：達到 100% 脫稿看圖演講，三大手勢自然協調，時間控制在 2分15秒~2分30秒；【合格】：按次數完成並家長簽章。</w:t>
+              <w:t>【特優】回答出口成章，台語辭彙豐富；【優等】回答完整但偶有思考停頓；【尚可】需提示。</w:t>
             </w:r>
           </w:p>
         </w:tc>
         <w:tc>
           <w:tcPr>
-            <w:tcW w:type="dxa" w:w="936"/>
+            <w:tcW w:type="dxa" w:w="1008"/>
             <w:vAlign w:val="center"/>
             <w:tcMar>
               <w:top w:w="50" w:type="dxa"/>
@@ -3190,8 +3161,6 @@
               <w:t>［ ］優</w:t>
               <w:br/>
               <w:t>［ ］良</w:t>
-              <w:br/>
-              <w:t>［ ］可</w:t>
             </w:r>
           </w:p>
         </w:tc>
@@ -3199,7 +3168,7 @@
       <w:tr>
         <w:tc>
           <w:tcPr>
-            <w:tcW w:type="dxa" w:w="1008"/>
+            <w:tcW w:type="dxa" w:w="1152"/>
             <w:vAlign w:val="center"/>
             <w:tcMar>
               <w:top w:w="50" w:type="dxa"/>
@@ -3257,7 +3226,7 @@
         </w:tc>
         <w:tc>
           <w:tcPr>
-            <w:tcW w:type="dxa" w:w="1080"/>
+            <w:tcW w:type="dxa" w:w="936"/>
             <w:vAlign w:val="center"/>
             <w:tcMar>
               <w:top w:w="50" w:type="dxa"/>
@@ -3286,7 +3255,7 @@
         </w:tc>
         <w:tc>
           <w:tcPr>
-            <w:tcW w:type="dxa" w:w="1584"/>
+            <w:tcW w:type="dxa" w:w="1872"/>
             <w:vAlign w:val="center"/>
             <w:tcMar>
               <w:top w:w="50" w:type="dxa"/>
@@ -3309,7 +3278,7 @@
                 <w:color w:val="1E293B"/>
                 <w:sz w:val="17"/>
               </w:rPr>
-              <w:t>評判提問破解 Q1：上愛食的</w:t>
+              <w:t>評判提問破解 Q2：教室排隊...</w:t>
             </w:r>
           </w:p>
         </w:tc>
@@ -3338,9 +3307,7 @@
                 <w:color w:val="1E293B"/>
                 <w:sz w:val="17"/>
               </w:rPr>
-              <w:t>【重點】晨間驗收週末看圖脫稿表現。評判即席問答 Q1 特訓：「你上愛食學校營養午餐的啥物菜？為啥物？」。傳授應答公式：1. 禮貌稱呼「評判老師好」；2. 明確講出菜名（如菜脯蛋、咖哩雞）；3. 生動描述口感滋味（芳貢貢、脆脆）；4. 班級搶食的熱鬧場面。</w:t>
-              <w:br/>
-              <w:t>【午休/檢驗】現場抽問學生，要求在 3 秒內開口，回答時間約 30~40 秒，語調熱情真誠。</w:t>
+              <w:t>精修 Q2 回答：針對「排隊等添飯應該遵守啥規矩」，引導學生說出「照順序、莫推擠、雙手放好、因為菜湯足滾足熱」。用台語具體說出細節。</w:t>
             </w:r>
           </w:p>
         </w:tc>
@@ -3369,13 +3336,13 @@
                 <w:color w:val="1E293B"/>
                 <w:sz w:val="17"/>
               </w:rPr>
-              <w:t>能迅速切入回答，菜名與口感形容詞道地生動，回答流暢充滿童趣。</w:t>
+              <w:t>條理清晰，台語詞彙準確，安全意識強烈。</w:t>
             </w:r>
           </w:p>
         </w:tc>
         <w:tc>
           <w:tcPr>
-            <w:tcW w:type="dxa" w:w="936"/>
+            <w:tcW w:type="dxa" w:w="1008"/>
             <w:vAlign w:val="center"/>
             <w:tcMar>
               <w:top w:w="50" w:type="dxa"/>
@@ -3401,8 +3368,6 @@
               <w:t>［ ］優</w:t>
               <w:br/>
               <w:t>［ ］良</w:t>
-              <w:br/>
-              <w:t>［ ］可</w:t>
             </w:r>
           </w:p>
         </w:tc>
@@ -3410,7 +3375,7 @@
       <w:tr>
         <w:tc>
           <w:tcPr>
-            <w:tcW w:type="dxa" w:w="1008"/>
+            <w:tcW w:type="dxa" w:w="1152"/>
             <w:vAlign w:val="center"/>
             <w:tcMar>
               <w:top w:w="50" w:type="dxa"/>
@@ -3466,7 +3431,7 @@
         </w:tc>
         <w:tc>
           <w:tcPr>
-            <w:tcW w:type="dxa" w:w="1080"/>
+            <w:tcW w:type="dxa" w:w="936"/>
             <w:vAlign w:val="center"/>
             <w:tcMar>
               <w:top w:w="50" w:type="dxa"/>
@@ -3494,7 +3459,7 @@
         </w:tc>
         <w:tc>
           <w:tcPr>
-            <w:tcW w:type="dxa" w:w="1584"/>
+            <w:tcW w:type="dxa" w:w="1872"/>
             <w:vAlign w:val="center"/>
             <w:tcMar>
               <w:top w:w="50" w:type="dxa"/>
@@ -3516,7 +3481,7 @@
                 <w:color w:val="1E293B"/>
                 <w:sz w:val="17"/>
               </w:rPr>
-              <w:t>評判提問破解 Q2：同學挑食</w:t>
+              <w:t>評判提問破解 Q3：惜食觀念...</w:t>
             </w:r>
           </w:p>
         </w:tc>
@@ -3544,9 +3509,7 @@
                 <w:color w:val="1E293B"/>
                 <w:sz w:val="17"/>
               </w:rPr>
-              <w:t>【重點】評判即席問答 Q2 特訓：「若看著同學偏食挑食倒掉飯菜，你會按怎勸伊？」。應答公式：1. 禮貌問候；2. 溫和同理對方的感受；3. 說明蔬菜營養好處；4. 引用俗諺「一粒米，百粒汗」勸導珍惜。</w:t>
-              <w:br/>
-              <w:t>【午休/檢驗】指導學生不可用兇狠責怪的口氣，要用「好朋友互相勸導」的真誠語調。</w:t>
+              <w:t>精修 Q3 回答：針對「看著同學挑食或倒掉飯菜如何勸導」，結合俗諺「一粒米，百粒汗」、農夫日頭下辛勤、廚工阿姨大清早揮汗煮飯。言詞懇切溫暖！</w:t>
             </w:r>
           </w:p>
         </w:tc>
@@ -3574,13 +3537,13 @@
                 <w:color w:val="1E293B"/>
                 <w:sz w:val="17"/>
               </w:rPr>
-              <w:t>回答展現高情商與同理心，說理透徹，台語詞彙豐富，展現品德素養。</w:t>
+              <w:t>感情真摯，俗語運用得當，說服力極佳。</w:t>
             </w:r>
           </w:p>
         </w:tc>
         <w:tc>
           <w:tcPr>
-            <w:tcW w:type="dxa" w:w="936"/>
+            <w:tcW w:type="dxa" w:w="1008"/>
             <w:vAlign w:val="center"/>
             <w:tcMar>
               <w:top w:w="50" w:type="dxa"/>
@@ -3605,8 +3568,6 @@
               <w:t>［ ］優</w:t>
               <w:br/>
               <w:t>［ ］良</w:t>
-              <w:br/>
-              <w:t>［ ］可</w:t>
             </w:r>
           </w:p>
         </w:tc>
@@ -3614,7 +3575,7 @@
       <w:tr>
         <w:tc>
           <w:tcPr>
-            <w:tcW w:type="dxa" w:w="1008"/>
+            <w:tcW w:type="dxa" w:w="1152"/>
             <w:vAlign w:val="center"/>
             <w:tcMar>
               <w:top w:w="50" w:type="dxa"/>
@@ -3672,7 +3633,7 @@
         </w:tc>
         <w:tc>
           <w:tcPr>
-            <w:tcW w:type="dxa" w:w="1080"/>
+            <w:tcW w:type="dxa" w:w="936"/>
             <w:vAlign w:val="center"/>
             <w:tcMar>
               <w:top w:w="50" w:type="dxa"/>
@@ -3701,7 +3662,7 @@
         </w:tc>
         <w:tc>
           <w:tcPr>
-            <w:tcW w:type="dxa" w:w="1584"/>
+            <w:tcW w:type="dxa" w:w="1872"/>
             <w:vAlign w:val="center"/>
             <w:tcMar>
               <w:top w:w="50" w:type="dxa"/>
@@ -3724,7 +3685,7 @@
                 <w:color w:val="1E293B"/>
                 <w:sz w:val="17"/>
               </w:rPr>
-              <w:t xml:space="preserve">評判提問破解 Q3：學校食 </w:t>
+              <w:t>評判提問破解 Q4：最愛學校...</w:t>
             </w:r>
           </w:p>
         </w:tc>
@@ -3753,9 +3714,7 @@
                 <w:color w:val="1E293B"/>
                 <w:sz w:val="17"/>
               </w:rPr>
-              <w:t>【重點】評判即席問答 Q3 特訓：「在學校食中晝佮佇厝裡食飯有啥物無仝？」。應答公式：1. 家裡：媽媽煮的溫馨家常味；2. 學校（四丙）：大家作伙食的熱鬧歡笑；3. 同學帶動：平時不敢吃的青菜也吃光了！</w:t>
-              <w:br/>
-              <w:t>【午休/檢驗】帶讀對比句型「佇厝裡……毋過在學校四年丙班……」，加強層次感。</w:t>
+              <w:t>精修 Q4 回答：針對「最愛吃午餐哪道菜」，指導運用豐富疊字形容詞（芳貢貢、脆脆、鹹甘、盤底朝天）。如菜脯蛋、咖哩雞肉、蘿蔔排骨湯。</w:t>
             </w:r>
           </w:p>
         </w:tc>
@@ -3784,13 +3743,13 @@
                 <w:color w:val="1E293B"/>
                 <w:sz w:val="17"/>
               </w:rPr>
-              <w:t>能精準比較兩者差異，兩邊都表達讚美，突顯四年丙班同學的情誼。</w:t>
+              <w:t>詞彙生動豐富，疊字運用自然道地，面帶幸福笑容。</w:t>
             </w:r>
           </w:p>
         </w:tc>
         <w:tc>
           <w:tcPr>
-            <w:tcW w:type="dxa" w:w="936"/>
+            <w:tcW w:type="dxa" w:w="1008"/>
             <w:vAlign w:val="center"/>
             <w:tcMar>
               <w:top w:w="50" w:type="dxa"/>
@@ -3816,8 +3775,6 @@
               <w:t>［ ］優</w:t>
               <w:br/>
               <w:t>［ ］良</w:t>
-              <w:br/>
-              <w:t>［ ］可</w:t>
             </w:r>
           </w:p>
         </w:tc>
@@ -3825,7 +3782,7 @@
       <w:tr>
         <w:tc>
           <w:tcPr>
-            <w:tcW w:type="dxa" w:w="1008"/>
+            <w:tcW w:type="dxa" w:w="1152"/>
             <w:vAlign w:val="center"/>
             <w:tcMar>
               <w:top w:w="50" w:type="dxa"/>
@@ -3881,7 +3838,7 @@
         </w:tc>
         <w:tc>
           <w:tcPr>
-            <w:tcW w:type="dxa" w:w="1080"/>
+            <w:tcW w:type="dxa" w:w="936"/>
             <w:vAlign w:val="center"/>
             <w:tcMar>
               <w:top w:w="50" w:type="dxa"/>
@@ -3909,7 +3866,7 @@
         </w:tc>
         <w:tc>
           <w:tcPr>
-            <w:tcW w:type="dxa" w:w="1584"/>
+            <w:tcW w:type="dxa" w:w="1872"/>
             <w:vAlign w:val="center"/>
             <w:tcMar>
               <w:top w:w="50" w:type="dxa"/>
@@ -3931,7 +3888,7 @@
                 <w:color w:val="1E293B"/>
                 <w:sz w:val="17"/>
               </w:rPr>
-              <w:t>評判提問破解 Q4：飯菜食袂</w:t>
+              <w:t>評判提問破解 Q5：阿明最值...</w:t>
             </w:r>
           </w:p>
         </w:tc>
@@ -3959,9 +3916,7 @@
                 <w:color w:val="1E293B"/>
                 <w:sz w:val="17"/>
               </w:rPr>
-              <w:t>【重點】評判即席問答 Q4 特訓：「便當盒裡的飯菜若食袂落，你會按怎處理？」。應答公式：1. 「源頭減量」：打菜時先請值日生裝少一點；2. 水果麵包留著放學當點心；3. 絕不輕易倒進廚餘桶浪費。</w:t>
-              <w:br/>
-              <w:t>【午休/檢驗】指導「打菜前先溝通」的智慧，展現生活中的獨立與負責任態度。</w:t>
+              <w:t>精修 Q5 回答：針對「阿明最值得學習的優點」，點出「知錯能改、勇於負責、主動拿抹布清理」，而不是推給別人或逃跑。展現正向品德素養。</w:t>
             </w:r>
           </w:p>
         </w:tc>
@@ -3989,13 +3944,13 @@
                 <w:color w:val="1E293B"/>
                 <w:sz w:val="17"/>
               </w:rPr>
-              <w:t>思維成熟理性，符合環保惜食教育精神，台語回答落落大方。</w:t>
+              <w:t>立意高遠，分析透徹，台語表達富有思想深度。</w:t>
             </w:r>
           </w:p>
         </w:tc>
         <w:tc>
           <w:tcPr>
-            <w:tcW w:type="dxa" w:w="936"/>
+            <w:tcW w:type="dxa" w:w="1008"/>
             <w:vAlign w:val="center"/>
             <w:tcMar>
               <w:top w:w="50" w:type="dxa"/>
@@ -4020,8 +3975,6 @@
               <w:t>［ ］優</w:t>
               <w:br/>
               <w:t>［ ］良</w:t>
-              <w:br/>
-              <w:t>［ ］可</w:t>
             </w:r>
           </w:p>
         </w:tc>
@@ -4029,7 +3982,7 @@
       <w:tr>
         <w:tc>
           <w:tcPr>
-            <w:tcW w:type="dxa" w:w="1008"/>
+            <w:tcW w:type="dxa" w:w="1152"/>
             <w:vAlign w:val="center"/>
             <w:tcMar>
               <w:top w:w="50" w:type="dxa"/>
@@ -4087,7 +4040,7 @@
         </w:tc>
         <w:tc>
           <w:tcPr>
-            <w:tcW w:type="dxa" w:w="1080"/>
+            <w:tcW w:type="dxa" w:w="936"/>
             <w:vAlign w:val="center"/>
             <w:tcMar>
               <w:top w:w="50" w:type="dxa"/>
@@ -4116,7 +4069,7 @@
         </w:tc>
         <w:tc>
           <w:tcPr>
-            <w:tcW w:type="dxa" w:w="1584"/>
+            <w:tcW w:type="dxa" w:w="1872"/>
             <w:vAlign w:val="center"/>
             <w:tcMar>
               <w:top w:w="50" w:type="dxa"/>
@@ -4139,7 +4092,7 @@
                 <w:color w:val="1E293B"/>
                 <w:sz w:val="17"/>
               </w:rPr>
-              <w:t>評判提問破解 Q5：感謝的人</w:t>
+              <w:t>全真 2 分鐘模擬：演說 1...</w:t>
             </w:r>
           </w:p>
         </w:tc>
@@ -4168,9 +4121,7 @@
                 <w:color w:val="1E293B"/>
                 <w:sz w:val="17"/>
               </w:rPr>
-              <w:t>【重點】評判即席問答 Q5 特訓：「你心內上感謝學校的啥人？」。應答公式：感謝廚工阿姨的起早揮汗煮飯、感謝打菜值日生的犧牲服務。第 3 週 5 大問答輪流抽測驗收！佈置週末 5 題大抽測增量任務。</w:t>
-              <w:br/>
-              <w:t>【午休/檢驗】逐一對學生進行 5 題快問快答測試，訓練「聽懂台語題目、3秒內開口作答」的反應力。</w:t>
+              <w:t>第 3 週綜合大模擬：嚴格按照競賽時間進行！演說 1分20秒 完篇，評判隨即現場提問 2 題，選手在 40 秒內作答。檢驗時間接軌與臨場反應！</w:t>
             </w:r>
           </w:p>
         </w:tc>
@@ -4199,13 +4150,13 @@
                 <w:color w:val="1E293B"/>
                 <w:sz w:val="17"/>
               </w:rPr>
-              <w:t>5 題問答皆能在 3 秒內從容作答，詞彙純正，感恩真摯，回答時長控制在 40 秒左右。</w:t>
+              <w:t>具備校內情境演說特優水準：演說生動、問答流暢、時間完全吻合 2 分鐘。</w:t>
             </w:r>
           </w:p>
         </w:tc>
         <w:tc>
           <w:tcPr>
-            <w:tcW w:type="dxa" w:w="936"/>
+            <w:tcW w:type="dxa" w:w="1008"/>
             <w:vAlign w:val="center"/>
             <w:tcMar>
               <w:top w:w="50" w:type="dxa"/>
@@ -4231,8 +4182,6 @@
               <w:t>［ ］優</w:t>
               <w:br/>
               <w:t>［ ］良</w:t>
-              <w:br/>
-              <w:t>［ ］可</w:t>
             </w:r>
           </w:p>
         </w:tc>
@@ -4240,7 +4189,7 @@
       <w:tr>
         <w:tc>
           <w:tcPr>
-            <w:tcW w:type="dxa" w:w="1008"/>
+            <w:tcW w:type="dxa" w:w="1152"/>
             <w:vAlign w:val="center"/>
             <w:tcMar>
               <w:top w:w="50" w:type="dxa"/>
@@ -4296,7 +4245,7 @@
         </w:tc>
         <w:tc>
           <w:tcPr>
-            <w:tcW w:type="dxa" w:w="1080"/>
+            <w:tcW w:type="dxa" w:w="936"/>
             <w:vAlign w:val="center"/>
             <w:tcMar>
               <w:top w:w="50" w:type="dxa"/>
@@ -4324,7 +4273,7 @@
         </w:tc>
         <w:tc>
           <w:tcPr>
-            <w:tcW w:type="dxa" w:w="1584"/>
+            <w:tcW w:type="dxa" w:w="1872"/>
             <w:vAlign w:val="center"/>
             <w:tcMar>
               <w:top w:w="50" w:type="dxa"/>
@@ -4346,7 +4295,7 @@
                 <w:color w:val="1E293B"/>
                 <w:sz w:val="17"/>
               </w:rPr>
-              <w:t>【假日自主自學與情境演講增量</w:t>
+              <w:t>【假日自主自學與情境演說增量...</w:t>
             </w:r>
           </w:p>
         </w:tc>
@@ -4374,11 +4323,7 @@
                 <w:color w:val="1E293B"/>
                 <w:sz w:val="17"/>
               </w:rPr>
-              <w:t>【重點】【週末停課改居家自學】指派問答極限增量作業：將 5 題提問做成籤條，請家人隨機抽問 3 輪（每輪 5 題，共 15 次實答）；精練 3 秒緩衝金句；看圖演講 4 遍。</w:t>
-              <w:br/>
-              <w:t>【導師週一驗收指標】週一晨間現場隨機抽問 2 題即席問題，檢驗學生是否在 3 秒內自然接話、答題內容是否包含核心關鍵字。</w:t>
-              <w:br/>
-              <w:t>【午休/檢驗】【週一晨間批閱規準】檢查自評表 15 次問答打卡記錄與家長評核反饋。</w:t>
+              <w:t>【週末自學指引】週末問答大滿貫：1. 演說全篇計時 8 遍；2. 舉辦「家庭情境問答擂台賽」，長輩輪番抽問 Q1 至 Q5，隨問隨答；3. 錄製全真演講＋問答影片。</w:t>
             </w:r>
           </w:p>
         </w:tc>
@@ -4406,13 +4351,13 @@
                 <w:color w:val="1E293B"/>
                 <w:sz w:val="17"/>
               </w:rPr>
-              <w:t>【特優】：5 題提問對答如流，3 秒內從容開口，詞彙生動豐富，看圖演說時間精準；【合格】：按次數完成並家長簽章。</w:t>
+              <w:t>【特優】如行雲流水，台語氣口極佳；【優等】回答完整但需小思考；【尚可】略有詞窮。</w:t>
             </w:r>
           </w:p>
         </w:tc>
         <w:tc>
           <w:tcPr>
-            <w:tcW w:type="dxa" w:w="936"/>
+            <w:tcW w:type="dxa" w:w="1008"/>
             <w:vAlign w:val="center"/>
             <w:tcMar>
               <w:top w:w="50" w:type="dxa"/>
@@ -4437,8 +4382,6 @@
               <w:t>［ ］優</w:t>
               <w:br/>
               <w:t>［ ］良</w:t>
-              <w:br/>
-              <w:t>［ ］可</w:t>
             </w:r>
           </w:p>
         </w:tc>
@@ -4446,7 +4389,7 @@
       <w:tr>
         <w:tc>
           <w:tcPr>
-            <w:tcW w:type="dxa" w:w="1008"/>
+            <w:tcW w:type="dxa" w:w="1152"/>
             <w:vAlign w:val="center"/>
             <w:tcMar>
               <w:top w:w="50" w:type="dxa"/>
@@ -4504,7 +4447,7 @@
         </w:tc>
         <w:tc>
           <w:tcPr>
-            <w:tcW w:type="dxa" w:w="1080"/>
+            <w:tcW w:type="dxa" w:w="936"/>
             <w:vAlign w:val="center"/>
             <w:tcMar>
               <w:top w:w="50" w:type="dxa"/>
@@ -4533,7 +4476,7 @@
         </w:tc>
         <w:tc>
           <w:tcPr>
-            <w:tcW w:type="dxa" w:w="1584"/>
+            <w:tcW w:type="dxa" w:w="1872"/>
             <w:vAlign w:val="center"/>
             <w:tcMar>
               <w:top w:w="50" w:type="dxa"/>
@@ -4556,7 +4499,7 @@
                 <w:color w:val="1E293B"/>
                 <w:sz w:val="17"/>
               </w:rPr>
-              <w:t>演說 2 分半鐘嚴格計時控速</w:t>
+              <w:t>台語發音精修：入聲字收音與鼻...</w:t>
             </w:r>
           </w:p>
         </w:tc>
@@ -4585,9 +4528,7 @@
                 <w:color w:val="1E293B"/>
                 <w:sz w:val="17"/>
               </w:rPr>
-              <w:t>【重點】晨間驗收週末問答抽測記錄。主體計時專題：競賽規定演說時間 2~3 分鐘（2分鐘鳴鈴一短聲，3分鐘鳴鈴兩短聲結束進入問答）。示範 2 分 20 秒 至 2 分 30 秒 完美結束主體演說的心法。</w:t>
-              <w:br/>
-              <w:t>【午休/檢驗】碼表精準計時演練，訓練學生聽到 2 分鐘鈴聲時，正好講到「俗語講：一粒米，百粒汗」，隨後從容結尾致謝。</w:t>
+              <w:t>台語語音細部微調：檢查講稿與問答中所有入聲字促音（食 tsia̍h、落 lak、鑢 lù、盒 a̍h、督 tu̍k）與鼻化音（添 thinn、飯 pn̄g、桶 tháng）。要求發音純粹道地。</w:t>
             </w:r>
           </w:p>
         </w:tc>
@@ -4616,13 +4557,13 @@
                 <w:color w:val="1E293B"/>
                 <w:sz w:val="17"/>
               </w:rPr>
-              <w:t>演說主體時間精確落在 2分20秒~2分35秒區間，節奏平穩如鐘錶。</w:t>
+              <w:t>入聲字收音俐落，鼻化音氣流充沛，展現純正台語之美。</w:t>
             </w:r>
           </w:p>
         </w:tc>
         <w:tc>
           <w:tcPr>
-            <w:tcW w:type="dxa" w:w="936"/>
+            <w:tcW w:type="dxa" w:w="1008"/>
             <w:vAlign w:val="center"/>
             <w:tcMar>
               <w:top w:w="50" w:type="dxa"/>
@@ -4648,8 +4589,6 @@
               <w:t>［ ］優</w:t>
               <w:br/>
               <w:t>［ ］良</w:t>
-              <w:br/>
-              <w:t>［ ］可</w:t>
             </w:r>
           </w:p>
         </w:tc>
@@ -4657,7 +4596,7 @@
       <w:tr>
         <w:tc>
           <w:tcPr>
-            <w:tcW w:type="dxa" w:w="1008"/>
+            <w:tcW w:type="dxa" w:w="1152"/>
             <w:vAlign w:val="center"/>
             <w:tcMar>
               <w:top w:w="50" w:type="dxa"/>
@@ -4713,7 +4652,7 @@
         </w:tc>
         <w:tc>
           <w:tcPr>
-            <w:tcW w:type="dxa" w:w="1080"/>
+            <w:tcW w:type="dxa" w:w="936"/>
             <w:vAlign w:val="center"/>
             <w:tcMar>
               <w:top w:w="50" w:type="dxa"/>
@@ -4741,7 +4680,7 @@
         </w:tc>
         <w:tc>
           <w:tcPr>
-            <w:tcW w:type="dxa" w:w="1584"/>
+            <w:tcW w:type="dxa" w:w="1872"/>
             <w:vAlign w:val="center"/>
             <w:tcMar>
               <w:top w:w="50" w:type="dxa"/>
@@ -4763,7 +4702,7 @@
                 <w:color w:val="1E293B"/>
                 <w:sz w:val="17"/>
               </w:rPr>
-              <w:t>即席問答 3 秒極速反應抗怯</w:t>
+              <w:t>抗壓與干擾訓練：噪音環境下問...</w:t>
             </w:r>
           </w:p>
         </w:tc>
@@ -4791,9 +4730,7 @@
                 <w:color w:val="1E293B"/>
                 <w:sz w:val="17"/>
               </w:rPr>
-              <w:t>【重點】問答抗怯訓練：評判提問時，很多學生因緊張而發愣。傳授「緩衝金句」：「評判老師好，有關這个問題，阮的心內是按呢想……」。邊說金句邊在大腦中組織答案，爭取思考時間。</w:t>
-              <w:br/>
-              <w:t>【午休/檢驗】模擬真實考場情境，導師嚴肅提問，訓練學生目視評審、面帶微笑、沉著接話。</w:t>
+              <w:t>極限心理抗壓：在問答環節中製造突發狀況（評判打斷、重複提問、鈴聲響起），訓練選手「心如止水、從容不迫」之心理素質。無論如何不慌亂！</w:t>
             </w:r>
           </w:p>
         </w:tc>
@@ -4821,13 +4758,13 @@
                 <w:color w:val="1E293B"/>
                 <w:sz w:val="17"/>
               </w:rPr>
-              <w:t>完全消除發愣空白期，能運用緩衝金句自然過渡，答題沉穩自信。</w:t>
+              <w:t>心理素質過硬，在任何壓力下均能保持微笑自信，回答井井有條。</w:t>
             </w:r>
           </w:p>
         </w:tc>
         <w:tc>
           <w:tcPr>
-            <w:tcW w:type="dxa" w:w="936"/>
+            <w:tcW w:type="dxa" w:w="1008"/>
             <w:vAlign w:val="center"/>
             <w:tcMar>
               <w:top w:w="50" w:type="dxa"/>
@@ -4852,8 +4789,6 @@
               <w:t>［ ］優</w:t>
               <w:br/>
               <w:t>［ ］良</w:t>
-              <w:br/>
-              <w:t>［ ］可</w:t>
             </w:r>
           </w:p>
         </w:tc>
@@ -4861,7 +4796,7 @@
       <w:tr>
         <w:tc>
           <w:tcPr>
-            <w:tcW w:type="dxa" w:w="1008"/>
+            <w:tcW w:type="dxa" w:w="1152"/>
             <w:vAlign w:val="center"/>
             <w:tcMar>
               <w:top w:w="50" w:type="dxa"/>
@@ -4919,7 +4854,7 @@
         </w:tc>
         <w:tc>
           <w:tcPr>
-            <w:tcW w:type="dxa" w:w="1080"/>
+            <w:tcW w:type="dxa" w:w="936"/>
             <w:vAlign w:val="center"/>
             <w:tcMar>
               <w:top w:w="50" w:type="dxa"/>
@@ -4948,7 +4883,7 @@
         </w:tc>
         <w:tc>
           <w:tcPr>
-            <w:tcW w:type="dxa" w:w="1584"/>
+            <w:tcW w:type="dxa" w:w="1872"/>
             <w:vAlign w:val="center"/>
             <w:tcMar>
               <w:top w:w="50" w:type="dxa"/>
@@ -4971,7 +4906,7 @@
                 <w:color w:val="1E293B"/>
                 <w:sz w:val="17"/>
               </w:rPr>
-              <w:t>演說 ＋ 提問無縫銜接全真演</w:t>
+              <w:t>活動中心校史室實地走位與講台...</w:t>
             </w:r>
           </w:p>
         </w:tc>
@@ -5000,9 +4935,7 @@
                 <w:color w:val="1E293B"/>
                 <w:sz w:val="17"/>
               </w:rPr>
-              <w:t>【重點】全套組合演練：看圖演說 2 分半鐘 ➔ 主體結束鞠躬致謝 ➔ 筆直站立微笑等待 ➔ 評判提問 2 題（每題 40 秒內作答完畢） ➔ 答畢致謝鞠躬下台。全程 4 分鐘。</w:t>
-              <w:br/>
-              <w:t>【午休/檢驗】演練選手在回答評審問題時的神態（眼神真誠平視、身體不晃動、雙手自然交疊放腹前）。</w:t>
+              <w:t>正式賽場實戰：前往活動中心校史室（比賽場地）進行實地走位！站在正式比賽的講台位置，感受現場音場回音、光線照射與評審席距離。消除陌生感。</w:t>
             </w:r>
           </w:p>
         </w:tc>
@@ -5031,13 +4964,13 @@
                 <w:color w:val="1E293B"/>
                 <w:sz w:val="17"/>
               </w:rPr>
-              <w:t>演說與問答銜接流暢自然，儀態落落大方，展現出色的臨場應變力與台語綜合實力。</w:t>
+              <w:t>完全適應正式賽場環境，聲音響亮覆蓋全場，颱風沈著穩健。</w:t>
             </w:r>
           </w:p>
         </w:tc>
         <w:tc>
           <w:tcPr>
-            <w:tcW w:type="dxa" w:w="936"/>
+            <w:tcW w:type="dxa" w:w="1008"/>
             <w:vAlign w:val="center"/>
             <w:tcMar>
               <w:top w:w="50" w:type="dxa"/>
@@ -5063,8 +4996,6 @@
               <w:t>［ ］優</w:t>
               <w:br/>
               <w:t>［ ］良</w:t>
-              <w:br/>
-              <w:t>［ ］可</w:t>
             </w:r>
           </w:p>
         </w:tc>
@@ -5072,7 +5003,7 @@
       <w:tr>
         <w:tc>
           <w:tcPr>
-            <w:tcW w:type="dxa" w:w="1008"/>
+            <w:tcW w:type="dxa" w:w="1152"/>
             <w:vAlign w:val="center"/>
             <w:tcMar>
               <w:top w:w="50" w:type="dxa"/>
@@ -5128,7 +5059,7 @@
         </w:tc>
         <w:tc>
           <w:tcPr>
-            <w:tcW w:type="dxa" w:w="1080"/>
+            <w:tcW w:type="dxa" w:w="936"/>
             <w:vAlign w:val="center"/>
             <w:tcMar>
               <w:top w:w="50" w:type="dxa"/>
@@ -5156,7 +5087,7 @@
         </w:tc>
         <w:tc>
           <w:tcPr>
-            <w:tcW w:type="dxa" w:w="1584"/>
+            <w:tcW w:type="dxa" w:w="1872"/>
             <w:vAlign w:val="center"/>
             <w:tcMar>
               <w:top w:w="50" w:type="dxa"/>
@@ -5178,7 +5109,7 @@
                 <w:color w:val="1E293B"/>
                 <w:sz w:val="17"/>
               </w:rPr>
-              <w:t>上下台儀態與台語致謝禮儀終極</w:t>
+              <w:t>全班觀摩打氣會：掌聲轉化為強...</w:t>
             </w:r>
           </w:p>
         </w:tc>
@@ -5206,9 +5137,7 @@
                 <w:color w:val="1E293B"/>
                 <w:sz w:val="17"/>
               </w:rPr>
-              <w:t>【重點】禮儀終極打磨：1. 上台步履穩健；2. 台語報號報題：「評判老師好，阮是四年丙班選手，今仔日阮看著這張圖，想欲演說的題目是——食中晝！」；3. 演說精采生動；4. 答題大方流暢；5. 結束鞠躬致謝：「多謝各位評判老師指導！」從容退場。</w:t>
-              <w:br/>
-              <w:t>【午休/檢驗】逐項雕琢選手的目光、微笑、鞠躬角度，建立全校最強氣場！</w:t>
+              <w:t>全班觀摩打氣會：邀請四年丙班全班同學坐在台下，為選手進行最後一次集訓演出！感受同班同學的掌聲與喝采，將緊張感完全轉化為興奮與榮譽感！</w:t>
             </w:r>
           </w:p>
         </w:tc>
@@ -5236,13 +5165,13 @@
                 <w:color w:val="1E293B"/>
                 <w:sz w:val="17"/>
               </w:rPr>
-              <w:t>儀態優雅尊貴，禮貌周到，散發四年丙班本土語文選手最燦爛的風采！</w:t>
+              <w:t>心態完全放開，充滿表現慾與自信心，具備成熟競賽氣質。</w:t>
             </w:r>
           </w:p>
         </w:tc>
         <w:tc>
           <w:tcPr>
-            <w:tcW w:type="dxa" w:w="936"/>
+            <w:tcW w:type="dxa" w:w="1008"/>
             <w:vAlign w:val="center"/>
             <w:tcMar>
               <w:top w:w="50" w:type="dxa"/>
@@ -5267,8 +5196,6 @@
               <w:t>［ ］優</w:t>
               <w:br/>
               <w:t>［ ］良</w:t>
-              <w:br/>
-              <w:t>［ ］可</w:t>
             </w:r>
           </w:p>
         </w:tc>
@@ -5276,7 +5203,7 @@
       <w:tr>
         <w:tc>
           <w:tcPr>
-            <w:tcW w:type="dxa" w:w="1008"/>
+            <w:tcW w:type="dxa" w:w="1152"/>
             <w:vAlign w:val="center"/>
             <w:tcMar>
               <w:top w:w="50" w:type="dxa"/>
@@ -5334,7 +5261,7 @@
         </w:tc>
         <w:tc>
           <w:tcPr>
-            <w:tcW w:type="dxa" w:w="1080"/>
+            <w:tcW w:type="dxa" w:w="936"/>
             <w:vAlign w:val="center"/>
             <w:tcMar>
               <w:top w:w="50" w:type="dxa"/>
@@ -5363,7 +5290,7 @@
         </w:tc>
         <w:tc>
           <w:tcPr>
-            <w:tcW w:type="dxa" w:w="1584"/>
+            <w:tcW w:type="dxa" w:w="1872"/>
             <w:vAlign w:val="center"/>
             <w:tcMar>
               <w:top w:w="50" w:type="dxa"/>
@@ -5386,7 +5313,7 @@
                 <w:color w:val="1E293B"/>
                 <w:sz w:val="17"/>
               </w:rPr>
-              <w:t>賽前全真模擬考與導師終極提點</w:t>
+              <w:t>授旗出征、心理賦能與作息叮嚀...</w:t>
             </w:r>
           </w:p>
         </w:tc>
@@ -5415,9 +5342,7 @@
                 <w:color w:val="1E293B"/>
                 <w:sz w:val="17"/>
               </w:rPr>
-              <w:t>【重點】賽前全真模擬大考：演說 2 分半鐘 ＋ 即席提問 2 題正式計時。完全按照校內語文競賽規格實施，導師給予最終評審成績與勉勵！佈置賽前黃金週末演練任務！</w:t>
-              <w:br/>
-              <w:t>【午休/檢驗】賽前心態賦能：自信是最好的名片！大膽說出母語、享受評審的掌聲！四丙為你加油！</w:t>
+              <w:t>出征授旗儀式：導師叮嚀競賽當天作息、飲食與心理調節：1. 賽前不吃油膩甜食；2. 隨身攜帶溫開水；3. 上台前深呼吸 3 次。給予選手最深切的肯定與祝福！</w:t>
             </w:r>
           </w:p>
         </w:tc>
@@ -5446,13 +5371,13 @@
                 <w:color w:val="1E293B"/>
                 <w:sz w:val="17"/>
               </w:rPr>
-              <w:t>演說生動傳神，問答對答如流，台語純正道地，完全具備校內特優奪冠實力！</w:t>
+              <w:t>心理素質處於頂峰狀態，神采奕奕，整裝待發迎接決賽。</w:t>
             </w:r>
           </w:p>
         </w:tc>
         <w:tc>
           <w:tcPr>
-            <w:tcW w:type="dxa" w:w="936"/>
+            <w:tcW w:type="dxa" w:w="1008"/>
             <w:vAlign w:val="center"/>
             <w:tcMar>
               <w:top w:w="50" w:type="dxa"/>
@@ -5478,8 +5403,6 @@
               <w:t>［ ］優</w:t>
               <w:br/>
               <w:t>［ ］良</w:t>
-              <w:br/>
-              <w:t>［ ］可</w:t>
             </w:r>
           </w:p>
         </w:tc>
@@ -5487,7 +5410,7 @@
       <w:tr>
         <w:tc>
           <w:tcPr>
-            <w:tcW w:type="dxa" w:w="1008"/>
+            <w:tcW w:type="dxa" w:w="1152"/>
             <w:vAlign w:val="center"/>
             <w:tcMar>
               <w:top w:w="50" w:type="dxa"/>
@@ -5543,7 +5466,7 @@
         </w:tc>
         <w:tc>
           <w:tcPr>
-            <w:tcW w:type="dxa" w:w="1080"/>
+            <w:tcW w:type="dxa" w:w="936"/>
             <w:vAlign w:val="center"/>
             <w:tcMar>
               <w:top w:w="50" w:type="dxa"/>
@@ -5571,7 +5494,7 @@
         </w:tc>
         <w:tc>
           <w:tcPr>
-            <w:tcW w:type="dxa" w:w="1584"/>
+            <w:tcW w:type="dxa" w:w="1872"/>
             <w:vAlign w:val="center"/>
             <w:tcMar>
               <w:top w:w="50" w:type="dxa"/>
@@ -5593,7 +5516,7 @@
                 <w:color w:val="1E293B"/>
                 <w:sz w:val="17"/>
               </w:rPr>
-              <w:t>【賽前黃金週末極限自學與情境</w:t>
+              <w:t>【假日自主自學與情境演說增量...</w:t>
             </w:r>
           </w:p>
         </w:tc>
@@ -5621,11 +5544,7 @@
                 <w:color w:val="1E293B"/>
                 <w:sz w:val="17"/>
               </w:rPr>
-              <w:t>【重點】【賽前黃金週末自學指引】比賽倒數 4 天！指示選手在家完全比照正式競賽，穿著整潔校服，進行上下台全流程演說與提問彩排 5 次。</w:t>
-              <w:br/>
-              <w:t>【護嗓叮嚀】切忌過度喊叫！演講以中等音量溫和進行，多喝溫蜂蜜水，確保嗓音清澈甜美。</w:t>
-              <w:br/>
-              <w:t>【午休/檢驗】【週一賽前最後檢視】週一晨間聆聽選手試答 1 題，給予最後鼓勵，精神抖擻迎向週四正式比賽！</w:t>
+              <w:t>【週末自學指引】賽前最後週末：不宜過度大聲喊叫，轉為「意念演練（Mental Rehearsal）」：閉上眼睛在腦中完整演練演說與問答；輕聲潤讀 2 遍；充足睡眠。</w:t>
             </w:r>
           </w:p>
         </w:tc>
@@ -5653,13 +5572,13 @@
                 <w:color w:val="1E293B"/>
                 <w:sz w:val="17"/>
               </w:rPr>
-              <w:t>【特優】：上下台儀態大方，台語報題目清晰洪亮，問答沉著機智，心理狀態極佳。</w:t>
+              <w:t>【特優】神采奕奕、自信滿滿、做好萬全準備。</w:t>
             </w:r>
           </w:p>
         </w:tc>
         <w:tc>
           <w:tcPr>
-            <w:tcW w:type="dxa" w:w="936"/>
+            <w:tcW w:type="dxa" w:w="1008"/>
             <w:vAlign w:val="center"/>
             <w:tcMar>
               <w:top w:w="50" w:type="dxa"/>
@@ -5684,8 +5603,6 @@
               <w:t>［ ］優</w:t>
               <w:br/>
               <w:t>［ ］良</w:t>
-              <w:br/>
-              <w:t>［ ］可</w:t>
             </w:r>
           </w:p>
         </w:tc>

--- a/115校內語文競賽/四年丙班_各項目培訓資料庫/07_臺灣台語情境演說組/老師_指導指引與每日進度表(含評量標準).docx
+++ b/115校內語文競賽/四年丙班_各項目培訓資料庫/07_臺灣台語情境演說組/老師_指導指引與每日進度表(含評量標準).docx
@@ -47,7 +47,119 @@
           <w:color w:val="0F2C59"/>
           <w:sz w:val="26"/>
         </w:rPr>
-        <w:t>壹、競賽核心規範與評判要旨</w:t>
+        <w:t>壹、官方競賽題目與情境提示（附件二全文）</w:t>
+      </w:r>
+    </w:p>
+    <w:p>
+      <w:r>
+        <w:rPr>
+          <w:rFonts w:ascii="微軟正黑體" w:hAnsi="微軟正黑體" w:eastAsia="微軟正黑體"/>
+          <w:b/>
+          <w:i w:val="0"/>
+          <w:color w:val="B45309"/>
+          <w:sz w:val="19"/>
+        </w:rPr>
+        <w:t>【附件二：校內語文競賽-臺灣台語情境式演說題目】</w:t>
+      </w:r>
+    </w:p>
+    <w:p>
+      <w:r>
+        <w:rPr>
+          <w:rFonts w:ascii="微軟正黑體" w:hAnsi="微軟正黑體" w:eastAsia="微軟正黑體"/>
+          <w:b/>
+          <w:i w:val="0"/>
+          <w:color w:val="0F172A"/>
+          <w:sz w:val="19"/>
+        </w:rPr>
+        <w:t>題目：食中晝</w:t>
+      </w:r>
+    </w:p>
+    <w:p>
+      <w:r>
+        <w:rPr>
+          <w:rFonts w:ascii="微軟正黑體" w:hAnsi="微軟正黑體" w:eastAsia="微軟正黑體"/>
+          <w:b/>
+          <w:i w:val="0"/>
+          <w:color w:val="0F172A"/>
+          <w:sz w:val="19"/>
+        </w:rPr>
+        <w:t>提示：中晝時間到矣，逐家準備欲食飯。阿明咧等添飯的時，感覺足無聊，就和邊仔的阿華咧耍。結果，毋細膩共菜桶偃倒，飯菜落甲規塗跤。伊只好去提布鑢仔，共塗跤鑢予清氣。</w:t>
+      </w:r>
+    </w:p>
+    <w:p>
+      <w:r>
+        <w:rPr>
+          <w:rFonts w:ascii="微軟正黑體" w:hAnsi="微軟正黑體" w:eastAsia="微軟正黑體"/>
+          <w:b w:val="0"/>
+          <w:i w:val="0"/>
+          <w:color w:val="0F172A"/>
+          <w:sz w:val="19"/>
+        </w:rPr>
+        <w:t>說明：</w:t>
+      </w:r>
+    </w:p>
+    <w:p>
+      <w:r>
+        <w:rPr>
+          <w:rFonts w:ascii="微軟正黑體" w:hAnsi="微軟正黑體" w:eastAsia="微軟正黑體"/>
+          <w:b w:val="0"/>
+          <w:i w:val="0"/>
+          <w:color w:val="0F172A"/>
+          <w:sz w:val="19"/>
+        </w:rPr>
+        <w:t>1. 演說內容須符合題目。</w:t>
+      </w:r>
+    </w:p>
+    <w:p>
+      <w:r>
+        <w:rPr>
+          <w:rFonts w:ascii="微軟正黑體" w:hAnsi="微軟正黑體" w:eastAsia="微軟正黑體"/>
+          <w:b w:val="0"/>
+          <w:i w:val="0"/>
+          <w:color w:val="0F172A"/>
+          <w:sz w:val="19"/>
+        </w:rPr>
+        <w:t>2. 內容不以上述提示為限，所列提示僅供參考，也可以自行發揮。</w:t>
+      </w:r>
+    </w:p>
+    <w:p>
+      <w:r>
+        <w:rPr>
+          <w:rFonts w:ascii="微軟正黑體" w:hAnsi="微軟正黑體" w:eastAsia="微軟正黑體"/>
+          <w:b w:val="0"/>
+          <w:i w:val="0"/>
+          <w:color w:val="0F172A"/>
+          <w:sz w:val="19"/>
+        </w:rPr>
+        <w:t>※題目來源：</w:t>
+      </w:r>
+    </w:p>
+    <w:p>
+      <w:r>
+        <w:rPr>
+          <w:rFonts w:ascii="微軟正黑體" w:hAnsi="微軟正黑體" w:eastAsia="微軟正黑體"/>
+          <w:b w:val="0"/>
+          <w:i w:val="0"/>
+          <w:color w:val="0F172A"/>
+          <w:sz w:val="19"/>
+        </w:rPr>
+        <w:t>臺南市北區文元國小114學年度臺灣台語情境式演說比賽集訓講義佮比賽題目</w:t>
+      </w:r>
+    </w:p>
+    <w:p>
+      <w:pPr>
+        <w:keepNext/>
+        <w:spacing w:before="240" w:after="80"/>
+      </w:pPr>
+      <w:r>
+        <w:rPr>
+          <w:rFonts w:ascii="微軟正黑體" w:hAnsi="微軟正黑體" w:eastAsia="微軟正黑體"/>
+          <w:b/>
+          <w:i w:val="0"/>
+          <w:color w:val="0F2C59"/>
+          <w:sz w:val="26"/>
+        </w:rPr>
+        <w:t>貳、競賽核心規範與評判要旨</w:t>
       </w:r>
     </w:p>
     <w:p>
@@ -193,7 +305,7 @@
           <w:color w:val="0F2C59"/>
           <w:sz w:val="26"/>
         </w:rPr>
-        <w:t>貳、〈食中晝〉示範講稿（四格骨架，約 310 字）</w:t>
+        <w:t>參、〈食中晝〉示範講稿（四格骨架，約 310 字）</w:t>
       </w:r>
     </w:p>
     <w:p>
@@ -205,7 +317,7 @@
           <w:color w:val="0F172A"/>
           <w:sz w:val="19"/>
         </w:rPr>
-        <w:t>【講稿題目】〈食中晝〉（Tsia̍h-tiong-tàu）</w:t>
+        <w:t>【示範講稿】〈食中晝〉（Tsia̍h-tiong-tàu）</w:t>
       </w:r>
     </w:p>
     <w:p>
@@ -281,7 +393,7 @@
           <w:color w:val="0F2C59"/>
           <w:sz w:val="26"/>
         </w:rPr>
-        <w:t>參、評判即席提問 5 大必考題與回答指南</w:t>
+        <w:t>肆、評判即席提問 5 大必考題與回答指南</w:t>
       </w:r>
     </w:p>
     <w:p>
@@ -492,7 +604,7 @@
           <w:color w:val="0F2C59"/>
           <w:sz w:val="26"/>
         </w:rPr>
-        <w:t>肆、10/5~10/30 每日集訓與週末自學增量進度評量表</w:t>
+        <w:t>伍、10/5~10/30 每日集訓與週末自學增量進度評量表</w:t>
       </w:r>
     </w:p>
     <w:tbl>
@@ -836,7 +948,7 @@
                 <w:color w:val="1E293B"/>
                 <w:sz w:val="17"/>
               </w:rPr>
-              <w:t>看圖觀察：附件二官方提示情境...</w:t>
+              <w:t>看圖審題：附件二官方提示情境...</w:t>
             </w:r>
           </w:p>
         </w:tc>
@@ -865,7 +977,7 @@
                 <w:color w:val="1E293B"/>
                 <w:sz w:val="17"/>
               </w:rPr>
-              <w:t>指導審題與看圖技巧：分析附件二題目〈食中晝〉與官方提示「阿明等添飯無聊、佮阿華相耍、共菜桶偃倒、提布鑢仔鑢清氣」。引導學生掌握四格故事發展脈絡。</w:t>
+              <w:t>指導審題與看圖技巧：研讀附件二《校內語文競賽-臺灣台語情境式演說題目》全文。剖析題目〈食中晝〉、官方提示「阿明等添飯無聊、佮阿華咧耍、共菜桶偃倒、提布鑢仔鑢清氣」與說明「不以上述提示為限，亦可自行發揮」。</w:t>
             </w:r>
           </w:p>
         </w:tc>
@@ -894,7 +1006,7 @@
                 <w:color w:val="1E293B"/>
                 <w:sz w:val="17"/>
               </w:rPr>
-              <w:t>能用台語正確說出圖中人物關係與核心事件，思維清晰切題。</w:t>
+              <w:t>能用台語正確說出附件二情境核心與人物動作，思維清晰切題。</w:t>
             </w:r>
           </w:p>
         </w:tc>
@@ -1881,7 +1993,7 @@
                 <w:color w:val="1E293B"/>
                 <w:sz w:val="17"/>
               </w:rPr>
-              <w:t>【週末自學指引】週末增量任務：1. 脫稿背講全篇 8 遍；2. 對著附件二圖片進行「看圖說故事」；3. 在家人長輩面前脫稿演出 2 次。</w:t>
+              <w:t>【週末自學指引】週末增量任務：1. 脫稿背講全篇 8 遍；2. 對著附件二題目與提示進行「看圖說故事」；3. 在家人長輩面前脫稿演出 2 次。</w:t>
             </w:r>
           </w:p>
         </w:tc>

--- a/115校內語文競賽/四年丙班_各項目培訓資料庫/07_臺灣台語情境演說組/老師_指導指引與每日進度表(含評量標準).docx
+++ b/115校內語文競賽/四年丙班_各項目培訓資料庫/07_臺灣台語情境演說組/老師_指導指引與每日進度表(含評量標準).docx
@@ -9,11 +9,11 @@
       </w:pPr>
       <w:r>
         <w:rPr>
-          <w:rFonts w:ascii="微軟正黑體" w:hAnsi="微軟正黑體" w:eastAsia="微軟正黑體"/>
+          <w:rFonts w:ascii="標楷體" w:hAnsi="標楷體" w:eastAsia="標楷體"/>
           <w:b/>
           <w:i w:val="0"/>
           <w:color w:val="0F2C59"/>
-          <w:sz w:val="30"/>
+          <w:sz w:val="32"/>
         </w:rPr>
         <w:t>臺中市梧棲區中正國小 115 學年度校內語文競賽</w:t>
       </w:r>
@@ -25,11 +25,11 @@
       </w:pPr>
       <w:r>
         <w:rPr>
-          <w:rFonts w:ascii="微軟正黑體" w:hAnsi="微軟正黑體" w:eastAsia="微軟正黑體"/>
+          <w:rFonts w:ascii="標楷體" w:hAnsi="標楷體" w:eastAsia="標楷體"/>
           <w:b/>
           <w:i w:val="0"/>
           <w:color w:val="C2410C"/>
-          <w:sz w:val="22"/>
+          <w:sz w:val="32"/>
         </w:rPr>
         <w:t>【四年丙班・臺灣台語情境演說組】老師指導指引與進度表（附件二〈食中晝〉全套培訓）</w:t>
       </w:r>
@@ -41,11 +41,11 @@
       </w:pPr>
       <w:r>
         <w:rPr>
-          <w:rFonts w:ascii="微軟正黑體" w:hAnsi="微軟正黑體" w:eastAsia="微軟正黑體"/>
+          <w:rFonts w:ascii="標楷體" w:hAnsi="標楷體" w:eastAsia="標楷體"/>
           <w:b/>
           <w:i w:val="0"/>
           <w:color w:val="0F2C59"/>
-          <w:sz w:val="26"/>
+          <w:sz w:val="32"/>
         </w:rPr>
         <w:t>壹、官方競賽題目與情境提示（附件二全文）</w:t>
       </w:r>
@@ -53,11 +53,11 @@
     <w:p>
       <w:r>
         <w:rPr>
-          <w:rFonts w:ascii="微軟正黑體" w:hAnsi="微軟正黑體" w:eastAsia="微軟正黑體"/>
+          <w:rFonts w:ascii="標楷體" w:hAnsi="標楷體" w:eastAsia="標楷體"/>
           <w:b/>
           <w:i w:val="0"/>
           <w:color w:val="B45309"/>
-          <w:sz w:val="19"/>
+          <w:sz w:val="32"/>
         </w:rPr>
         <w:t>【附件二：校內語文競賽-臺灣台語情境式演說題目】</w:t>
       </w:r>
@@ -65,11 +65,11 @@
     <w:p>
       <w:r>
         <w:rPr>
-          <w:rFonts w:ascii="微軟正黑體" w:hAnsi="微軟正黑體" w:eastAsia="微軟正黑體"/>
+          <w:rFonts w:ascii="標楷體" w:hAnsi="標楷體" w:eastAsia="標楷體"/>
           <w:b/>
           <w:i w:val="0"/>
           <w:color w:val="0F172A"/>
-          <w:sz w:val="19"/>
+          <w:sz w:val="32"/>
         </w:rPr>
         <w:t>題目：食中晝</w:t>
       </w:r>
@@ -77,11 +77,11 @@
     <w:p>
       <w:r>
         <w:rPr>
-          <w:rFonts w:ascii="微軟正黑體" w:hAnsi="微軟正黑體" w:eastAsia="微軟正黑體"/>
+          <w:rFonts w:ascii="標楷體" w:hAnsi="標楷體" w:eastAsia="標楷體"/>
           <w:b/>
           <w:i w:val="0"/>
           <w:color w:val="0F172A"/>
-          <w:sz w:val="19"/>
+          <w:sz w:val="32"/>
         </w:rPr>
         <w:t>提示：中晝時間到矣，逐家準備欲食飯。阿明咧等添飯的時，感覺足無聊，就和邊仔的阿華咧耍。結果，毋細膩共菜桶偃倒，飯菜落甲規塗跤。伊只好去提布鑢仔，共塗跤鑢予清氣。</w:t>
       </w:r>
@@ -89,11 +89,11 @@
     <w:p>
       <w:r>
         <w:rPr>
-          <w:rFonts w:ascii="微軟正黑體" w:hAnsi="微軟正黑體" w:eastAsia="微軟正黑體"/>
+          <w:rFonts w:ascii="標楷體" w:hAnsi="標楷體" w:eastAsia="標楷體"/>
           <w:b w:val="0"/>
           <w:i w:val="0"/>
           <w:color w:val="0F172A"/>
-          <w:sz w:val="19"/>
+          <w:sz w:val="32"/>
         </w:rPr>
         <w:t>說明：</w:t>
       </w:r>
@@ -101,11 +101,11 @@
     <w:p>
       <w:r>
         <w:rPr>
-          <w:rFonts w:ascii="微軟正黑體" w:hAnsi="微軟正黑體" w:eastAsia="微軟正黑體"/>
+          <w:rFonts w:ascii="標楷體" w:hAnsi="標楷體" w:eastAsia="標楷體"/>
           <w:b w:val="0"/>
           <w:i w:val="0"/>
           <w:color w:val="0F172A"/>
-          <w:sz w:val="19"/>
+          <w:sz w:val="32"/>
         </w:rPr>
         <w:t>1. 演說內容須符合題目。</w:t>
       </w:r>
@@ -113,11 +113,11 @@
     <w:p>
       <w:r>
         <w:rPr>
-          <w:rFonts w:ascii="微軟正黑體" w:hAnsi="微軟正黑體" w:eastAsia="微軟正黑體"/>
+          <w:rFonts w:ascii="標楷體" w:hAnsi="標楷體" w:eastAsia="標楷體"/>
           <w:b w:val="0"/>
           <w:i w:val="0"/>
           <w:color w:val="0F172A"/>
-          <w:sz w:val="19"/>
+          <w:sz w:val="32"/>
         </w:rPr>
         <w:t>2. 內容不以上述提示為限，所列提示僅供參考，也可以自行發揮。</w:t>
       </w:r>
@@ -125,11 +125,11 @@
     <w:p>
       <w:r>
         <w:rPr>
-          <w:rFonts w:ascii="微軟正黑體" w:hAnsi="微軟正黑體" w:eastAsia="微軟正黑體"/>
+          <w:rFonts w:ascii="標楷體" w:hAnsi="標楷體" w:eastAsia="標楷體"/>
           <w:b w:val="0"/>
           <w:i w:val="0"/>
           <w:color w:val="0F172A"/>
-          <w:sz w:val="19"/>
+          <w:sz w:val="32"/>
         </w:rPr>
         <w:t>※題目來源：</w:t>
       </w:r>
@@ -137,11 +137,11 @@
     <w:p>
       <w:r>
         <w:rPr>
-          <w:rFonts w:ascii="微軟正黑體" w:hAnsi="微軟正黑體" w:eastAsia="微軟正黑體"/>
+          <w:rFonts w:ascii="標楷體" w:hAnsi="標楷體" w:eastAsia="標楷體"/>
           <w:b w:val="0"/>
           <w:i w:val="0"/>
           <w:color w:val="0F172A"/>
-          <w:sz w:val="19"/>
+          <w:sz w:val="32"/>
         </w:rPr>
         <w:t>臺南市北區文元國小114學年度臺灣台語情境式演說比賽集訓講義佮比賽題目</w:t>
       </w:r>
@@ -153,11 +153,11 @@
       </w:pPr>
       <w:r>
         <w:rPr>
-          <w:rFonts w:ascii="微軟正黑體" w:hAnsi="微軟正黑體" w:eastAsia="微軟正黑體"/>
+          <w:rFonts w:ascii="標楷體" w:hAnsi="標楷體" w:eastAsia="標楷體"/>
           <w:b/>
           <w:i w:val="0"/>
           <w:color w:val="0F2C59"/>
-          <w:sz w:val="26"/>
+          <w:sz w:val="32"/>
         </w:rPr>
         <w:t>貳、競賽核心規範與評判要旨</w:t>
       </w:r>
@@ -169,21 +169,21 @@
       </w:pPr>
       <w:r>
         <w:rPr>
-          <w:rFonts w:ascii="微軟正黑體" w:hAnsi="微軟正黑體" w:eastAsia="微軟正黑體"/>
+          <w:rFonts w:ascii="標楷體" w:hAnsi="標楷體" w:eastAsia="標楷體"/>
           <w:b/>
           <w:i w:val="0"/>
           <w:color w:val="1E293B"/>
-          <w:sz w:val="19"/>
+          <w:sz w:val="32"/>
         </w:rPr>
         <w:t>時間地點：</w:t>
       </w:r>
       <w:r>
         <w:rPr>
-          <w:rFonts w:ascii="微軟正黑體" w:hAnsi="微軟正黑體" w:eastAsia="微軟正黑體"/>
+          <w:rFonts w:ascii="標楷體" w:hAnsi="標楷體" w:eastAsia="標楷體"/>
           <w:b w:val="0"/>
           <w:i w:val="0"/>
           <w:color w:val="334155"/>
-          <w:sz w:val="19"/>
+          <w:sz w:val="32"/>
         </w:rPr>
         <w:t>115 年 11 月 19 日（四）08:10-09:20，活動中心校史室。</w:t>
       </w:r>
@@ -195,21 +195,21 @@
       </w:pPr>
       <w:r>
         <w:rPr>
-          <w:rFonts w:ascii="微軟正黑體" w:hAnsi="微軟正黑體" w:eastAsia="微軟正黑體"/>
+          <w:rFonts w:ascii="標楷體" w:hAnsi="標楷體" w:eastAsia="標楷體"/>
           <w:b/>
           <w:i w:val="0"/>
           <w:color w:val="1E293B"/>
-          <w:sz w:val="19"/>
+          <w:sz w:val="32"/>
         </w:rPr>
         <w:t>競賽時限：</w:t>
       </w:r>
       <w:r>
         <w:rPr>
-          <w:rFonts w:ascii="微軟正黑體" w:hAnsi="微軟正黑體" w:eastAsia="微軟正黑體"/>
+          <w:rFonts w:ascii="標楷體" w:hAnsi="標楷體" w:eastAsia="標楷體"/>
           <w:b w:val="0"/>
           <w:i w:val="0"/>
           <w:color w:val="334155"/>
-          <w:sz w:val="19"/>
+          <w:sz w:val="32"/>
         </w:rPr>
         <w:t>限時 2 分鐘（演講約 1分20秒 ＋ 即席問答約 40 秒，結束前30秒一響鈴，2分鐘二響鈴）。</w:t>
       </w:r>
@@ -221,21 +221,21 @@
       </w:pPr>
       <w:r>
         <w:rPr>
-          <w:rFonts w:ascii="微軟正黑體" w:hAnsi="微軟正黑體" w:eastAsia="微軟正黑體"/>
+          <w:rFonts w:ascii="標楷體" w:hAnsi="標楷體" w:eastAsia="標楷體"/>
           <w:b/>
           <w:i w:val="0"/>
           <w:color w:val="1E293B"/>
-          <w:sz w:val="19"/>
+          <w:sz w:val="32"/>
         </w:rPr>
         <w:t>指定題目：</w:t>
       </w:r>
       <w:r>
         <w:rPr>
-          <w:rFonts w:ascii="微軟正黑體" w:hAnsi="微軟正黑體" w:eastAsia="微軟正黑體"/>
+          <w:rFonts w:ascii="標楷體" w:hAnsi="標楷體" w:eastAsia="標楷體"/>
           <w:b w:val="0"/>
           <w:i w:val="0"/>
           <w:color w:val="334155"/>
-          <w:sz w:val="19"/>
+          <w:sz w:val="32"/>
         </w:rPr>
         <w:t>官方指定題目〈食中晝〉（附件二官方提示：阿明相耍打翻菜桶、拿布鑢仔清理反省）。</w:t>
       </w:r>
@@ -247,21 +247,21 @@
       </w:pPr>
       <w:r>
         <w:rPr>
-          <w:rFonts w:ascii="微軟正黑體" w:hAnsi="微軟正黑體" w:eastAsia="微軟正黑體"/>
+          <w:rFonts w:ascii="標楷體" w:hAnsi="標楷體" w:eastAsia="標楷體"/>
           <w:b/>
           <w:i w:val="0"/>
           <w:color w:val="1E293B"/>
-          <w:sz w:val="19"/>
+          <w:sz w:val="32"/>
         </w:rPr>
         <w:t>評判標準：</w:t>
       </w:r>
       <w:r>
         <w:rPr>
-          <w:rFonts w:ascii="微軟正黑體" w:hAnsi="微軟正黑體" w:eastAsia="微軟正黑體"/>
+          <w:rFonts w:ascii="標楷體" w:hAnsi="標楷體" w:eastAsia="標楷體"/>
           <w:b w:val="0"/>
           <w:i w:val="0"/>
           <w:color w:val="334155"/>
-          <w:sz w:val="19"/>
+          <w:sz w:val="32"/>
         </w:rPr>
         <w:t>內容完整、表達流暢、深具創意、從容自信、生動自然、即席問答表現。</w:t>
       </w:r>
@@ -273,21 +273,21 @@
       </w:pPr>
       <w:r>
         <w:rPr>
-          <w:rFonts w:ascii="微軟正黑體" w:hAnsi="微軟正黑體" w:eastAsia="微軟正黑體"/>
+          <w:rFonts w:ascii="標楷體" w:hAnsi="標楷體" w:eastAsia="標楷體"/>
           <w:b/>
           <w:i w:val="0"/>
           <w:color w:val="1E293B"/>
-          <w:sz w:val="19"/>
+          <w:sz w:val="32"/>
         </w:rPr>
         <w:t>假日自學增量機制：</w:t>
       </w:r>
       <w:r>
         <w:rPr>
-          <w:rFonts w:ascii="微軟正黑體" w:hAnsi="微軟正黑體" w:eastAsia="微軟正黑體"/>
+          <w:rFonts w:ascii="標楷體" w:hAnsi="標楷體" w:eastAsia="標楷體"/>
           <w:b w:val="0"/>
           <w:i w:val="0"/>
           <w:color w:val="334155"/>
-          <w:sz w:val="19"/>
+          <w:sz w:val="32"/>
         </w:rPr>
         <w:t>遇到週末假日改為居家自學與演說增量（看圖講古＋問答抽考），週一晨間抽測檢驗。</w:t>
       </w:r>
@@ -299,11 +299,11 @@
       </w:pPr>
       <w:r>
         <w:rPr>
-          <w:rFonts w:ascii="微軟正黑體" w:hAnsi="微軟正黑體" w:eastAsia="微軟正黑體"/>
+          <w:rFonts w:ascii="標楷體" w:hAnsi="標楷體" w:eastAsia="標楷體"/>
           <w:b/>
           <w:i w:val="0"/>
           <w:color w:val="0F2C59"/>
-          <w:sz w:val="26"/>
+          <w:sz w:val="32"/>
         </w:rPr>
         <w:t>參、〈食中晝〉示範講稿（四格骨架，約 310 字）</w:t>
       </w:r>
@@ -311,11 +311,11 @@
     <w:p>
       <w:r>
         <w:rPr>
-          <w:rFonts w:ascii="微軟正黑體" w:hAnsi="微軟正黑體" w:eastAsia="微軟正黑體"/>
+          <w:rFonts w:ascii="標楷體" w:hAnsi="標楷體" w:eastAsia="標楷體"/>
           <w:b w:val="0"/>
           <w:i w:val="0"/>
           <w:color w:val="0F172A"/>
-          <w:sz w:val="19"/>
+          <w:sz w:val="32"/>
         </w:rPr>
         <w:t>【示範講稿】〈食中晝〉（Tsia̍h-tiong-tàu）</w:t>
       </w:r>
@@ -323,11 +323,11 @@
     <w:p>
       <w:r>
         <w:rPr>
-          <w:rFonts w:ascii="微軟正黑體" w:hAnsi="微軟正黑體" w:eastAsia="微軟正黑體"/>
+          <w:rFonts w:ascii="標楷體" w:hAnsi="標楷體" w:eastAsia="標楷體"/>
           <w:b w:val="0"/>
           <w:i w:val="0"/>
           <w:color w:val="0F172A"/>
-          <w:sz w:val="19"/>
+          <w:sz w:val="32"/>
         </w:rPr>
         <w:t>評判老師、各位評判：逐家好！阮是四年丙班第○號選手。今仔日阮看著這張圖，想欲佮逐家分享的主題是——〈食中晝〉。</w:t>
       </w:r>
@@ -335,11 +335,11 @@
     <w:p>
       <w:r>
         <w:rPr>
-          <w:rFonts w:ascii="微軟正黑體" w:hAnsi="微軟正黑體" w:eastAsia="微軟正黑體"/>
+          <w:rFonts w:ascii="標楷體" w:hAnsi="標楷體" w:eastAsia="標楷體"/>
           <w:b w:val="0"/>
           <w:i w:val="0"/>
           <w:color w:val="0F172A"/>
-          <w:sz w:val="19"/>
+          <w:sz w:val="32"/>
         </w:rPr>
         <w:t xml:space="preserve">　　「噹噹噹——」每工中午第四節的下課鐘聲一響，逐家的腹肚就咕嚕咕嚕擂大鼓。洗好手、排好便當盒，逐家歡喜準備欲食中晝囉！</w:t>
       </w:r>
@@ -347,11 +347,11 @@
     <w:p>
       <w:r>
         <w:rPr>
-          <w:rFonts w:ascii="微軟正黑體" w:hAnsi="微軟正黑體" w:eastAsia="微軟正黑體"/>
+          <w:rFonts w:ascii="標楷體" w:hAnsi="標楷體" w:eastAsia="標楷體"/>
           <w:b w:val="0"/>
           <w:i w:val="0"/>
           <w:color w:val="0F172A"/>
-          <w:sz w:val="19"/>
+          <w:sz w:val="32"/>
         </w:rPr>
         <w:t xml:space="preserve">　　看著圖內底，值日生戴口罩、穿圍裙，真認真替大家添菜。逐家規矩排隊等添飯，毋過阿明等甲無聊，就佮邊仔的阿華咧耍、相撞相弄。哪知影一個無細膩，「磅！」一聲，竟然共熱騰騰的菜桶偃倒，飯菜落甲規塗跤！</w:t>
       </w:r>
@@ -359,11 +359,11 @@
     <w:p>
       <w:r>
         <w:rPr>
-          <w:rFonts w:ascii="微軟正黑體" w:hAnsi="微軟正黑體" w:eastAsia="微軟正黑體"/>
+          <w:rFonts w:ascii="標楷體" w:hAnsi="標楷體" w:eastAsia="標楷體"/>
           <w:b w:val="0"/>
           <w:i w:val="0"/>
           <w:color w:val="0F172A"/>
-          <w:sz w:val="19"/>
+          <w:sz w:val="32"/>
         </w:rPr>
         <w:t xml:space="preserve">　　彼時規間教室恬靜靜，阿明嘛驚甲面青恂恂。好佳哉無人燙著！阿明知影家己做毋著，隨去提布鑢仔，跪佇塗跤認真鑢予清氣。邊仔的阿華嘛趕緊來鬥相共。俗語講：「一粒米，百粒汗。」看著滿塗跤的飯菜，阿明心內真正真自責，知影在教室等添飯絕對袂使相耍，閣較愛好好珍惜食物。</w:t>
       </w:r>
@@ -371,11 +371,11 @@
     <w:p>
       <w:r>
         <w:rPr>
-          <w:rFonts w:ascii="微軟正黑體" w:hAnsi="微軟正黑體" w:eastAsia="微軟正黑體"/>
+          <w:rFonts w:ascii="標楷體" w:hAnsi="標楷體" w:eastAsia="標楷體"/>
           <w:b w:val="0"/>
           <w:i w:val="0"/>
           <w:color w:val="0F172A"/>
-          <w:sz w:val="19"/>
+          <w:sz w:val="32"/>
         </w:rPr>
         <w:t xml:space="preserve">　　這張圖提醒咱：食中晝，安全第一、規矩第一，閣愛懂得惜福感恩！阮的演說到遮結束，多謝評判老師！</w:t>
       </w:r>
@@ -387,11 +387,11 @@
       </w:pPr>
       <w:r>
         <w:rPr>
-          <w:rFonts w:ascii="微軟正黑體" w:hAnsi="微軟正黑體" w:eastAsia="微軟正黑體"/>
+          <w:rFonts w:ascii="標楷體" w:hAnsi="標楷體" w:eastAsia="標楷體"/>
           <w:b/>
           <w:i w:val="0"/>
           <w:color w:val="0F2C59"/>
-          <w:sz w:val="26"/>
+          <w:sz w:val="32"/>
         </w:rPr>
         <w:t>肆、評判即席提問 5 大必考題與回答指南</w:t>
       </w:r>
@@ -403,11 +403,11 @@
       </w:pPr>
       <w:r>
         <w:rPr>
-          <w:rFonts w:ascii="微軟正黑體" w:hAnsi="微軟正黑體" w:eastAsia="微軟正黑體"/>
+          <w:rFonts w:ascii="標楷體" w:hAnsi="標楷體" w:eastAsia="標楷體"/>
           <w:b/>
           <w:i w:val="0"/>
           <w:color w:val="1E40AF"/>
-          <w:sz w:val="22"/>
+          <w:sz w:val="32"/>
         </w:rPr>
         <w:t>【提問 1】圖內底阿明共菜桶偃倒，若換做是你，你頭一步會按怎做？</w:t>
       </w:r>
@@ -415,22 +415,22 @@
     <w:p>
       <w:r>
         <w:rPr>
-          <w:rFonts w:ascii="微軟正黑體" w:hAnsi="微軟正黑體" w:eastAsia="微軟正黑體"/>
+          <w:rFonts w:ascii="標楷體" w:hAnsi="標楷體" w:eastAsia="標楷體"/>
           <w:b/>
           <w:i w:val="0"/>
           <w:color w:val="1E40AF"/>
-          <w:sz w:val="18"/>
+          <w:sz w:val="32"/>
         </w:rPr>
         <w:t>回覆示範：評判老師好！若換做是我，阮頭一步會先看邊仔有無同學予熱菜燙著，若有要趕緊送保健室；確認逐家攏安全了後，阮會隨去提布鑢仔佮畚斗，規規矩矩共塗跤鑢予清氣，並向全班同學佮老師誠懇道歉。</w:t>
         <w:br/>
       </w:r>
       <w:r>
         <w:rPr>
-          <w:rFonts w:ascii="微軟正黑體" w:hAnsi="微軟正黑體" w:eastAsia="微軟正黑體"/>
+          <w:rFonts w:ascii="標楷體" w:hAnsi="標楷體" w:eastAsia="標楷體"/>
           <w:b w:val="0"/>
           <w:i/>
           <w:color w:val="475569"/>
-          <w:sz w:val="17"/>
+          <w:sz w:val="32"/>
         </w:rPr>
         <w:t>★ 考點：先顧人身安全、再顧環境整潔，展現冷靜與勇於負責之成熟態度。</w:t>
       </w:r>
@@ -442,11 +442,11 @@
       </w:pPr>
       <w:r>
         <w:rPr>
-          <w:rFonts w:ascii="微軟正黑體" w:hAnsi="微軟正黑體" w:eastAsia="微軟正黑體"/>
+          <w:rFonts w:ascii="標楷體" w:hAnsi="標楷體" w:eastAsia="標楷體"/>
           <w:b/>
           <w:i w:val="0"/>
           <w:color w:val="1E40AF"/>
-          <w:sz w:val="22"/>
+          <w:sz w:val="32"/>
         </w:rPr>
         <w:t>【提問 2】在教室排隊等添飯的時陣，咱應該遵守啥物規矩才袂發生危險？</w:t>
       </w:r>
@@ -454,22 +454,22 @@
     <w:p>
       <w:r>
         <w:rPr>
-          <w:rFonts w:ascii="微軟正黑體" w:hAnsi="微軟正黑體" w:eastAsia="微軟正黑體"/>
+          <w:rFonts w:ascii="標楷體" w:hAnsi="標楷體" w:eastAsia="標楷體"/>
           <w:b/>
           <w:i w:val="0"/>
           <w:color w:val="1E40AF"/>
-          <w:sz w:val="18"/>
+          <w:sz w:val="32"/>
         </w:rPr>
         <w:t>回覆示範：評判老師好！在教室等添飯，逐家應該安靜排隊照順序，兩手放好，雙腳企定定，絕對袂使推擠相耍。因為菜桶佮大湯鼎攏足熱，稍無細膩就會燙傷，所以「守規矩、莫相耍」是第一要緊的代誌！</w:t>
         <w:br/>
       </w:r>
       <w:r>
         <w:rPr>
-          <w:rFonts w:ascii="微軟正黑體" w:hAnsi="微軟正黑體" w:eastAsia="微軟正黑體"/>
+          <w:rFonts w:ascii="標楷體" w:hAnsi="標楷體" w:eastAsia="標楷體"/>
           <w:b w:val="0"/>
           <w:i/>
           <w:color w:val="475569"/>
-          <w:sz w:val="17"/>
+          <w:sz w:val="32"/>
         </w:rPr>
         <w:t>★ 考點：說明具體常規行為（排隊照順序、不推擠），具備高度校園安全意識。</w:t>
       </w:r>
@@ -481,11 +481,11 @@
       </w:pPr>
       <w:r>
         <w:rPr>
-          <w:rFonts w:ascii="微軟正黑體" w:hAnsi="微軟正黑體" w:eastAsia="微軟正黑體"/>
+          <w:rFonts w:ascii="標楷體" w:hAnsi="標楷體" w:eastAsia="標楷體"/>
           <w:b/>
           <w:i w:val="0"/>
           <w:color w:val="1E40AF"/>
-          <w:sz w:val="22"/>
+          <w:sz w:val="32"/>
         </w:rPr>
         <w:t>【提問 3】俗語講「一粒米，百粒汗」，若看著班上有同學挑食或者共飯菜倒掉，你會按怎勸伊？</w:t>
       </w:r>
@@ -493,22 +493,22 @@
     <w:p>
       <w:r>
         <w:rPr>
-          <w:rFonts w:ascii="微軟正黑體" w:hAnsi="微軟正黑體" w:eastAsia="微軟正黑體"/>
+          <w:rFonts w:ascii="標楷體" w:hAnsi="標楷體" w:eastAsia="標楷體"/>
           <w:b/>
           <w:i w:val="0"/>
           <w:color w:val="1E40AF"/>
-          <w:sz w:val="18"/>
+          <w:sz w:val="32"/>
         </w:rPr>
         <w:t>回覆示範：評判老師好！若看著同學挑食，阮會行過去佮伊講：「這个菜蔬真有營養，食了身體才會健康！農夫叔叔在日頭下種稻仔真辛苦，廚工阿姨大清早就佇灶跤替咱煮飯，咱食若濟就添若濟，好好食予飽，才袂討債食物！」</w:t>
         <w:br/>
       </w:r>
       <w:r>
         <w:rPr>
-          <w:rFonts w:ascii="微軟正黑體" w:hAnsi="微軟正黑體" w:eastAsia="微軟正黑體"/>
+          <w:rFonts w:ascii="標楷體" w:hAnsi="標楷體" w:eastAsia="標楷體"/>
           <w:b w:val="0"/>
           <w:i/>
           <w:color w:val="475569"/>
-          <w:sz w:val="17"/>
+          <w:sz w:val="32"/>
         </w:rPr>
         <w:t>★ 考點：融入生活常理與同理心，精準詮釋「一粒米，百粒汗」的惜福精神。</w:t>
       </w:r>
@@ -520,11 +520,11 @@
       </w:pPr>
       <w:r>
         <w:rPr>
-          <w:rFonts w:ascii="微軟正黑體" w:hAnsi="微軟正黑體" w:eastAsia="微軟正黑體"/>
+          <w:rFonts w:ascii="標楷體" w:hAnsi="標楷體" w:eastAsia="標楷體"/>
           <w:b/>
           <w:i w:val="0"/>
           <w:color w:val="1E40AF"/>
-          <w:sz w:val="22"/>
+          <w:sz w:val="32"/>
         </w:rPr>
         <w:t>【提問 4】學校的營養午餐內底，你上愛食啥物菜？為啥物？</w:t>
       </w:r>
@@ -532,22 +532,22 @@
     <w:p>
       <w:r>
         <w:rPr>
-          <w:rFonts w:ascii="微軟正黑體" w:hAnsi="微軟正黑體" w:eastAsia="微軟正黑體"/>
+          <w:rFonts w:ascii="標楷體" w:hAnsi="標楷體" w:eastAsia="標楷體"/>
           <w:b/>
           <w:i w:val="0"/>
           <w:color w:val="1E40AF"/>
-          <w:sz w:val="18"/>
+          <w:sz w:val="32"/>
         </w:rPr>
         <w:t>回覆示範：評判老師好！阮上愛食學校的「菜脯蛋」佮「咖哩雞肉」。因為廚工阿姨炒的菜脯蛋芳貢貢，咬落去脆脆鹹甘；咖哩淋佇白飯頂面，我可以食兩大碗！逐改只要有這兩道菜，阮四年丙班逐家攏食甲盤底朝天！</w:t>
         <w:br/>
       </w:r>
       <w:r>
         <w:rPr>
-          <w:rFonts w:ascii="微軟正黑體" w:hAnsi="微軟正黑體" w:eastAsia="微軟正黑體"/>
+          <w:rFonts w:ascii="標楷體" w:hAnsi="標楷體" w:eastAsia="標楷體"/>
           <w:b w:val="0"/>
           <w:i/>
           <w:color w:val="475569"/>
-          <w:sz w:val="17"/>
+          <w:sz w:val="32"/>
         </w:rPr>
         <w:t>★ 考點：用道地台語形容詞（芳貢貢、脆脆鹹甘、盤底朝天）生動表達喜愛之情。</w:t>
       </w:r>
@@ -559,11 +559,11 @@
       </w:pPr>
       <w:r>
         <w:rPr>
-          <w:rFonts w:ascii="微軟正黑體" w:hAnsi="微軟正黑體" w:eastAsia="微軟正黑體"/>
+          <w:rFonts w:ascii="標楷體" w:hAnsi="標楷體" w:eastAsia="標楷體"/>
           <w:b/>
           <w:i w:val="0"/>
           <w:color w:val="1E40AF"/>
-          <w:sz w:val="22"/>
+          <w:sz w:val="32"/>
         </w:rPr>
         <w:t>【提問 5】這張圖內底，你覺得阿明上值得咱學習的優點是啥物？</w:t>
       </w:r>
@@ -571,22 +571,22 @@
     <w:p>
       <w:r>
         <w:rPr>
-          <w:rFonts w:ascii="微軟正黑體" w:hAnsi="微軟正黑體" w:eastAsia="微軟正黑體"/>
+          <w:rFonts w:ascii="標楷體" w:hAnsi="標楷體" w:eastAsia="標楷體"/>
           <w:b/>
           <w:i w:val="0"/>
           <w:color w:val="1E40AF"/>
-          <w:sz w:val="18"/>
+          <w:sz w:val="32"/>
         </w:rPr>
         <w:t>回覆示範：評判老師好！阮覺得阿明做毋著代誌了後，無推拖責任，伊知影家己毋細膩共菜桶偃倒，隨主動去提布鑢仔共塗跤鑢清氣。這種「知錯能改、勇於負責」的態度，真值得咱學習！</w:t>
         <w:br/>
       </w:r>
       <w:r>
         <w:rPr>
-          <w:rFonts w:ascii="微軟正黑體" w:hAnsi="微軟正黑體" w:eastAsia="微軟正黑體"/>
+          <w:rFonts w:ascii="標楷體" w:hAnsi="標楷體" w:eastAsia="標楷體"/>
           <w:b w:val="0"/>
           <w:i/>
           <w:color w:val="475569"/>
-          <w:sz w:val="17"/>
+          <w:sz w:val="32"/>
         </w:rPr>
         <w:t>★ 考點：正面視角切入，點出「知錯能改、勇於承擔」之品德核心。</w:t>
       </w:r>
@@ -598,11 +598,11 @@
       </w:pPr>
       <w:r>
         <w:rPr>
-          <w:rFonts w:ascii="微軟正黑體" w:hAnsi="微軟正黑體" w:eastAsia="微軟正黑體"/>
+          <w:rFonts w:ascii="標楷體" w:hAnsi="標楷體" w:eastAsia="標楷體"/>
           <w:b/>
           <w:i w:val="0"/>
           <w:color w:val="0F2C59"/>
-          <w:sz w:val="26"/>
+          <w:sz w:val="32"/>
         </w:rPr>
         <w:t>伍、10/5~10/30 每日集訓與週末自學增量進度評量表</w:t>
       </w:r>
@@ -650,11 +650,11 @@
             </w:pPr>
             <w:r>
               <w:rPr>
-                <w:rFonts w:ascii="微軟正黑體" w:hAnsi="微軟正黑體" w:eastAsia="微軟正黑體"/>
+                <w:rFonts w:ascii="標楷體" w:hAnsi="標楷體" w:eastAsia="標楷體"/>
                 <w:b/>
                 <w:i w:val="0"/>
                 <w:color w:val="FFFFFF"/>
-                <w:sz w:val="18"/>
+                <w:sz w:val="32"/>
               </w:rPr>
               <w:t>天數/週末</w:t>
             </w:r>
@@ -679,11 +679,11 @@
             </w:pPr>
             <w:r>
               <w:rPr>
-                <w:rFonts w:ascii="微軟正黑體" w:hAnsi="微軟正黑體" w:eastAsia="微軟正黑體"/>
+                <w:rFonts w:ascii="標楷體" w:hAnsi="標楷體" w:eastAsia="標楷體"/>
                 <w:b/>
                 <w:i w:val="0"/>
                 <w:color w:val="FFFFFF"/>
-                <w:sz w:val="18"/>
+                <w:sz w:val="32"/>
               </w:rPr>
               <w:t>日期</w:t>
             </w:r>
@@ -708,11 +708,11 @@
             </w:pPr>
             <w:r>
               <w:rPr>
-                <w:rFonts w:ascii="微軟正黑體" w:hAnsi="微軟正黑體" w:eastAsia="微軟正黑體"/>
+                <w:rFonts w:ascii="標楷體" w:hAnsi="標楷體" w:eastAsia="標楷體"/>
                 <w:b/>
                 <w:i w:val="0"/>
                 <w:color w:val="FFFFFF"/>
-                <w:sz w:val="18"/>
+                <w:sz w:val="32"/>
               </w:rPr>
               <w:t>性質</w:t>
             </w:r>
@@ -737,11 +737,11 @@
             </w:pPr>
             <w:r>
               <w:rPr>
-                <w:rFonts w:ascii="微軟正黑體" w:hAnsi="微軟正黑體" w:eastAsia="微軟正黑體"/>
+                <w:rFonts w:ascii="標楷體" w:hAnsi="標楷體" w:eastAsia="標楷體"/>
                 <w:b/>
                 <w:i w:val="0"/>
                 <w:color w:val="FFFFFF"/>
-                <w:sz w:val="18"/>
+                <w:sz w:val="32"/>
               </w:rPr>
               <w:t>訓練焦點/任務</w:t>
             </w:r>
@@ -766,11 +766,11 @@
             </w:pPr>
             <w:r>
               <w:rPr>
-                <w:rFonts w:ascii="微軟正黑體" w:hAnsi="微軟正黑體" w:eastAsia="微軟正黑體"/>
+                <w:rFonts w:ascii="標楷體" w:hAnsi="標楷體" w:eastAsia="標楷體"/>
                 <w:b/>
                 <w:i w:val="0"/>
                 <w:color w:val="FFFFFF"/>
-                <w:sz w:val="18"/>
+                <w:sz w:val="32"/>
               </w:rPr>
               <w:t>在校教學重點／週末自學指引</w:t>
             </w:r>
@@ -795,11 +795,11 @@
             </w:pPr>
             <w:r>
               <w:rPr>
-                <w:rFonts w:ascii="微軟正黑體" w:hAnsi="微軟正黑體" w:eastAsia="微軟正黑體"/>
+                <w:rFonts w:ascii="標楷體" w:hAnsi="標楷體" w:eastAsia="標楷體"/>
                 <w:b/>
                 <w:i w:val="0"/>
                 <w:color w:val="FFFFFF"/>
-                <w:sz w:val="18"/>
+                <w:sz w:val="32"/>
               </w:rPr>
               <w:t>評量指標規準</w:t>
             </w:r>
@@ -824,11 +824,11 @@
             </w:pPr>
             <w:r>
               <w:rPr>
-                <w:rFonts w:ascii="微軟正黑體" w:hAnsi="微軟正黑體" w:eastAsia="微軟正黑體"/>
+                <w:rFonts w:ascii="標楷體" w:hAnsi="標楷體" w:eastAsia="標楷體"/>
                 <w:b/>
                 <w:i w:val="0"/>
                 <w:color w:val="FFFFFF"/>
-                <w:sz w:val="18"/>
+                <w:sz w:val="32"/>
               </w:rPr>
               <w:t>導師評核</w:t>
             </w:r>
@@ -855,11 +855,11 @@
             </w:pPr>
             <w:r>
               <w:rPr>
-                <w:rFonts w:ascii="微軟正黑體" w:hAnsi="微軟正黑體" w:eastAsia="微軟正黑體"/>
+                <w:rFonts w:ascii="標楷體" w:hAnsi="標楷體" w:eastAsia="標楷體"/>
                 <w:b/>
                 <w:i w:val="0"/>
                 <w:color w:val="1E293B"/>
-                <w:sz w:val="17"/>
+                <w:sz w:val="32"/>
               </w:rPr>
               <w:t>Day 01</w:t>
             </w:r>
@@ -884,11 +884,11 @@
             </w:pPr>
             <w:r>
               <w:rPr>
-                <w:rFonts w:ascii="微軟正黑體" w:hAnsi="微軟正黑體" w:eastAsia="微軟正黑體"/>
+                <w:rFonts w:ascii="標楷體" w:hAnsi="標楷體" w:eastAsia="標楷體"/>
                 <w:b w:val="0"/>
                 <w:i w:val="0"/>
                 <w:color w:val="1E293B"/>
-                <w:sz w:val="17"/>
+                <w:sz w:val="32"/>
               </w:rPr>
               <w:t>10/05 (一)</w:t>
             </w:r>
@@ -913,11 +913,11 @@
             </w:pPr>
             <w:r>
               <w:rPr>
-                <w:rFonts w:ascii="微軟正黑體" w:hAnsi="微軟正黑體" w:eastAsia="微軟正黑體"/>
+                <w:rFonts w:ascii="標楷體" w:hAnsi="標楷體" w:eastAsia="標楷體"/>
                 <w:b w:val="0"/>
                 <w:i w:val="0"/>
                 <w:color w:val="1E293B"/>
-                <w:sz w:val="17"/>
+                <w:sz w:val="32"/>
               </w:rPr>
               <w:t>在校集訓</w:t>
             </w:r>
@@ -942,11 +942,11 @@
             </w:pPr>
             <w:r>
               <w:rPr>
-                <w:rFonts w:ascii="微軟正黑體" w:hAnsi="微軟正黑體" w:eastAsia="微軟正黑體"/>
+                <w:rFonts w:ascii="標楷體" w:hAnsi="標楷體" w:eastAsia="標楷體"/>
                 <w:b w:val="0"/>
                 <w:i w:val="0"/>
                 <w:color w:val="1E293B"/>
-                <w:sz w:val="17"/>
+                <w:sz w:val="32"/>
               </w:rPr>
               <w:t>看圖審題：附件二官方提示情境...</w:t>
             </w:r>
@@ -971,11 +971,11 @@
             </w:pPr>
             <w:r>
               <w:rPr>
-                <w:rFonts w:ascii="微軟正黑體" w:hAnsi="微軟正黑體" w:eastAsia="微軟正黑體"/>
+                <w:rFonts w:ascii="標楷體" w:hAnsi="標楷體" w:eastAsia="標楷體"/>
                 <w:b w:val="0"/>
                 <w:i w:val="0"/>
                 <w:color w:val="1E293B"/>
-                <w:sz w:val="17"/>
+                <w:sz w:val="32"/>
               </w:rPr>
               <w:t>指導審題與看圖技巧：研讀附件二《校內語文競賽-臺灣台語情境式演說題目》全文。剖析題目〈食中晝〉、官方提示「阿明等添飯無聊、佮阿華咧耍、共菜桶偃倒、提布鑢仔鑢清氣」與說明「不以上述提示為限，亦可自行發揮」。</w:t>
             </w:r>
@@ -1000,11 +1000,11 @@
             </w:pPr>
             <w:r>
               <w:rPr>
-                <w:rFonts w:ascii="微軟正黑體" w:hAnsi="微軟正黑體" w:eastAsia="微軟正黑體"/>
+                <w:rFonts w:ascii="標楷體" w:hAnsi="標楷體" w:eastAsia="標楷體"/>
                 <w:b w:val="0"/>
                 <w:i w:val="0"/>
                 <w:color w:val="1E293B"/>
-                <w:sz w:val="17"/>
+                <w:sz w:val="32"/>
               </w:rPr>
               <w:t>能用台語正確說出附件二情境核心與人物動作，思維清晰切題。</w:t>
             </w:r>
@@ -1029,11 +1029,11 @@
             </w:pPr>
             <w:r>
               <w:rPr>
-                <w:rFonts w:ascii="微軟正黑體" w:hAnsi="微軟正黑體" w:eastAsia="微軟正黑體"/>
+                <w:rFonts w:ascii="標楷體" w:hAnsi="標楷體" w:eastAsia="標楷體"/>
                 <w:b w:val="0"/>
                 <w:i w:val="0"/>
                 <w:color w:val="1E293B"/>
-                <w:sz w:val="17"/>
+                <w:sz w:val="32"/>
               </w:rPr>
               <w:t>［ ］優</w:t>
               <w:br/>
@@ -1061,11 +1061,11 @@
             </w:pPr>
             <w:r>
               <w:rPr>
-                <w:rFonts w:ascii="微軟正黑體" w:hAnsi="微軟正黑體" w:eastAsia="微軟正黑體"/>
+                <w:rFonts w:ascii="標楷體" w:hAnsi="標楷體" w:eastAsia="標楷體"/>
                 <w:b/>
                 <w:i w:val="0"/>
                 <w:color w:val="1E293B"/>
-                <w:sz w:val="17"/>
+                <w:sz w:val="32"/>
               </w:rPr>
               <w:t>Day 02</w:t>
             </w:r>
@@ -1089,11 +1089,11 @@
             </w:pPr>
             <w:r>
               <w:rPr>
-                <w:rFonts w:ascii="微軟正黑體" w:hAnsi="微軟正黑體" w:eastAsia="微軟正黑體"/>
+                <w:rFonts w:ascii="標楷體" w:hAnsi="標楷體" w:eastAsia="標楷體"/>
                 <w:b w:val="0"/>
                 <w:i w:val="0"/>
                 <w:color w:val="1E293B"/>
-                <w:sz w:val="17"/>
+                <w:sz w:val="32"/>
               </w:rPr>
               <w:t>10/06 (二)</w:t>
             </w:r>
@@ -1117,11 +1117,11 @@
             </w:pPr>
             <w:r>
               <w:rPr>
-                <w:rFonts w:ascii="微軟正黑體" w:hAnsi="微軟正黑體" w:eastAsia="微軟正黑體"/>
+                <w:rFonts w:ascii="標楷體" w:hAnsi="標楷體" w:eastAsia="標楷體"/>
                 <w:b w:val="0"/>
                 <w:i w:val="0"/>
                 <w:color w:val="1E293B"/>
-                <w:sz w:val="17"/>
+                <w:sz w:val="32"/>
               </w:rPr>
               <w:t>在校集訓</w:t>
             </w:r>
@@ -1145,11 +1145,11 @@
             </w:pPr>
             <w:r>
               <w:rPr>
-                <w:rFonts w:ascii="微軟正黑體" w:hAnsi="微軟正黑體" w:eastAsia="微軟正黑體"/>
+                <w:rFonts w:ascii="標楷體" w:hAnsi="標楷體" w:eastAsia="標楷體"/>
                 <w:b w:val="0"/>
                 <w:i w:val="0"/>
                 <w:color w:val="1E293B"/>
-                <w:sz w:val="17"/>
+                <w:sz w:val="32"/>
               </w:rPr>
               <w:t>講稿第一段【起】：下課鐘聲與...</w:t>
             </w:r>
@@ -1173,11 +1173,11 @@
             </w:pPr>
             <w:r>
               <w:rPr>
-                <w:rFonts w:ascii="微軟正黑體" w:hAnsi="微軟正黑體" w:eastAsia="微軟正黑體"/>
+                <w:rFonts w:ascii="標楷體" w:hAnsi="標楷體" w:eastAsia="標楷體"/>
                 <w:b w:val="0"/>
                 <w:i w:val="0"/>
                 <w:color w:val="1E293B"/>
-                <w:sz w:val="17"/>
+                <w:sz w:val="32"/>
               </w:rPr>
               <w:t>第一段（約60字）教讀：禮貌問好 ＋ 報號報題 ＋「噹噹噹」鐘聲擬聲詞 ＋ 肚子擂大鼓。要求聲音響亮、神態活潑！</w:t>
             </w:r>
@@ -1201,11 +1201,11 @@
             </w:pPr>
             <w:r>
               <w:rPr>
-                <w:rFonts w:ascii="微軟正黑體" w:hAnsi="微軟正黑體" w:eastAsia="微軟正黑體"/>
+                <w:rFonts w:ascii="標楷體" w:hAnsi="標楷體" w:eastAsia="標楷體"/>
                 <w:b w:val="0"/>
                 <w:i w:val="0"/>
                 <w:color w:val="1E293B"/>
-                <w:sz w:val="17"/>
+                <w:sz w:val="32"/>
               </w:rPr>
               <w:t>開場台語發音道地，問候大方，擬聲詞生動傳神。</w:t>
             </w:r>
@@ -1229,11 +1229,11 @@
             </w:pPr>
             <w:r>
               <w:rPr>
-                <w:rFonts w:ascii="微軟正黑體" w:hAnsi="微軟正黑體" w:eastAsia="微軟正黑體"/>
+                <w:rFonts w:ascii="標楷體" w:hAnsi="標楷體" w:eastAsia="標楷體"/>
                 <w:b w:val="0"/>
                 <w:i w:val="0"/>
                 <w:color w:val="1E293B"/>
-                <w:sz w:val="17"/>
+                <w:sz w:val="32"/>
               </w:rPr>
               <w:t>［ ］優</w:t>
               <w:br/>
@@ -1262,11 +1262,11 @@
             </w:pPr>
             <w:r>
               <w:rPr>
-                <w:rFonts w:ascii="微軟正黑體" w:hAnsi="微軟正黑體" w:eastAsia="微軟正黑體"/>
+                <w:rFonts w:ascii="標楷體" w:hAnsi="標楷體" w:eastAsia="標楷體"/>
                 <w:b/>
                 <w:i w:val="0"/>
                 <w:color w:val="1E293B"/>
-                <w:sz w:val="17"/>
+                <w:sz w:val="32"/>
               </w:rPr>
               <w:t>Day 03</w:t>
             </w:r>
@@ -1291,11 +1291,11 @@
             </w:pPr>
             <w:r>
               <w:rPr>
-                <w:rFonts w:ascii="微軟正黑體" w:hAnsi="微軟正黑體" w:eastAsia="微軟正黑體"/>
+                <w:rFonts w:ascii="標楷體" w:hAnsi="標楷體" w:eastAsia="標楷體"/>
                 <w:b w:val="0"/>
                 <w:i w:val="0"/>
                 <w:color w:val="1E293B"/>
-                <w:sz w:val="17"/>
+                <w:sz w:val="32"/>
               </w:rPr>
               <w:t>10/07 (三)</w:t>
             </w:r>
@@ -1320,11 +1320,11 @@
             </w:pPr>
             <w:r>
               <w:rPr>
-                <w:rFonts w:ascii="微軟正黑體" w:hAnsi="微軟正黑體" w:eastAsia="微軟正黑體"/>
+                <w:rFonts w:ascii="標楷體" w:hAnsi="標楷體" w:eastAsia="標楷體"/>
                 <w:b w:val="0"/>
                 <w:i w:val="0"/>
                 <w:color w:val="1E293B"/>
-                <w:sz w:val="17"/>
+                <w:sz w:val="32"/>
               </w:rPr>
               <w:t>在校集訓</w:t>
             </w:r>
@@ -1349,11 +1349,11 @@
             </w:pPr>
             <w:r>
               <w:rPr>
-                <w:rFonts w:ascii="微軟正黑體" w:hAnsi="微軟正黑體" w:eastAsia="微軟正黑體"/>
+                <w:rFonts w:ascii="標楷體" w:hAnsi="標楷體" w:eastAsia="標楷體"/>
                 <w:b w:val="0"/>
                 <w:i w:val="0"/>
                 <w:color w:val="1E293B"/>
-                <w:sz w:val="17"/>
+                <w:sz w:val="32"/>
               </w:rPr>
               <w:t>講稿第二段【承】：值日生添菜...</w:t>
             </w:r>
@@ -1378,11 +1378,11 @@
             </w:pPr>
             <w:r>
               <w:rPr>
-                <w:rFonts w:ascii="微軟正黑體" w:hAnsi="微軟正黑體" w:eastAsia="微軟正黑體"/>
+                <w:rFonts w:ascii="標楷體" w:hAnsi="標楷體" w:eastAsia="標楷體"/>
                 <w:b w:val="0"/>
                 <w:i w:val="0"/>
                 <w:color w:val="1E293B"/>
-                <w:sz w:val="17"/>
+                <w:sz w:val="32"/>
               </w:rPr>
               <w:t>第二段（約90字）教讀：值日生戴口罩穿圍裙認真打菜；阿明與阿華相耍相撞；「磅！」一聲菜桶偃倒、飯菜落甲規塗跤！</w:t>
             </w:r>
@@ -1407,11 +1407,11 @@
             </w:pPr>
             <w:r>
               <w:rPr>
-                <w:rFonts w:ascii="微軟正黑體" w:hAnsi="微軟正黑體" w:eastAsia="微軟正黑體"/>
+                <w:rFonts w:ascii="標楷體" w:hAnsi="標楷體" w:eastAsia="標楷體"/>
                 <w:b w:val="0"/>
                 <w:i w:val="0"/>
                 <w:color w:val="1E293B"/>
-                <w:sz w:val="17"/>
+                <w:sz w:val="32"/>
               </w:rPr>
               <w:t>情節轉換流暢，「菜桶偃倒」語氣富有畫面張力與戲劇性。</w:t>
             </w:r>
@@ -1436,11 +1436,11 @@
             </w:pPr>
             <w:r>
               <w:rPr>
-                <w:rFonts w:ascii="微軟正黑體" w:hAnsi="微軟正黑體" w:eastAsia="微軟正黑體"/>
+                <w:rFonts w:ascii="標楷體" w:hAnsi="標楷體" w:eastAsia="標楷體"/>
                 <w:b w:val="0"/>
                 <w:i w:val="0"/>
                 <w:color w:val="1E293B"/>
-                <w:sz w:val="17"/>
+                <w:sz w:val="32"/>
               </w:rPr>
               <w:t>［ ］優</w:t>
               <w:br/>
@@ -1468,11 +1468,11 @@
             </w:pPr>
             <w:r>
               <w:rPr>
-                <w:rFonts w:ascii="微軟正黑體" w:hAnsi="微軟正黑體" w:eastAsia="微軟正黑體"/>
+                <w:rFonts w:ascii="標楷體" w:hAnsi="標楷體" w:eastAsia="標楷體"/>
                 <w:b/>
                 <w:i w:val="0"/>
                 <w:color w:val="1E293B"/>
-                <w:sz w:val="17"/>
+                <w:sz w:val="32"/>
               </w:rPr>
               <w:t>Day 04</w:t>
             </w:r>
@@ -1496,11 +1496,11 @@
             </w:pPr>
             <w:r>
               <w:rPr>
-                <w:rFonts w:ascii="微軟正黑體" w:hAnsi="微軟正黑體" w:eastAsia="微軟正黑體"/>
+                <w:rFonts w:ascii="標楷體" w:hAnsi="標楷體" w:eastAsia="標楷體"/>
                 <w:b w:val="0"/>
                 <w:i w:val="0"/>
                 <w:color w:val="1E293B"/>
-                <w:sz w:val="17"/>
+                <w:sz w:val="32"/>
               </w:rPr>
               <w:t>10/08 (四)</w:t>
             </w:r>
@@ -1524,11 +1524,11 @@
             </w:pPr>
             <w:r>
               <w:rPr>
-                <w:rFonts w:ascii="微軟正黑體" w:hAnsi="微軟正黑體" w:eastAsia="微軟正黑體"/>
+                <w:rFonts w:ascii="標楷體" w:hAnsi="標楷體" w:eastAsia="標楷體"/>
                 <w:b w:val="0"/>
                 <w:i w:val="0"/>
                 <w:color w:val="1E293B"/>
-                <w:sz w:val="17"/>
+                <w:sz w:val="32"/>
               </w:rPr>
               <w:t>在校集訓</w:t>
             </w:r>
@@ -1552,11 +1552,11 @@
             </w:pPr>
             <w:r>
               <w:rPr>
-                <w:rFonts w:ascii="微軟正黑體" w:hAnsi="微軟正黑體" w:eastAsia="微軟正黑體"/>
+                <w:rFonts w:ascii="標楷體" w:hAnsi="標楷體" w:eastAsia="標楷體"/>
                 <w:b w:val="0"/>
                 <w:i w:val="0"/>
                 <w:color w:val="1E293B"/>
-                <w:sz w:val="17"/>
+                <w:sz w:val="32"/>
               </w:rPr>
               <w:t>講稿第三段【轉】：提布鑢仔鑢...</w:t>
             </w:r>
@@ -1580,11 +1580,11 @@
             </w:pPr>
             <w:r>
               <w:rPr>
-                <w:rFonts w:ascii="微軟正黑體" w:hAnsi="微軟正黑體" w:eastAsia="微軟正黑體"/>
+                <w:rFonts w:ascii="標楷體" w:hAnsi="標楷體" w:eastAsia="標楷體"/>
                 <w:b w:val="0"/>
                 <w:i w:val="0"/>
                 <w:color w:val="1E293B"/>
-                <w:sz w:val="17"/>
+                <w:sz w:val="32"/>
               </w:rPr>
               <w:t>第三段（約100字）教讀：好佳哉無人燙著；阿明知錯，提布鑢仔跪塗跤鑢清氣；阿華來鬥相共；融入台語俗諺「一粒米，百粒汗」，由衷反省惜食與安全。</w:t>
             </w:r>
@@ -1608,11 +1608,11 @@
             </w:pPr>
             <w:r>
               <w:rPr>
-                <w:rFonts w:ascii="微軟正黑體" w:hAnsi="微軟正黑體" w:eastAsia="微軟正黑體"/>
+                <w:rFonts w:ascii="標楷體" w:hAnsi="標楷體" w:eastAsia="標楷體"/>
                 <w:b w:val="0"/>
                 <w:i w:val="0"/>
                 <w:color w:val="1E293B"/>
-                <w:sz w:val="17"/>
+                <w:sz w:val="32"/>
               </w:rPr>
               <w:t>俗諺融入自然恰當，能展現四年級學生的懂事與反省力量。</w:t>
             </w:r>
@@ -1636,11 +1636,11 @@
             </w:pPr>
             <w:r>
               <w:rPr>
-                <w:rFonts w:ascii="微軟正黑體" w:hAnsi="微軟正黑體" w:eastAsia="微軟正黑體"/>
+                <w:rFonts w:ascii="標楷體" w:hAnsi="標楷體" w:eastAsia="標楷體"/>
                 <w:b w:val="0"/>
                 <w:i w:val="0"/>
                 <w:color w:val="1E293B"/>
-                <w:sz w:val="17"/>
+                <w:sz w:val="32"/>
               </w:rPr>
               <w:t>［ ］優</w:t>
               <w:br/>
@@ -1669,11 +1669,11 @@
             </w:pPr>
             <w:r>
               <w:rPr>
-                <w:rFonts w:ascii="微軟正黑體" w:hAnsi="微軟正黑體" w:eastAsia="微軟正黑體"/>
+                <w:rFonts w:ascii="標楷體" w:hAnsi="標楷體" w:eastAsia="標楷體"/>
                 <w:b/>
                 <w:i w:val="0"/>
                 <w:color w:val="1E293B"/>
-                <w:sz w:val="17"/>
+                <w:sz w:val="32"/>
               </w:rPr>
               <w:t>Day 05</w:t>
             </w:r>
@@ -1698,11 +1698,11 @@
             </w:pPr>
             <w:r>
               <w:rPr>
-                <w:rFonts w:ascii="微軟正黑體" w:hAnsi="微軟正黑體" w:eastAsia="微軟正黑體"/>
+                <w:rFonts w:ascii="標楷體" w:hAnsi="標楷體" w:eastAsia="標楷體"/>
                 <w:b w:val="0"/>
                 <w:i w:val="0"/>
                 <w:color w:val="1E293B"/>
-                <w:sz w:val="17"/>
+                <w:sz w:val="32"/>
               </w:rPr>
               <w:t>10/09 (五)</w:t>
             </w:r>
@@ -1727,11 +1727,11 @@
             </w:pPr>
             <w:r>
               <w:rPr>
-                <w:rFonts w:ascii="微軟正黑體" w:hAnsi="微軟正黑體" w:eastAsia="微軟正黑體"/>
+                <w:rFonts w:ascii="標楷體" w:hAnsi="標楷體" w:eastAsia="標楷體"/>
                 <w:b w:val="0"/>
                 <w:i w:val="0"/>
                 <w:color w:val="1E293B"/>
-                <w:sz w:val="17"/>
+                <w:sz w:val="32"/>
               </w:rPr>
               <w:t>在校集訓</w:t>
             </w:r>
@@ -1756,11 +1756,11 @@
             </w:pPr>
             <w:r>
               <w:rPr>
-                <w:rFonts w:ascii="微軟正黑體" w:hAnsi="微軟正黑體" w:eastAsia="微軟正黑體"/>
+                <w:rFonts w:ascii="標楷體" w:hAnsi="標楷體" w:eastAsia="標楷體"/>
                 <w:b w:val="0"/>
                 <w:i w:val="0"/>
                 <w:color w:val="1E293B"/>
-                <w:sz w:val="17"/>
+                <w:sz w:val="32"/>
               </w:rPr>
               <w:t>講稿第四段【合】：安全第一、...</w:t>
             </w:r>
@@ -1785,11 +1785,11 @@
             </w:pPr>
             <w:r>
               <w:rPr>
-                <w:rFonts w:ascii="微軟正黑體" w:hAnsi="微軟正黑體" w:eastAsia="微軟正黑體"/>
+                <w:rFonts w:ascii="標楷體" w:hAnsi="標楷體" w:eastAsia="標楷體"/>
                 <w:b w:val="0"/>
                 <w:i w:val="0"/>
                 <w:color w:val="1E293B"/>
-                <w:sz w:val="17"/>
+                <w:sz w:val="32"/>
               </w:rPr>
               <w:t>第四段（約50字）教讀：總結昇華「食中晝，安全第一、規矩第一，閣愛懂得惜福感恩！」＋ 禮貌致謝「多謝評判老師」。完成全篇 310 字定稿。</w:t>
             </w:r>
@@ -1814,11 +1814,11 @@
             </w:pPr>
             <w:r>
               <w:rPr>
-                <w:rFonts w:ascii="微軟正黑體" w:hAnsi="微軟正黑體" w:eastAsia="微軟正黑體"/>
+                <w:rFonts w:ascii="標楷體" w:hAnsi="標楷體" w:eastAsia="標楷體"/>
                 <w:b w:val="0"/>
                 <w:i w:val="0"/>
                 <w:color w:val="1E293B"/>
-                <w:sz w:val="17"/>
+                <w:sz w:val="32"/>
               </w:rPr>
               <w:t>全篇講稿約 310 字，起承轉合結構嚴謹，台語發音正確，定稿完成。</w:t>
             </w:r>
@@ -1843,11 +1843,11 @@
             </w:pPr>
             <w:r>
               <w:rPr>
-                <w:rFonts w:ascii="微軟正黑體" w:hAnsi="微軟正黑體" w:eastAsia="微軟正黑體"/>
+                <w:rFonts w:ascii="標楷體" w:hAnsi="標楷體" w:eastAsia="標楷體"/>
                 <w:b w:val="0"/>
                 <w:i w:val="0"/>
                 <w:color w:val="1E293B"/>
-                <w:sz w:val="17"/>
+                <w:sz w:val="32"/>
               </w:rPr>
               <w:t>［ ］優</w:t>
               <w:br/>
@@ -1875,11 +1875,11 @@
             </w:pPr>
             <w:r>
               <w:rPr>
-                <w:rFonts w:ascii="微軟正黑體" w:hAnsi="微軟正黑體" w:eastAsia="微軟正黑體"/>
+                <w:rFonts w:ascii="標楷體" w:hAnsi="標楷體" w:eastAsia="標楷體"/>
                 <w:b/>
                 <w:i w:val="0"/>
                 <w:color w:val="1E293B"/>
-                <w:sz w:val="17"/>
+                <w:sz w:val="32"/>
               </w:rPr>
               <w:t>週末假日一</w:t>
             </w:r>
@@ -1903,11 +1903,11 @@
             </w:pPr>
             <w:r>
               <w:rPr>
-                <w:rFonts w:ascii="微軟正黑體" w:hAnsi="微軟正黑體" w:eastAsia="微軟正黑體"/>
+                <w:rFonts w:ascii="標楷體" w:hAnsi="標楷體" w:eastAsia="標楷體"/>
                 <w:b w:val="0"/>
                 <w:i w:val="0"/>
                 <w:color w:val="1E293B"/>
-                <w:sz w:val="17"/>
+                <w:sz w:val="32"/>
               </w:rPr>
               <w:t>10/10 (六) ~ 10/11 (日)</w:t>
             </w:r>
@@ -1931,11 +1931,11 @@
             </w:pPr>
             <w:r>
               <w:rPr>
-                <w:rFonts w:ascii="微軟正黑體" w:hAnsi="微軟正黑體" w:eastAsia="微軟正黑體"/>
+                <w:rFonts w:ascii="標楷體" w:hAnsi="標楷體" w:eastAsia="標楷體"/>
                 <w:b w:val="0"/>
                 <w:i w:val="0"/>
                 <w:color w:val="1E293B"/>
-                <w:sz w:val="17"/>
+                <w:sz w:val="32"/>
               </w:rPr>
               <w:t>假日自學增量</w:t>
             </w:r>
@@ -1959,11 +1959,11 @@
             </w:pPr>
             <w:r>
               <w:rPr>
-                <w:rFonts w:ascii="微軟正黑體" w:hAnsi="微軟正黑體" w:eastAsia="微軟正黑體"/>
+                <w:rFonts w:ascii="標楷體" w:hAnsi="標楷體" w:eastAsia="標楷體"/>
                 <w:b w:val="0"/>
                 <w:i w:val="0"/>
                 <w:color w:val="1E293B"/>
-                <w:sz w:val="17"/>
+                <w:sz w:val="32"/>
               </w:rPr>
               <w:t>【假日自主自學與情境演說增量...</w:t>
             </w:r>
@@ -1987,11 +1987,11 @@
             </w:pPr>
             <w:r>
               <w:rPr>
-                <w:rFonts w:ascii="微軟正黑體" w:hAnsi="微軟正黑體" w:eastAsia="微軟正黑體"/>
+                <w:rFonts w:ascii="標楷體" w:hAnsi="標楷體" w:eastAsia="標楷體"/>
                 <w:b w:val="0"/>
                 <w:i w:val="0"/>
                 <w:color w:val="1E293B"/>
-                <w:sz w:val="17"/>
+                <w:sz w:val="32"/>
               </w:rPr>
               <w:t>【週末自學指引】週末增量任務：1. 脫稿背講全篇 8 遍；2. 對著附件二題目與提示進行「看圖說故事」；3. 在家人長輩面前脫稿演出 2 次。</w:t>
             </w:r>
@@ -2015,11 +2015,11 @@
             </w:pPr>
             <w:r>
               <w:rPr>
-                <w:rFonts w:ascii="微軟正黑體" w:hAnsi="微軟正黑體" w:eastAsia="微軟正黑體"/>
+                <w:rFonts w:ascii="標楷體" w:hAnsi="標楷體" w:eastAsia="標楷體"/>
                 <w:b w:val="0"/>
                 <w:i w:val="0"/>
                 <w:color w:val="1E293B"/>
-                <w:sz w:val="17"/>
+                <w:sz w:val="32"/>
               </w:rPr>
               <w:t>【特優】完全脫稿且聲情生動如臨現場；【優等】基本脫稿但稍有停頓；【尚可】仍需看稿。</w:t>
             </w:r>
@@ -2043,11 +2043,11 @@
             </w:pPr>
             <w:r>
               <w:rPr>
-                <w:rFonts w:ascii="微軟正黑體" w:hAnsi="微軟正黑體" w:eastAsia="微軟正黑體"/>
+                <w:rFonts w:ascii="標楷體" w:hAnsi="標楷體" w:eastAsia="標楷體"/>
                 <w:b w:val="0"/>
                 <w:i w:val="0"/>
                 <w:color w:val="1E293B"/>
-                <w:sz w:val="17"/>
+                <w:sz w:val="32"/>
               </w:rPr>
               <w:t>［ ］優</w:t>
               <w:br/>
@@ -2076,11 +2076,11 @@
             </w:pPr>
             <w:r>
               <w:rPr>
-                <w:rFonts w:ascii="微軟正黑體" w:hAnsi="微軟正黑體" w:eastAsia="微軟正黑體"/>
+                <w:rFonts w:ascii="標楷體" w:hAnsi="標楷體" w:eastAsia="標楷體"/>
                 <w:b/>
                 <w:i w:val="0"/>
                 <w:color w:val="1E293B"/>
-                <w:sz w:val="17"/>
+                <w:sz w:val="32"/>
               </w:rPr>
               <w:t>Day 06</w:t>
             </w:r>
@@ -2105,11 +2105,11 @@
             </w:pPr>
             <w:r>
               <w:rPr>
-                <w:rFonts w:ascii="微軟正黑體" w:hAnsi="微軟正黑體" w:eastAsia="微軟正黑體"/>
+                <w:rFonts w:ascii="標楷體" w:hAnsi="標楷體" w:eastAsia="標楷體"/>
                 <w:b w:val="0"/>
                 <w:i w:val="0"/>
                 <w:color w:val="1E293B"/>
-                <w:sz w:val="17"/>
+                <w:sz w:val="32"/>
               </w:rPr>
               <w:t>10/12 (一)</w:t>
             </w:r>
@@ -2134,11 +2134,11 @@
             </w:pPr>
             <w:r>
               <w:rPr>
-                <w:rFonts w:ascii="微軟正黑體" w:hAnsi="微軟正黑體" w:eastAsia="微軟正黑體"/>
+                <w:rFonts w:ascii="標楷體" w:hAnsi="標楷體" w:eastAsia="標楷體"/>
                 <w:b w:val="0"/>
                 <w:i w:val="0"/>
                 <w:color w:val="1E293B"/>
-                <w:sz w:val="17"/>
+                <w:sz w:val="32"/>
               </w:rPr>
               <w:t>在校集訓</w:t>
             </w:r>
@@ -2163,11 +2163,11 @@
             </w:pPr>
             <w:r>
               <w:rPr>
-                <w:rFonts w:ascii="微軟正黑體" w:hAnsi="微軟正黑體" w:eastAsia="微軟正黑體"/>
+                <w:rFonts w:ascii="標楷體" w:hAnsi="標楷體" w:eastAsia="標楷體"/>
                 <w:b w:val="0"/>
                 <w:i w:val="0"/>
                 <w:color w:val="1E293B"/>
-                <w:sz w:val="17"/>
+                <w:sz w:val="32"/>
               </w:rPr>
               <w:t>肢體動作與生動手勢：添菜、偃...</w:t>
             </w:r>
@@ -2192,11 +2192,11 @@
             </w:pPr>
             <w:r>
               <w:rPr>
-                <w:rFonts w:ascii="微軟正黑體" w:hAnsi="微軟正黑體" w:eastAsia="微軟正黑體"/>
+                <w:rFonts w:ascii="標楷體" w:hAnsi="標楷體" w:eastAsia="標楷體"/>
                 <w:b w:val="0"/>
                 <w:i w:val="0"/>
                 <w:color w:val="1E293B"/>
-                <w:sz w:val="17"/>
+                <w:sz w:val="32"/>
               </w:rPr>
               <w:t>指導情境演說專屬動作：添菜手勢（右手掌微彎如大杓）、菜桶偃倒（雙手微縮驚訝掌心向前）、提布鑢仔（雙手向下作擦拭狀）。生動自然，不僵硬！</w:t>
             </w:r>
@@ -2221,11 +2221,11 @@
             </w:pPr>
             <w:r>
               <w:rPr>
-                <w:rFonts w:ascii="微軟正黑體" w:hAnsi="微軟正黑體" w:eastAsia="微軟正黑體"/>
+                <w:rFonts w:ascii="標楷體" w:hAnsi="標楷體" w:eastAsia="標楷體"/>
                 <w:b w:val="0"/>
                 <w:i w:val="0"/>
                 <w:color w:val="1E293B"/>
-                <w:sz w:val="17"/>
+                <w:sz w:val="32"/>
               </w:rPr>
               <w:t>動作與情節高度貼合，自然大方，展現生活化演說魅力。</w:t>
             </w:r>
@@ -2250,11 +2250,11 @@
             </w:pPr>
             <w:r>
               <w:rPr>
-                <w:rFonts w:ascii="微軟正黑體" w:hAnsi="微軟正黑體" w:eastAsia="微軟正黑體"/>
+                <w:rFonts w:ascii="標楷體" w:hAnsi="標楷體" w:eastAsia="標楷體"/>
                 <w:b w:val="0"/>
                 <w:i w:val="0"/>
                 <w:color w:val="1E293B"/>
-                <w:sz w:val="17"/>
+                <w:sz w:val="32"/>
               </w:rPr>
               <w:t>［ ］優</w:t>
               <w:br/>
@@ -2282,11 +2282,11 @@
             </w:pPr>
             <w:r>
               <w:rPr>
-                <w:rFonts w:ascii="微軟正黑體" w:hAnsi="微軟正黑體" w:eastAsia="微軟正黑體"/>
+                <w:rFonts w:ascii="標楷體" w:hAnsi="標楷體" w:eastAsia="標楷體"/>
                 <w:b/>
                 <w:i w:val="0"/>
                 <w:color w:val="1E293B"/>
-                <w:sz w:val="17"/>
+                <w:sz w:val="32"/>
               </w:rPr>
               <w:t>Day 07</w:t>
             </w:r>
@@ -2310,11 +2310,11 @@
             </w:pPr>
             <w:r>
               <w:rPr>
-                <w:rFonts w:ascii="微軟正黑體" w:hAnsi="微軟正黑體" w:eastAsia="微軟正黑體"/>
+                <w:rFonts w:ascii="標楷體" w:hAnsi="標楷體" w:eastAsia="標楷體"/>
                 <w:b w:val="0"/>
                 <w:i w:val="0"/>
                 <w:color w:val="1E293B"/>
-                <w:sz w:val="17"/>
+                <w:sz w:val="32"/>
               </w:rPr>
               <w:t>10/13 (二)</w:t>
             </w:r>
@@ -2338,11 +2338,11 @@
             </w:pPr>
             <w:r>
               <w:rPr>
-                <w:rFonts w:ascii="微軟正黑體" w:hAnsi="微軟正黑體" w:eastAsia="微軟正黑體"/>
+                <w:rFonts w:ascii="標楷體" w:hAnsi="標楷體" w:eastAsia="標楷體"/>
                 <w:b w:val="0"/>
                 <w:i w:val="0"/>
                 <w:color w:val="1E293B"/>
-                <w:sz w:val="17"/>
+                <w:sz w:val="32"/>
               </w:rPr>
               <w:t>在校集訓</w:t>
             </w:r>
@@ -2366,11 +2366,11 @@
             </w:pPr>
             <w:r>
               <w:rPr>
-                <w:rFonts w:ascii="微軟正黑體" w:hAnsi="微軟正黑體" w:eastAsia="微軟正黑體"/>
+                <w:rFonts w:ascii="標楷體" w:hAnsi="標楷體" w:eastAsia="標楷體"/>
                 <w:b w:val="0"/>
                 <w:i w:val="0"/>
                 <w:color w:val="1E293B"/>
-                <w:sz w:val="17"/>
+                <w:sz w:val="32"/>
               </w:rPr>
               <w:t>眼神掃視與自信颱風：看評判講...</w:t>
             </w:r>
@@ -2394,11 +2394,11 @@
             </w:pPr>
             <w:r>
               <w:rPr>
-                <w:rFonts w:ascii="微軟正黑體" w:hAnsi="微軟正黑體" w:eastAsia="微軟正黑體"/>
+                <w:rFonts w:ascii="標楷體" w:hAnsi="標楷體" w:eastAsia="標楷體"/>
                 <w:b w:val="0"/>
                 <w:i w:val="0"/>
                 <w:color w:val="1E293B"/>
-                <w:sz w:val="17"/>
+                <w:sz w:val="32"/>
               </w:rPr>
               <w:t>眼神交流訓練：情境演說最忌諱死盯地板或看天空。眼神注視左、中、右評審席，如同一位小小台語說書人，把大家帶入熱鬧的教室午餐情境。</w:t>
             </w:r>
@@ -2422,11 +2422,11 @@
             </w:pPr>
             <w:r>
               <w:rPr>
-                <w:rFonts w:ascii="微軟正黑體" w:hAnsi="微軟正黑體" w:eastAsia="微軟正黑體"/>
+                <w:rFonts w:ascii="標楷體" w:hAnsi="標楷體" w:eastAsia="標楷體"/>
                 <w:b w:val="0"/>
                 <w:i w:val="0"/>
                 <w:color w:val="1E293B"/>
-                <w:sz w:val="17"/>
+                <w:sz w:val="32"/>
               </w:rPr>
               <w:t>眼神親切自信，抬頭率 90% 以上，與評審有強烈交流感。</w:t>
             </w:r>
@@ -2450,11 +2450,11 @@
             </w:pPr>
             <w:r>
               <w:rPr>
-                <w:rFonts w:ascii="微軟正黑體" w:hAnsi="微軟正黑體" w:eastAsia="微軟正黑體"/>
+                <w:rFonts w:ascii="標楷體" w:hAnsi="標楷體" w:eastAsia="標楷體"/>
                 <w:b w:val="0"/>
                 <w:i w:val="0"/>
                 <w:color w:val="1E293B"/>
-                <w:sz w:val="17"/>
+                <w:sz w:val="32"/>
               </w:rPr>
               <w:t>［ ］優</w:t>
               <w:br/>
@@ -2483,11 +2483,11 @@
             </w:pPr>
             <w:r>
               <w:rPr>
-                <w:rFonts w:ascii="微軟正黑體" w:hAnsi="微軟正黑體" w:eastAsia="微軟正黑體"/>
+                <w:rFonts w:ascii="標楷體" w:hAnsi="標楷體" w:eastAsia="標楷體"/>
                 <w:b/>
                 <w:i w:val="0"/>
                 <w:color w:val="1E293B"/>
-                <w:sz w:val="17"/>
+                <w:sz w:val="32"/>
               </w:rPr>
               <w:t>Day 08</w:t>
             </w:r>
@@ -2512,11 +2512,11 @@
             </w:pPr>
             <w:r>
               <w:rPr>
-                <w:rFonts w:ascii="微軟正黑體" w:hAnsi="微軟正黑體" w:eastAsia="微軟正黑體"/>
+                <w:rFonts w:ascii="標楷體" w:hAnsi="標楷體" w:eastAsia="標楷體"/>
                 <w:b w:val="0"/>
                 <w:i w:val="0"/>
                 <w:color w:val="1E293B"/>
-                <w:sz w:val="17"/>
+                <w:sz w:val="32"/>
               </w:rPr>
               <w:t>10/14 (三)</w:t>
             </w:r>
@@ -2541,11 +2541,11 @@
             </w:pPr>
             <w:r>
               <w:rPr>
-                <w:rFonts w:ascii="微軟正黑體" w:hAnsi="微軟正黑體" w:eastAsia="微軟正黑體"/>
+                <w:rFonts w:ascii="標楷體" w:hAnsi="標楷體" w:eastAsia="標楷體"/>
                 <w:b w:val="0"/>
                 <w:i w:val="0"/>
                 <w:color w:val="1E293B"/>
-                <w:sz w:val="17"/>
+                <w:sz w:val="32"/>
               </w:rPr>
               <w:t>在校集訓</w:t>
             </w:r>
@@ -2570,11 +2570,11 @@
             </w:pPr>
             <w:r>
               <w:rPr>
-                <w:rFonts w:ascii="微軟正黑體" w:hAnsi="微軟正黑體" w:eastAsia="微軟正黑體"/>
+                <w:rFonts w:ascii="標楷體" w:hAnsi="標楷體" w:eastAsia="標楷體"/>
                 <w:b w:val="0"/>
                 <w:i w:val="0"/>
                 <w:color w:val="1E293B"/>
-                <w:sz w:val="17"/>
+                <w:sz w:val="32"/>
               </w:rPr>
               <w:t>演講時間嚴格控制在 1分20...</w:t>
             </w:r>
@@ -2599,11 +2599,11 @@
             </w:pPr>
             <w:r>
               <w:rPr>
-                <w:rFonts w:ascii="微軟正黑體" w:hAnsi="微軟正黑體" w:eastAsia="微軟正黑體"/>
+                <w:rFonts w:ascii="標楷體" w:hAnsi="標楷體" w:eastAsia="標楷體"/>
                 <w:b w:val="0"/>
                 <w:i w:val="0"/>
                 <w:color w:val="1E293B"/>
-                <w:sz w:val="17"/>
+                <w:sz w:val="32"/>
               </w:rPr>
               <w:t>時間配比核心戰略：校內比賽限時 2 分鐘（含演說與即席問答）。演說時間必須精確壓在 **1 分 20 秒 至 1 分 25 秒**，留下足足 35~40 秒從容應對評判提問！</w:t>
             </w:r>
@@ -2628,11 +2628,11 @@
             </w:pPr>
             <w:r>
               <w:rPr>
-                <w:rFonts w:ascii="微軟正黑體" w:hAnsi="微軟正黑體" w:eastAsia="微軟正黑體"/>
+                <w:rFonts w:ascii="標楷體" w:hAnsi="標楷體" w:eastAsia="標楷體"/>
                 <w:b w:val="0"/>
                 <w:i w:val="0"/>
                 <w:color w:val="1E293B"/>
-                <w:sz w:val="17"/>
+                <w:sz w:val="32"/>
               </w:rPr>
               <w:t>演講時間精確落在 1分18秒~1分25秒 區間內，節奏穩健從容。</w:t>
             </w:r>
@@ -2657,11 +2657,11 @@
             </w:pPr>
             <w:r>
               <w:rPr>
-                <w:rFonts w:ascii="微軟正黑體" w:hAnsi="微軟正黑體" w:eastAsia="微軟正黑體"/>
+                <w:rFonts w:ascii="標楷體" w:hAnsi="標楷體" w:eastAsia="標楷體"/>
                 <w:b w:val="0"/>
                 <w:i w:val="0"/>
                 <w:color w:val="1E293B"/>
-                <w:sz w:val="17"/>
+                <w:sz w:val="32"/>
               </w:rPr>
               <w:t>［ ］優</w:t>
               <w:br/>
@@ -2689,11 +2689,11 @@
             </w:pPr>
             <w:r>
               <w:rPr>
-                <w:rFonts w:ascii="微軟正黑體" w:hAnsi="微軟正黑體" w:eastAsia="微軟正黑體"/>
+                <w:rFonts w:ascii="標楷體" w:hAnsi="標楷體" w:eastAsia="標楷體"/>
                 <w:b/>
                 <w:i w:val="0"/>
                 <w:color w:val="1E293B"/>
-                <w:sz w:val="17"/>
+                <w:sz w:val="32"/>
               </w:rPr>
               <w:t>Day 09</w:t>
             </w:r>
@@ -2717,11 +2717,11 @@
             </w:pPr>
             <w:r>
               <w:rPr>
-                <w:rFonts w:ascii="微軟正黑體" w:hAnsi="微軟正黑體" w:eastAsia="微軟正黑體"/>
+                <w:rFonts w:ascii="標楷體" w:hAnsi="標楷體" w:eastAsia="標楷體"/>
                 <w:b w:val="0"/>
                 <w:i w:val="0"/>
                 <w:color w:val="1E293B"/>
-                <w:sz w:val="17"/>
+                <w:sz w:val="32"/>
               </w:rPr>
               <w:t>10/15 (四)</w:t>
             </w:r>
@@ -2745,11 +2745,11 @@
             </w:pPr>
             <w:r>
               <w:rPr>
-                <w:rFonts w:ascii="微軟正黑體" w:hAnsi="微軟正黑體" w:eastAsia="微軟正黑體"/>
+                <w:rFonts w:ascii="標楷體" w:hAnsi="標楷體" w:eastAsia="標楷體"/>
                 <w:b w:val="0"/>
                 <w:i w:val="0"/>
                 <w:color w:val="1E293B"/>
-                <w:sz w:val="17"/>
+                <w:sz w:val="32"/>
               </w:rPr>
               <w:t>在校集訓</w:t>
             </w:r>
@@ -2773,11 +2773,11 @@
             </w:pPr>
             <w:r>
               <w:rPr>
-                <w:rFonts w:ascii="微軟正黑體" w:hAnsi="微軟正黑體" w:eastAsia="微軟正黑體"/>
+                <w:rFonts w:ascii="標楷體" w:hAnsi="標楷體" w:eastAsia="標楷體"/>
                 <w:b w:val="0"/>
                 <w:i w:val="0"/>
                 <w:color w:val="1E293B"/>
-                <w:sz w:val="17"/>
+                <w:sz w:val="32"/>
               </w:rPr>
               <w:t>評判即席問答破題技巧：3 秒...</w:t>
             </w:r>
@@ -2801,11 +2801,11 @@
             </w:pPr>
             <w:r>
               <w:rPr>
-                <w:rFonts w:ascii="微軟正黑體" w:hAnsi="微軟正黑體" w:eastAsia="微軟正黑體"/>
+                <w:rFonts w:ascii="標楷體" w:hAnsi="標楷體" w:eastAsia="標楷體"/>
                 <w:b w:val="0"/>
                 <w:i w:val="0"/>
                 <w:color w:val="1E293B"/>
-                <w:sz w:val="17"/>
+                <w:sz w:val="32"/>
               </w:rPr>
               <w:t>傳授評判問答「黃金 3 秒緩衝金句」：聽到題目後不要愣住，立刻微笑開口說：「多謝評判老師的提問，這个問題真好！阮覺得……」利用這 3 秒迅速在腦中組織台語答題架構！</w:t>
             </w:r>
@@ -2829,11 +2829,11 @@
             </w:pPr>
             <w:r>
               <w:rPr>
-                <w:rFonts w:ascii="微軟正黑體" w:hAnsi="微軟正黑體" w:eastAsia="微軟正黑體"/>
+                <w:rFonts w:ascii="標楷體" w:hAnsi="標楷體" w:eastAsia="標楷體"/>
                 <w:b w:val="0"/>
                 <w:i w:val="0"/>
                 <w:color w:val="1E293B"/>
-                <w:sz w:val="17"/>
+                <w:sz w:val="32"/>
               </w:rPr>
               <w:t>能在 2 秒內從容開口回應，態度禮貌大方，絕無冷場呆滯。</w:t>
             </w:r>
@@ -2857,11 +2857,11 @@
             </w:pPr>
             <w:r>
               <w:rPr>
-                <w:rFonts w:ascii="微軟正黑體" w:hAnsi="微軟正黑體" w:eastAsia="微軟正黑體"/>
+                <w:rFonts w:ascii="標楷體" w:hAnsi="標楷體" w:eastAsia="標楷體"/>
                 <w:b w:val="0"/>
                 <w:i w:val="0"/>
                 <w:color w:val="1E293B"/>
-                <w:sz w:val="17"/>
+                <w:sz w:val="32"/>
               </w:rPr>
               <w:t>［ ］優</w:t>
               <w:br/>
@@ -2890,11 +2890,11 @@
             </w:pPr>
             <w:r>
               <w:rPr>
-                <w:rFonts w:ascii="微軟正黑體" w:hAnsi="微軟正黑體" w:eastAsia="微軟正黑體"/>
+                <w:rFonts w:ascii="標楷體" w:hAnsi="標楷體" w:eastAsia="標楷體"/>
                 <w:b/>
                 <w:i w:val="0"/>
                 <w:color w:val="1E293B"/>
-                <w:sz w:val="17"/>
+                <w:sz w:val="32"/>
               </w:rPr>
               <w:t>Day 10</w:t>
             </w:r>
@@ -2919,11 +2919,11 @@
             </w:pPr>
             <w:r>
               <w:rPr>
-                <w:rFonts w:ascii="微軟正黑體" w:hAnsi="微軟正黑體" w:eastAsia="微軟正黑體"/>
+                <w:rFonts w:ascii="標楷體" w:hAnsi="標楷體" w:eastAsia="標楷體"/>
                 <w:b w:val="0"/>
                 <w:i w:val="0"/>
                 <w:color w:val="1E293B"/>
-                <w:sz w:val="17"/>
+                <w:sz w:val="32"/>
               </w:rPr>
               <w:t>10/16 (五)</w:t>
             </w:r>
@@ -2948,11 +2948,11 @@
             </w:pPr>
             <w:r>
               <w:rPr>
-                <w:rFonts w:ascii="微軟正黑體" w:hAnsi="微軟正黑體" w:eastAsia="微軟正黑體"/>
+                <w:rFonts w:ascii="標楷體" w:hAnsi="標楷體" w:eastAsia="標楷體"/>
                 <w:b w:val="0"/>
                 <w:i w:val="0"/>
                 <w:color w:val="1E293B"/>
-                <w:sz w:val="17"/>
+                <w:sz w:val="32"/>
               </w:rPr>
               <w:t>在校集訓</w:t>
             </w:r>
@@ -2977,11 +2977,11 @@
             </w:pPr>
             <w:r>
               <w:rPr>
-                <w:rFonts w:ascii="微軟正黑體" w:hAnsi="微軟正黑體" w:eastAsia="微軟正黑體"/>
+                <w:rFonts w:ascii="標楷體" w:hAnsi="標楷體" w:eastAsia="標楷體"/>
                 <w:b w:val="0"/>
                 <w:i w:val="0"/>
                 <w:color w:val="1E293B"/>
-                <w:sz w:val="17"/>
+                <w:sz w:val="32"/>
               </w:rPr>
               <w:t>全篇演說 ＋ 提問 Q1 實...</w:t>
             </w:r>
@@ -3006,11 +3006,11 @@
             </w:pPr>
             <w:r>
               <w:rPr>
-                <w:rFonts w:ascii="微軟正黑體" w:hAnsi="微軟正黑體" w:eastAsia="微軟正黑體"/>
+                <w:rFonts w:ascii="標楷體" w:hAnsi="標楷體" w:eastAsia="標楷體"/>
                 <w:b w:val="0"/>
                 <w:i w:val="0"/>
                 <w:color w:val="1E293B"/>
-                <w:sz w:val="17"/>
+                <w:sz w:val="32"/>
               </w:rPr>
               <w:t>第 2 週綜合驗收：演講 1分20秒 ＋ 抽測 Q1「阿明共菜桶偃倒，若換做是你，頭一步會按怎做？」。檢驗回答邏輯與台語詞彙。</w:t>
             </w:r>
@@ -3035,11 +3035,11 @@
             </w:pPr>
             <w:r>
               <w:rPr>
-                <w:rFonts w:ascii="微軟正黑體" w:hAnsi="微軟正黑體" w:eastAsia="微軟正黑體"/>
+                <w:rFonts w:ascii="標楷體" w:hAnsi="標楷體" w:eastAsia="標楷體"/>
                 <w:b w:val="0"/>
                 <w:i w:val="0"/>
                 <w:color w:val="1E293B"/>
-                <w:sz w:val="17"/>
+                <w:sz w:val="32"/>
               </w:rPr>
               <w:t>演說流利，Q1 回答切中要害，展現成熟判斷力與道地台語能力。</w:t>
             </w:r>
@@ -3064,11 +3064,11 @@
             </w:pPr>
             <w:r>
               <w:rPr>
-                <w:rFonts w:ascii="微軟正黑體" w:hAnsi="微軟正黑體" w:eastAsia="微軟正黑體"/>
+                <w:rFonts w:ascii="標楷體" w:hAnsi="標楷體" w:eastAsia="標楷體"/>
                 <w:b w:val="0"/>
                 <w:i w:val="0"/>
                 <w:color w:val="1E293B"/>
-                <w:sz w:val="17"/>
+                <w:sz w:val="32"/>
               </w:rPr>
               <w:t>［ ］優</w:t>
               <w:br/>
@@ -3096,11 +3096,11 @@
             </w:pPr>
             <w:r>
               <w:rPr>
-                <w:rFonts w:ascii="微軟正黑體" w:hAnsi="微軟正黑體" w:eastAsia="微軟正黑體"/>
+                <w:rFonts w:ascii="標楷體" w:hAnsi="標楷體" w:eastAsia="標楷體"/>
                 <w:b/>
                 <w:i w:val="0"/>
                 <w:color w:val="1E293B"/>
-                <w:sz w:val="17"/>
+                <w:sz w:val="32"/>
               </w:rPr>
               <w:t>週末假日二</w:t>
             </w:r>
@@ -3124,11 +3124,11 @@
             </w:pPr>
             <w:r>
               <w:rPr>
-                <w:rFonts w:ascii="微軟正黑體" w:hAnsi="微軟正黑體" w:eastAsia="微軟正黑體"/>
+                <w:rFonts w:ascii="標楷體" w:hAnsi="標楷體" w:eastAsia="標楷體"/>
                 <w:b w:val="0"/>
                 <w:i w:val="0"/>
                 <w:color w:val="1E293B"/>
-                <w:sz w:val="17"/>
+                <w:sz w:val="32"/>
               </w:rPr>
               <w:t>10/17 (六) ~ 10/18 (日)</w:t>
             </w:r>
@@ -3152,11 +3152,11 @@
             </w:pPr>
             <w:r>
               <w:rPr>
-                <w:rFonts w:ascii="微軟正黑體" w:hAnsi="微軟正黑體" w:eastAsia="微軟正黑體"/>
+                <w:rFonts w:ascii="標楷體" w:hAnsi="標楷體" w:eastAsia="標楷體"/>
                 <w:b w:val="0"/>
                 <w:i w:val="0"/>
                 <w:color w:val="1E293B"/>
-                <w:sz w:val="17"/>
+                <w:sz w:val="32"/>
               </w:rPr>
               <w:t>假日自學增量</w:t>
             </w:r>
@@ -3180,11 +3180,11 @@
             </w:pPr>
             <w:r>
               <w:rPr>
-                <w:rFonts w:ascii="微軟正黑體" w:hAnsi="微軟正黑體" w:eastAsia="微軟正黑體"/>
+                <w:rFonts w:ascii="標楷體" w:hAnsi="標楷體" w:eastAsia="標楷體"/>
                 <w:b w:val="0"/>
                 <w:i w:val="0"/>
                 <w:color w:val="1E293B"/>
-                <w:sz w:val="17"/>
+                <w:sz w:val="32"/>
               </w:rPr>
               <w:t>【假日自主自學與情境演說增量...</w:t>
             </w:r>
@@ -3208,11 +3208,11 @@
             </w:pPr>
             <w:r>
               <w:rPr>
-                <w:rFonts w:ascii="微軟正黑體" w:hAnsi="微軟正黑體" w:eastAsia="微軟正黑體"/>
+                <w:rFonts w:ascii="標楷體" w:hAnsi="標楷體" w:eastAsia="標楷體"/>
                 <w:b w:val="0"/>
                 <w:i w:val="0"/>
                 <w:color w:val="1E293B"/>
-                <w:sz w:val="17"/>
+                <w:sz w:val="32"/>
               </w:rPr>
               <w:t>【週末自學指引】週末問答增量：1. 全篇計時演講 8 遍（1分20秒）；2. 請長輩針對 Q1、Q2、Q3 進行台語即席抽考；3. 錄製問答影片。</w:t>
             </w:r>
@@ -3236,11 +3236,11 @@
             </w:pPr>
             <w:r>
               <w:rPr>
-                <w:rFonts w:ascii="微軟正黑體" w:hAnsi="微軟正黑體" w:eastAsia="微軟正黑體"/>
+                <w:rFonts w:ascii="標楷體" w:hAnsi="標楷體" w:eastAsia="標楷體"/>
                 <w:b w:val="0"/>
                 <w:i w:val="0"/>
                 <w:color w:val="1E293B"/>
-                <w:sz w:val="17"/>
+                <w:sz w:val="32"/>
               </w:rPr>
               <w:t>【特優】回答出口成章，台語辭彙豐富；【優等】回答完整但偶有思考停頓；【尚可】需提示。</w:t>
             </w:r>
@@ -3264,11 +3264,11 @@
             </w:pPr>
             <w:r>
               <w:rPr>
-                <w:rFonts w:ascii="微軟正黑體" w:hAnsi="微軟正黑體" w:eastAsia="微軟正黑體"/>
+                <w:rFonts w:ascii="標楷體" w:hAnsi="標楷體" w:eastAsia="標楷體"/>
                 <w:b w:val="0"/>
                 <w:i w:val="0"/>
                 <w:color w:val="1E293B"/>
-                <w:sz w:val="17"/>
+                <w:sz w:val="32"/>
               </w:rPr>
               <w:t>［ ］優</w:t>
               <w:br/>
@@ -3297,11 +3297,11 @@
             </w:pPr>
             <w:r>
               <w:rPr>
-                <w:rFonts w:ascii="微軟正黑體" w:hAnsi="微軟正黑體" w:eastAsia="微軟正黑體"/>
+                <w:rFonts w:ascii="標楷體" w:hAnsi="標楷體" w:eastAsia="標楷體"/>
                 <w:b/>
                 <w:i w:val="0"/>
                 <w:color w:val="1E293B"/>
-                <w:sz w:val="17"/>
+                <w:sz w:val="32"/>
               </w:rPr>
               <w:t>Day 11</w:t>
             </w:r>
@@ -3326,11 +3326,11 @@
             </w:pPr>
             <w:r>
               <w:rPr>
-                <w:rFonts w:ascii="微軟正黑體" w:hAnsi="微軟正黑體" w:eastAsia="微軟正黑體"/>
+                <w:rFonts w:ascii="標楷體" w:hAnsi="標楷體" w:eastAsia="標楷體"/>
                 <w:b w:val="0"/>
                 <w:i w:val="0"/>
                 <w:color w:val="1E293B"/>
-                <w:sz w:val="17"/>
+                <w:sz w:val="32"/>
               </w:rPr>
               <w:t>10/19 (一)</w:t>
             </w:r>
@@ -3355,11 +3355,11 @@
             </w:pPr>
             <w:r>
               <w:rPr>
-                <w:rFonts w:ascii="微軟正黑體" w:hAnsi="微軟正黑體" w:eastAsia="微軟正黑體"/>
+                <w:rFonts w:ascii="標楷體" w:hAnsi="標楷體" w:eastAsia="標楷體"/>
                 <w:b w:val="0"/>
                 <w:i w:val="0"/>
                 <w:color w:val="1E293B"/>
-                <w:sz w:val="17"/>
+                <w:sz w:val="32"/>
               </w:rPr>
               <w:t>在校集訓</w:t>
             </w:r>
@@ -3384,11 +3384,11 @@
             </w:pPr>
             <w:r>
               <w:rPr>
-                <w:rFonts w:ascii="微軟正黑體" w:hAnsi="微軟正黑體" w:eastAsia="微軟正黑體"/>
+                <w:rFonts w:ascii="標楷體" w:hAnsi="標楷體" w:eastAsia="標楷體"/>
                 <w:b w:val="0"/>
                 <w:i w:val="0"/>
                 <w:color w:val="1E293B"/>
-                <w:sz w:val="17"/>
+                <w:sz w:val="32"/>
               </w:rPr>
               <w:t>評判提問破解 Q2：教室排隊...</w:t>
             </w:r>
@@ -3413,11 +3413,11 @@
             </w:pPr>
             <w:r>
               <w:rPr>
-                <w:rFonts w:ascii="微軟正黑體" w:hAnsi="微軟正黑體" w:eastAsia="微軟正黑體"/>
+                <w:rFonts w:ascii="標楷體" w:hAnsi="標楷體" w:eastAsia="標楷體"/>
                 <w:b w:val="0"/>
                 <w:i w:val="0"/>
                 <w:color w:val="1E293B"/>
-                <w:sz w:val="17"/>
+                <w:sz w:val="32"/>
               </w:rPr>
               <w:t>精修 Q2 回答：針對「排隊等添飯應該遵守啥規矩」，引導學生說出「照順序、莫推擠、雙手放好、因為菜湯足滾足熱」。用台語具體說出細節。</w:t>
             </w:r>
@@ -3442,11 +3442,11 @@
             </w:pPr>
             <w:r>
               <w:rPr>
-                <w:rFonts w:ascii="微軟正黑體" w:hAnsi="微軟正黑體" w:eastAsia="微軟正黑體"/>
+                <w:rFonts w:ascii="標楷體" w:hAnsi="標楷體" w:eastAsia="標楷體"/>
                 <w:b w:val="0"/>
                 <w:i w:val="0"/>
                 <w:color w:val="1E293B"/>
-                <w:sz w:val="17"/>
+                <w:sz w:val="32"/>
               </w:rPr>
               <w:t>條理清晰，台語詞彙準確，安全意識強烈。</w:t>
             </w:r>
@@ -3471,11 +3471,11 @@
             </w:pPr>
             <w:r>
               <w:rPr>
-                <w:rFonts w:ascii="微軟正黑體" w:hAnsi="微軟正黑體" w:eastAsia="微軟正黑體"/>
+                <w:rFonts w:ascii="標楷體" w:hAnsi="標楷體" w:eastAsia="標楷體"/>
                 <w:b w:val="0"/>
                 <w:i w:val="0"/>
                 <w:color w:val="1E293B"/>
-                <w:sz w:val="17"/>
+                <w:sz w:val="32"/>
               </w:rPr>
               <w:t>［ ］優</w:t>
               <w:br/>
@@ -3503,11 +3503,11 @@
             </w:pPr>
             <w:r>
               <w:rPr>
-                <w:rFonts w:ascii="微軟正黑體" w:hAnsi="微軟正黑體" w:eastAsia="微軟正黑體"/>
+                <w:rFonts w:ascii="標楷體" w:hAnsi="標楷體" w:eastAsia="標楷體"/>
                 <w:b/>
                 <w:i w:val="0"/>
                 <w:color w:val="1E293B"/>
-                <w:sz w:val="17"/>
+                <w:sz w:val="32"/>
               </w:rPr>
               <w:t>Day 12</w:t>
             </w:r>
@@ -3531,11 +3531,11 @@
             </w:pPr>
             <w:r>
               <w:rPr>
-                <w:rFonts w:ascii="微軟正黑體" w:hAnsi="微軟正黑體" w:eastAsia="微軟正黑體"/>
+                <w:rFonts w:ascii="標楷體" w:hAnsi="標楷體" w:eastAsia="標楷體"/>
                 <w:b w:val="0"/>
                 <w:i w:val="0"/>
                 <w:color w:val="1E293B"/>
-                <w:sz w:val="17"/>
+                <w:sz w:val="32"/>
               </w:rPr>
               <w:t>10/20 (二)</w:t>
             </w:r>
@@ -3559,11 +3559,11 @@
             </w:pPr>
             <w:r>
               <w:rPr>
-                <w:rFonts w:ascii="微軟正黑體" w:hAnsi="微軟正黑體" w:eastAsia="微軟正黑體"/>
+                <w:rFonts w:ascii="標楷體" w:hAnsi="標楷體" w:eastAsia="標楷體"/>
                 <w:b w:val="0"/>
                 <w:i w:val="0"/>
                 <w:color w:val="1E293B"/>
-                <w:sz w:val="17"/>
+                <w:sz w:val="32"/>
               </w:rPr>
               <w:t>在校集訓</w:t>
             </w:r>
@@ -3587,11 +3587,11 @@
             </w:pPr>
             <w:r>
               <w:rPr>
-                <w:rFonts w:ascii="微軟正黑體" w:hAnsi="微軟正黑體" w:eastAsia="微軟正黑體"/>
+                <w:rFonts w:ascii="標楷體" w:hAnsi="標楷體" w:eastAsia="標楷體"/>
                 <w:b w:val="0"/>
                 <w:i w:val="0"/>
                 <w:color w:val="1E293B"/>
-                <w:sz w:val="17"/>
+                <w:sz w:val="32"/>
               </w:rPr>
               <w:t>評判提問破解 Q3：惜食觀念...</w:t>
             </w:r>
@@ -3615,11 +3615,11 @@
             </w:pPr>
             <w:r>
               <w:rPr>
-                <w:rFonts w:ascii="微軟正黑體" w:hAnsi="微軟正黑體" w:eastAsia="微軟正黑體"/>
+                <w:rFonts w:ascii="標楷體" w:hAnsi="標楷體" w:eastAsia="標楷體"/>
                 <w:b w:val="0"/>
                 <w:i w:val="0"/>
                 <w:color w:val="1E293B"/>
-                <w:sz w:val="17"/>
+                <w:sz w:val="32"/>
               </w:rPr>
               <w:t>精修 Q3 回答：針對「看著同學挑食或倒掉飯菜如何勸導」，結合俗諺「一粒米，百粒汗」、農夫日頭下辛勤、廚工阿姨大清早揮汗煮飯。言詞懇切溫暖！</w:t>
             </w:r>
@@ -3643,11 +3643,11 @@
             </w:pPr>
             <w:r>
               <w:rPr>
-                <w:rFonts w:ascii="微軟正黑體" w:hAnsi="微軟正黑體" w:eastAsia="微軟正黑體"/>
+                <w:rFonts w:ascii="標楷體" w:hAnsi="標楷體" w:eastAsia="標楷體"/>
                 <w:b w:val="0"/>
                 <w:i w:val="0"/>
                 <w:color w:val="1E293B"/>
-                <w:sz w:val="17"/>
+                <w:sz w:val="32"/>
               </w:rPr>
               <w:t>感情真摯，俗語運用得當，說服力極佳。</w:t>
             </w:r>
@@ -3671,11 +3671,11 @@
             </w:pPr>
             <w:r>
               <w:rPr>
-                <w:rFonts w:ascii="微軟正黑體" w:hAnsi="微軟正黑體" w:eastAsia="微軟正黑體"/>
+                <w:rFonts w:ascii="標楷體" w:hAnsi="標楷體" w:eastAsia="標楷體"/>
                 <w:b w:val="0"/>
                 <w:i w:val="0"/>
                 <w:color w:val="1E293B"/>
-                <w:sz w:val="17"/>
+                <w:sz w:val="32"/>
               </w:rPr>
               <w:t>［ ］優</w:t>
               <w:br/>
@@ -3704,11 +3704,11 @@
             </w:pPr>
             <w:r>
               <w:rPr>
-                <w:rFonts w:ascii="微軟正黑體" w:hAnsi="微軟正黑體" w:eastAsia="微軟正黑體"/>
+                <w:rFonts w:ascii="標楷體" w:hAnsi="標楷體" w:eastAsia="標楷體"/>
                 <w:b/>
                 <w:i w:val="0"/>
                 <w:color w:val="1E293B"/>
-                <w:sz w:val="17"/>
+                <w:sz w:val="32"/>
               </w:rPr>
               <w:t>Day 13</w:t>
             </w:r>
@@ -3733,11 +3733,11 @@
             </w:pPr>
             <w:r>
               <w:rPr>
-                <w:rFonts w:ascii="微軟正黑體" w:hAnsi="微軟正黑體" w:eastAsia="微軟正黑體"/>
+                <w:rFonts w:ascii="標楷體" w:hAnsi="標楷體" w:eastAsia="標楷體"/>
                 <w:b w:val="0"/>
                 <w:i w:val="0"/>
                 <w:color w:val="1E293B"/>
-                <w:sz w:val="17"/>
+                <w:sz w:val="32"/>
               </w:rPr>
               <w:t>10/21 (三)</w:t>
             </w:r>
@@ -3762,11 +3762,11 @@
             </w:pPr>
             <w:r>
               <w:rPr>
-                <w:rFonts w:ascii="微軟正黑體" w:hAnsi="微軟正黑體" w:eastAsia="微軟正黑體"/>
+                <w:rFonts w:ascii="標楷體" w:hAnsi="標楷體" w:eastAsia="標楷體"/>
                 <w:b w:val="0"/>
                 <w:i w:val="0"/>
                 <w:color w:val="1E293B"/>
-                <w:sz w:val="17"/>
+                <w:sz w:val="32"/>
               </w:rPr>
               <w:t>在校集訓</w:t>
             </w:r>
@@ -3791,11 +3791,11 @@
             </w:pPr>
             <w:r>
               <w:rPr>
-                <w:rFonts w:ascii="微軟正黑體" w:hAnsi="微軟正黑體" w:eastAsia="微軟正黑體"/>
+                <w:rFonts w:ascii="標楷體" w:hAnsi="標楷體" w:eastAsia="標楷體"/>
                 <w:b w:val="0"/>
                 <w:i w:val="0"/>
                 <w:color w:val="1E293B"/>
-                <w:sz w:val="17"/>
+                <w:sz w:val="32"/>
               </w:rPr>
               <w:t>評判提問破解 Q4：最愛學校...</w:t>
             </w:r>
@@ -3820,11 +3820,11 @@
             </w:pPr>
             <w:r>
               <w:rPr>
-                <w:rFonts w:ascii="微軟正黑體" w:hAnsi="微軟正黑體" w:eastAsia="微軟正黑體"/>
+                <w:rFonts w:ascii="標楷體" w:hAnsi="標楷體" w:eastAsia="標楷體"/>
                 <w:b w:val="0"/>
                 <w:i w:val="0"/>
                 <w:color w:val="1E293B"/>
-                <w:sz w:val="17"/>
+                <w:sz w:val="32"/>
               </w:rPr>
               <w:t>精修 Q4 回答：針對「最愛吃午餐哪道菜」，指導運用豐富疊字形容詞（芳貢貢、脆脆、鹹甘、盤底朝天）。如菜脯蛋、咖哩雞肉、蘿蔔排骨湯。</w:t>
             </w:r>
@@ -3849,11 +3849,11 @@
             </w:pPr>
             <w:r>
               <w:rPr>
-                <w:rFonts w:ascii="微軟正黑體" w:hAnsi="微軟正黑體" w:eastAsia="微軟正黑體"/>
+                <w:rFonts w:ascii="標楷體" w:hAnsi="標楷體" w:eastAsia="標楷體"/>
                 <w:b w:val="0"/>
                 <w:i w:val="0"/>
                 <w:color w:val="1E293B"/>
-                <w:sz w:val="17"/>
+                <w:sz w:val="32"/>
               </w:rPr>
               <w:t>詞彙生動豐富，疊字運用自然道地，面帶幸福笑容。</w:t>
             </w:r>
@@ -3878,11 +3878,11 @@
             </w:pPr>
             <w:r>
               <w:rPr>
-                <w:rFonts w:ascii="微軟正黑體" w:hAnsi="微軟正黑體" w:eastAsia="微軟正黑體"/>
+                <w:rFonts w:ascii="標楷體" w:hAnsi="標楷體" w:eastAsia="標楷體"/>
                 <w:b w:val="0"/>
                 <w:i w:val="0"/>
                 <w:color w:val="1E293B"/>
-                <w:sz w:val="17"/>
+                <w:sz w:val="32"/>
               </w:rPr>
               <w:t>［ ］優</w:t>
               <w:br/>
@@ -3910,11 +3910,11 @@
             </w:pPr>
             <w:r>
               <w:rPr>
-                <w:rFonts w:ascii="微軟正黑體" w:hAnsi="微軟正黑體" w:eastAsia="微軟正黑體"/>
+                <w:rFonts w:ascii="標楷體" w:hAnsi="標楷體" w:eastAsia="標楷體"/>
                 <w:b/>
                 <w:i w:val="0"/>
                 <w:color w:val="1E293B"/>
-                <w:sz w:val="17"/>
+                <w:sz w:val="32"/>
               </w:rPr>
               <w:t>Day 14</w:t>
             </w:r>
@@ -3938,11 +3938,11 @@
             </w:pPr>
             <w:r>
               <w:rPr>
-                <w:rFonts w:ascii="微軟正黑體" w:hAnsi="微軟正黑體" w:eastAsia="微軟正黑體"/>
+                <w:rFonts w:ascii="標楷體" w:hAnsi="標楷體" w:eastAsia="標楷體"/>
                 <w:b w:val="0"/>
                 <w:i w:val="0"/>
                 <w:color w:val="1E293B"/>
-                <w:sz w:val="17"/>
+                <w:sz w:val="32"/>
               </w:rPr>
               <w:t>10/22 (四)</w:t>
             </w:r>
@@ -3966,11 +3966,11 @@
             </w:pPr>
             <w:r>
               <w:rPr>
-                <w:rFonts w:ascii="微軟正黑體" w:hAnsi="微軟正黑體" w:eastAsia="微軟正黑體"/>
+                <w:rFonts w:ascii="標楷體" w:hAnsi="標楷體" w:eastAsia="標楷體"/>
                 <w:b w:val="0"/>
                 <w:i w:val="0"/>
                 <w:color w:val="1E293B"/>
-                <w:sz w:val="17"/>
+                <w:sz w:val="32"/>
               </w:rPr>
               <w:t>在校集訓</w:t>
             </w:r>
@@ -3994,11 +3994,11 @@
             </w:pPr>
             <w:r>
               <w:rPr>
-                <w:rFonts w:ascii="微軟正黑體" w:hAnsi="微軟正黑體" w:eastAsia="微軟正黑體"/>
+                <w:rFonts w:ascii="標楷體" w:hAnsi="標楷體" w:eastAsia="標楷體"/>
                 <w:b w:val="0"/>
                 <w:i w:val="0"/>
                 <w:color w:val="1E293B"/>
-                <w:sz w:val="17"/>
+                <w:sz w:val="32"/>
               </w:rPr>
               <w:t>評判提問破解 Q5：阿明最值...</w:t>
             </w:r>
@@ -4022,11 +4022,11 @@
             </w:pPr>
             <w:r>
               <w:rPr>
-                <w:rFonts w:ascii="微軟正黑體" w:hAnsi="微軟正黑體" w:eastAsia="微軟正黑體"/>
+                <w:rFonts w:ascii="標楷體" w:hAnsi="標楷體" w:eastAsia="標楷體"/>
                 <w:b w:val="0"/>
                 <w:i w:val="0"/>
                 <w:color w:val="1E293B"/>
-                <w:sz w:val="17"/>
+                <w:sz w:val="32"/>
               </w:rPr>
               <w:t>精修 Q5 回答：針對「阿明最值得學習的優點」，點出「知錯能改、勇於負責、主動拿抹布清理」，而不是推給別人或逃跑。展現正向品德素養。</w:t>
             </w:r>
@@ -4050,11 +4050,11 @@
             </w:pPr>
             <w:r>
               <w:rPr>
-                <w:rFonts w:ascii="微軟正黑體" w:hAnsi="微軟正黑體" w:eastAsia="微軟正黑體"/>
+                <w:rFonts w:ascii="標楷體" w:hAnsi="標楷體" w:eastAsia="標楷體"/>
                 <w:b w:val="0"/>
                 <w:i w:val="0"/>
                 <w:color w:val="1E293B"/>
-                <w:sz w:val="17"/>
+                <w:sz w:val="32"/>
               </w:rPr>
               <w:t>立意高遠，分析透徹，台語表達富有思想深度。</w:t>
             </w:r>
@@ -4078,11 +4078,11 @@
             </w:pPr>
             <w:r>
               <w:rPr>
-                <w:rFonts w:ascii="微軟正黑體" w:hAnsi="微軟正黑體" w:eastAsia="微軟正黑體"/>
+                <w:rFonts w:ascii="標楷體" w:hAnsi="標楷體" w:eastAsia="標楷體"/>
                 <w:b w:val="0"/>
                 <w:i w:val="0"/>
                 <w:color w:val="1E293B"/>
-                <w:sz w:val="17"/>
+                <w:sz w:val="32"/>
               </w:rPr>
               <w:t>［ ］優</w:t>
               <w:br/>
@@ -4111,11 +4111,11 @@
             </w:pPr>
             <w:r>
               <w:rPr>
-                <w:rFonts w:ascii="微軟正黑體" w:hAnsi="微軟正黑體" w:eastAsia="微軟正黑體"/>
+                <w:rFonts w:ascii="標楷體" w:hAnsi="標楷體" w:eastAsia="標楷體"/>
                 <w:b/>
                 <w:i w:val="0"/>
                 <w:color w:val="1E293B"/>
-                <w:sz w:val="17"/>
+                <w:sz w:val="32"/>
               </w:rPr>
               <w:t>Day 15</w:t>
             </w:r>
@@ -4140,11 +4140,11 @@
             </w:pPr>
             <w:r>
               <w:rPr>
-                <w:rFonts w:ascii="微軟正黑體" w:hAnsi="微軟正黑體" w:eastAsia="微軟正黑體"/>
+                <w:rFonts w:ascii="標楷體" w:hAnsi="標楷體" w:eastAsia="標楷體"/>
                 <w:b w:val="0"/>
                 <w:i w:val="0"/>
                 <w:color w:val="1E293B"/>
-                <w:sz w:val="17"/>
+                <w:sz w:val="32"/>
               </w:rPr>
               <w:t>10/23 (五)</w:t>
             </w:r>
@@ -4169,11 +4169,11 @@
             </w:pPr>
             <w:r>
               <w:rPr>
-                <w:rFonts w:ascii="微軟正黑體" w:hAnsi="微軟正黑體" w:eastAsia="微軟正黑體"/>
+                <w:rFonts w:ascii="標楷體" w:hAnsi="標楷體" w:eastAsia="標楷體"/>
                 <w:b w:val="0"/>
                 <w:i w:val="0"/>
                 <w:color w:val="1E293B"/>
-                <w:sz w:val="17"/>
+                <w:sz w:val="32"/>
               </w:rPr>
               <w:t>在校集訓</w:t>
             </w:r>
@@ -4198,11 +4198,11 @@
             </w:pPr>
             <w:r>
               <w:rPr>
-                <w:rFonts w:ascii="微軟正黑體" w:hAnsi="微軟正黑體" w:eastAsia="微軟正黑體"/>
+                <w:rFonts w:ascii="標楷體" w:hAnsi="標楷體" w:eastAsia="標楷體"/>
                 <w:b w:val="0"/>
                 <w:i w:val="0"/>
                 <w:color w:val="1E293B"/>
-                <w:sz w:val="17"/>
+                <w:sz w:val="32"/>
               </w:rPr>
               <w:t>全真 2 分鐘模擬：演說 1...</w:t>
             </w:r>
@@ -4227,11 +4227,11 @@
             </w:pPr>
             <w:r>
               <w:rPr>
-                <w:rFonts w:ascii="微軟正黑體" w:hAnsi="微軟正黑體" w:eastAsia="微軟正黑體"/>
+                <w:rFonts w:ascii="標楷體" w:hAnsi="標楷體" w:eastAsia="標楷體"/>
                 <w:b w:val="0"/>
                 <w:i w:val="0"/>
                 <w:color w:val="1E293B"/>
-                <w:sz w:val="17"/>
+                <w:sz w:val="32"/>
               </w:rPr>
               <w:t>第 3 週綜合大模擬：嚴格按照競賽時間進行！演說 1分20秒 完篇，評判隨即現場提問 2 題，選手在 40 秒內作答。檢驗時間接軌與臨場反應！</w:t>
             </w:r>
@@ -4256,11 +4256,11 @@
             </w:pPr>
             <w:r>
               <w:rPr>
-                <w:rFonts w:ascii="微軟正黑體" w:hAnsi="微軟正黑體" w:eastAsia="微軟正黑體"/>
+                <w:rFonts w:ascii="標楷體" w:hAnsi="標楷體" w:eastAsia="標楷體"/>
                 <w:b w:val="0"/>
                 <w:i w:val="0"/>
                 <w:color w:val="1E293B"/>
-                <w:sz w:val="17"/>
+                <w:sz w:val="32"/>
               </w:rPr>
               <w:t>具備校內情境演說特優水準：演說生動、問答流暢、時間完全吻合 2 分鐘。</w:t>
             </w:r>
@@ -4285,11 +4285,11 @@
             </w:pPr>
             <w:r>
               <w:rPr>
-                <w:rFonts w:ascii="微軟正黑體" w:hAnsi="微軟正黑體" w:eastAsia="微軟正黑體"/>
+                <w:rFonts w:ascii="標楷體" w:hAnsi="標楷體" w:eastAsia="標楷體"/>
                 <w:b w:val="0"/>
                 <w:i w:val="0"/>
                 <w:color w:val="1E293B"/>
-                <w:sz w:val="17"/>
+                <w:sz w:val="32"/>
               </w:rPr>
               <w:t>［ ］優</w:t>
               <w:br/>
@@ -4317,11 +4317,11 @@
             </w:pPr>
             <w:r>
               <w:rPr>
-                <w:rFonts w:ascii="微軟正黑體" w:hAnsi="微軟正黑體" w:eastAsia="微軟正黑體"/>
+                <w:rFonts w:ascii="標楷體" w:hAnsi="標楷體" w:eastAsia="標楷體"/>
                 <w:b/>
                 <w:i w:val="0"/>
                 <w:color w:val="1E293B"/>
-                <w:sz w:val="17"/>
+                <w:sz w:val="32"/>
               </w:rPr>
               <w:t>週末假日三</w:t>
             </w:r>
@@ -4345,11 +4345,11 @@
             </w:pPr>
             <w:r>
               <w:rPr>
-                <w:rFonts w:ascii="微軟正黑體" w:hAnsi="微軟正黑體" w:eastAsia="微軟正黑體"/>
+                <w:rFonts w:ascii="標楷體" w:hAnsi="標楷體" w:eastAsia="標楷體"/>
                 <w:b w:val="0"/>
                 <w:i w:val="0"/>
                 <w:color w:val="1E293B"/>
-                <w:sz w:val="17"/>
+                <w:sz w:val="32"/>
               </w:rPr>
               <w:t>10/24 (六) ~ 10/25 (日)</w:t>
             </w:r>
@@ -4373,11 +4373,11 @@
             </w:pPr>
             <w:r>
               <w:rPr>
-                <w:rFonts w:ascii="微軟正黑體" w:hAnsi="微軟正黑體" w:eastAsia="微軟正黑體"/>
+                <w:rFonts w:ascii="標楷體" w:hAnsi="標楷體" w:eastAsia="標楷體"/>
                 <w:b w:val="0"/>
                 <w:i w:val="0"/>
                 <w:color w:val="1E293B"/>
-                <w:sz w:val="17"/>
+                <w:sz w:val="32"/>
               </w:rPr>
               <w:t>假日自學增量</w:t>
             </w:r>
@@ -4401,11 +4401,11 @@
             </w:pPr>
             <w:r>
               <w:rPr>
-                <w:rFonts w:ascii="微軟正黑體" w:hAnsi="微軟正黑體" w:eastAsia="微軟正黑體"/>
+                <w:rFonts w:ascii="標楷體" w:hAnsi="標楷體" w:eastAsia="標楷體"/>
                 <w:b w:val="0"/>
                 <w:i w:val="0"/>
                 <w:color w:val="1E293B"/>
-                <w:sz w:val="17"/>
+                <w:sz w:val="32"/>
               </w:rPr>
               <w:t>【假日自主自學與情境演說增量...</w:t>
             </w:r>
@@ -4429,11 +4429,11 @@
             </w:pPr>
             <w:r>
               <w:rPr>
-                <w:rFonts w:ascii="微軟正黑體" w:hAnsi="微軟正黑體" w:eastAsia="微軟正黑體"/>
+                <w:rFonts w:ascii="標楷體" w:hAnsi="標楷體" w:eastAsia="標楷體"/>
                 <w:b w:val="0"/>
                 <w:i w:val="0"/>
                 <w:color w:val="1E293B"/>
-                <w:sz w:val="17"/>
+                <w:sz w:val="32"/>
               </w:rPr>
               <w:t>【週末自學指引】週末問答大滿貫：1. 演說全篇計時 8 遍；2. 舉辦「家庭情境問答擂台賽」，長輩輪番抽問 Q1 至 Q5，隨問隨答；3. 錄製全真演講＋問答影片。</w:t>
             </w:r>
@@ -4457,11 +4457,11 @@
             </w:pPr>
             <w:r>
               <w:rPr>
-                <w:rFonts w:ascii="微軟正黑體" w:hAnsi="微軟正黑體" w:eastAsia="微軟正黑體"/>
+                <w:rFonts w:ascii="標楷體" w:hAnsi="標楷體" w:eastAsia="標楷體"/>
                 <w:b w:val="0"/>
                 <w:i w:val="0"/>
                 <w:color w:val="1E293B"/>
-                <w:sz w:val="17"/>
+                <w:sz w:val="32"/>
               </w:rPr>
               <w:t>【特優】如行雲流水，台語氣口極佳；【優等】回答完整但需小思考；【尚可】略有詞窮。</w:t>
             </w:r>
@@ -4485,11 +4485,11 @@
             </w:pPr>
             <w:r>
               <w:rPr>
-                <w:rFonts w:ascii="微軟正黑體" w:hAnsi="微軟正黑體" w:eastAsia="微軟正黑體"/>
+                <w:rFonts w:ascii="標楷體" w:hAnsi="標楷體" w:eastAsia="標楷體"/>
                 <w:b w:val="0"/>
                 <w:i w:val="0"/>
                 <w:color w:val="1E293B"/>
-                <w:sz w:val="17"/>
+                <w:sz w:val="32"/>
               </w:rPr>
               <w:t>［ ］優</w:t>
               <w:br/>
@@ -4518,11 +4518,11 @@
             </w:pPr>
             <w:r>
               <w:rPr>
-                <w:rFonts w:ascii="微軟正黑體" w:hAnsi="微軟正黑體" w:eastAsia="微軟正黑體"/>
+                <w:rFonts w:ascii="標楷體" w:hAnsi="標楷體" w:eastAsia="標楷體"/>
                 <w:b/>
                 <w:i w:val="0"/>
                 <w:color w:val="1E293B"/>
-                <w:sz w:val="17"/>
+                <w:sz w:val="32"/>
               </w:rPr>
               <w:t>Day 16</w:t>
             </w:r>
@@ -4547,11 +4547,11 @@
             </w:pPr>
             <w:r>
               <w:rPr>
-                <w:rFonts w:ascii="微軟正黑體" w:hAnsi="微軟正黑體" w:eastAsia="微軟正黑體"/>
+                <w:rFonts w:ascii="標楷體" w:hAnsi="標楷體" w:eastAsia="標楷體"/>
                 <w:b w:val="0"/>
                 <w:i w:val="0"/>
                 <w:color w:val="1E293B"/>
-                <w:sz w:val="17"/>
+                <w:sz w:val="32"/>
               </w:rPr>
               <w:t>10/26 (一)</w:t>
             </w:r>
@@ -4576,11 +4576,11 @@
             </w:pPr>
             <w:r>
               <w:rPr>
-                <w:rFonts w:ascii="微軟正黑體" w:hAnsi="微軟正黑體" w:eastAsia="微軟正黑體"/>
+                <w:rFonts w:ascii="標楷體" w:hAnsi="標楷體" w:eastAsia="標楷體"/>
                 <w:b w:val="0"/>
                 <w:i w:val="0"/>
                 <w:color w:val="1E293B"/>
-                <w:sz w:val="17"/>
+                <w:sz w:val="32"/>
               </w:rPr>
               <w:t>在校集訓</w:t>
             </w:r>
@@ -4605,11 +4605,11 @@
             </w:pPr>
             <w:r>
               <w:rPr>
-                <w:rFonts w:ascii="微軟正黑體" w:hAnsi="微軟正黑體" w:eastAsia="微軟正黑體"/>
+                <w:rFonts w:ascii="標楷體" w:hAnsi="標楷體" w:eastAsia="標楷體"/>
                 <w:b w:val="0"/>
                 <w:i w:val="0"/>
                 <w:color w:val="1E293B"/>
-                <w:sz w:val="17"/>
+                <w:sz w:val="32"/>
               </w:rPr>
               <w:t>台語發音精修：入聲字收音與鼻...</w:t>
             </w:r>
@@ -4634,11 +4634,11 @@
             </w:pPr>
             <w:r>
               <w:rPr>
-                <w:rFonts w:ascii="微軟正黑體" w:hAnsi="微軟正黑體" w:eastAsia="微軟正黑體"/>
+                <w:rFonts w:ascii="標楷體" w:hAnsi="標楷體" w:eastAsia="標楷體"/>
                 <w:b w:val="0"/>
                 <w:i w:val="0"/>
                 <w:color w:val="1E293B"/>
-                <w:sz w:val="17"/>
+                <w:sz w:val="32"/>
               </w:rPr>
               <w:t>台語語音細部微調：檢查講稿與問答中所有入聲字促音（食 tsia̍h、落 lak、鑢 lù、盒 a̍h、督 tu̍k）與鼻化音（添 thinn、飯 pn̄g、桶 tháng）。要求發音純粹道地。</w:t>
             </w:r>
@@ -4663,11 +4663,11 @@
             </w:pPr>
             <w:r>
               <w:rPr>
-                <w:rFonts w:ascii="微軟正黑體" w:hAnsi="微軟正黑體" w:eastAsia="微軟正黑體"/>
+                <w:rFonts w:ascii="標楷體" w:hAnsi="標楷體" w:eastAsia="標楷體"/>
                 <w:b w:val="0"/>
                 <w:i w:val="0"/>
                 <w:color w:val="1E293B"/>
-                <w:sz w:val="17"/>
+                <w:sz w:val="32"/>
               </w:rPr>
               <w:t>入聲字收音俐落，鼻化音氣流充沛，展現純正台語之美。</w:t>
             </w:r>
@@ -4692,11 +4692,11 @@
             </w:pPr>
             <w:r>
               <w:rPr>
-                <w:rFonts w:ascii="微軟正黑體" w:hAnsi="微軟正黑體" w:eastAsia="微軟正黑體"/>
+                <w:rFonts w:ascii="標楷體" w:hAnsi="標楷體" w:eastAsia="標楷體"/>
                 <w:b w:val="0"/>
                 <w:i w:val="0"/>
                 <w:color w:val="1E293B"/>
-                <w:sz w:val="17"/>
+                <w:sz w:val="32"/>
               </w:rPr>
               <w:t>［ ］優</w:t>
               <w:br/>
@@ -4724,11 +4724,11 @@
             </w:pPr>
             <w:r>
               <w:rPr>
-                <w:rFonts w:ascii="微軟正黑體" w:hAnsi="微軟正黑體" w:eastAsia="微軟正黑體"/>
+                <w:rFonts w:ascii="標楷體" w:hAnsi="標楷體" w:eastAsia="標楷體"/>
                 <w:b/>
                 <w:i w:val="0"/>
                 <w:color w:val="1E293B"/>
-                <w:sz w:val="17"/>
+                <w:sz w:val="32"/>
               </w:rPr>
               <w:t>Day 17</w:t>
             </w:r>
@@ -4752,11 +4752,11 @@
             </w:pPr>
             <w:r>
               <w:rPr>
-                <w:rFonts w:ascii="微軟正黑體" w:hAnsi="微軟正黑體" w:eastAsia="微軟正黑體"/>
+                <w:rFonts w:ascii="標楷體" w:hAnsi="標楷體" w:eastAsia="標楷體"/>
                 <w:b w:val="0"/>
                 <w:i w:val="0"/>
                 <w:color w:val="1E293B"/>
-                <w:sz w:val="17"/>
+                <w:sz w:val="32"/>
               </w:rPr>
               <w:t>10/27 (二)</w:t>
             </w:r>
@@ -4780,11 +4780,11 @@
             </w:pPr>
             <w:r>
               <w:rPr>
-                <w:rFonts w:ascii="微軟正黑體" w:hAnsi="微軟正黑體" w:eastAsia="微軟正黑體"/>
+                <w:rFonts w:ascii="標楷體" w:hAnsi="標楷體" w:eastAsia="標楷體"/>
                 <w:b w:val="0"/>
                 <w:i w:val="0"/>
                 <w:color w:val="1E293B"/>
-                <w:sz w:val="17"/>
+                <w:sz w:val="32"/>
               </w:rPr>
               <w:t>在校集訓</w:t>
             </w:r>
@@ -4808,11 +4808,11 @@
             </w:pPr>
             <w:r>
               <w:rPr>
-                <w:rFonts w:ascii="微軟正黑體" w:hAnsi="微軟正黑體" w:eastAsia="微軟正黑體"/>
+                <w:rFonts w:ascii="標楷體" w:hAnsi="標楷體" w:eastAsia="標楷體"/>
                 <w:b w:val="0"/>
                 <w:i w:val="0"/>
                 <w:color w:val="1E293B"/>
-                <w:sz w:val="17"/>
+                <w:sz w:val="32"/>
               </w:rPr>
               <w:t>抗壓與干擾訓練：噪音環境下問...</w:t>
             </w:r>
@@ -4836,11 +4836,11 @@
             </w:pPr>
             <w:r>
               <w:rPr>
-                <w:rFonts w:ascii="微軟正黑體" w:hAnsi="微軟正黑體" w:eastAsia="微軟正黑體"/>
+                <w:rFonts w:ascii="標楷體" w:hAnsi="標楷體" w:eastAsia="標楷體"/>
                 <w:b w:val="0"/>
                 <w:i w:val="0"/>
                 <w:color w:val="1E293B"/>
-                <w:sz w:val="17"/>
+                <w:sz w:val="32"/>
               </w:rPr>
               <w:t>極限心理抗壓：在問答環節中製造突發狀況（評判打斷、重複提問、鈴聲響起），訓練選手「心如止水、從容不迫」之心理素質。無論如何不慌亂！</w:t>
             </w:r>
@@ -4864,11 +4864,11 @@
             </w:pPr>
             <w:r>
               <w:rPr>
-                <w:rFonts w:ascii="微軟正黑體" w:hAnsi="微軟正黑體" w:eastAsia="微軟正黑體"/>
+                <w:rFonts w:ascii="標楷體" w:hAnsi="標楷體" w:eastAsia="標楷體"/>
                 <w:b w:val="0"/>
                 <w:i w:val="0"/>
                 <w:color w:val="1E293B"/>
-                <w:sz w:val="17"/>
+                <w:sz w:val="32"/>
               </w:rPr>
               <w:t>心理素質過硬，在任何壓力下均能保持微笑自信，回答井井有條。</w:t>
             </w:r>
@@ -4892,11 +4892,11 @@
             </w:pPr>
             <w:r>
               <w:rPr>
-                <w:rFonts w:ascii="微軟正黑體" w:hAnsi="微軟正黑體" w:eastAsia="微軟正黑體"/>
+                <w:rFonts w:ascii="標楷體" w:hAnsi="標楷體" w:eastAsia="標楷體"/>
                 <w:b w:val="0"/>
                 <w:i w:val="0"/>
                 <w:color w:val="1E293B"/>
-                <w:sz w:val="17"/>
+                <w:sz w:val="32"/>
               </w:rPr>
               <w:t>［ ］優</w:t>
               <w:br/>
@@ -4925,11 +4925,11 @@
             </w:pPr>
             <w:r>
               <w:rPr>
-                <w:rFonts w:ascii="微軟正黑體" w:hAnsi="微軟正黑體" w:eastAsia="微軟正黑體"/>
+                <w:rFonts w:ascii="標楷體" w:hAnsi="標楷體" w:eastAsia="標楷體"/>
                 <w:b/>
                 <w:i w:val="0"/>
                 <w:color w:val="1E293B"/>
-                <w:sz w:val="17"/>
+                <w:sz w:val="32"/>
               </w:rPr>
               <w:t>Day 18</w:t>
             </w:r>
@@ -4954,11 +4954,11 @@
             </w:pPr>
             <w:r>
               <w:rPr>
-                <w:rFonts w:ascii="微軟正黑體" w:hAnsi="微軟正黑體" w:eastAsia="微軟正黑體"/>
+                <w:rFonts w:ascii="標楷體" w:hAnsi="標楷體" w:eastAsia="標楷體"/>
                 <w:b w:val="0"/>
                 <w:i w:val="0"/>
                 <w:color w:val="1E293B"/>
-                <w:sz w:val="17"/>
+                <w:sz w:val="32"/>
               </w:rPr>
               <w:t>10/28 (三)</w:t>
             </w:r>
@@ -4983,11 +4983,11 @@
             </w:pPr>
             <w:r>
               <w:rPr>
-                <w:rFonts w:ascii="微軟正黑體" w:hAnsi="微軟正黑體" w:eastAsia="微軟正黑體"/>
+                <w:rFonts w:ascii="標楷體" w:hAnsi="標楷體" w:eastAsia="標楷體"/>
                 <w:b w:val="0"/>
                 <w:i w:val="0"/>
                 <w:color w:val="1E293B"/>
-                <w:sz w:val="17"/>
+                <w:sz w:val="32"/>
               </w:rPr>
               <w:t>在校集訓</w:t>
             </w:r>
@@ -5012,11 +5012,11 @@
             </w:pPr>
             <w:r>
               <w:rPr>
-                <w:rFonts w:ascii="微軟正黑體" w:hAnsi="微軟正黑體" w:eastAsia="微軟正黑體"/>
+                <w:rFonts w:ascii="標楷體" w:hAnsi="標楷體" w:eastAsia="標楷體"/>
                 <w:b w:val="0"/>
                 <w:i w:val="0"/>
                 <w:color w:val="1E293B"/>
-                <w:sz w:val="17"/>
+                <w:sz w:val="32"/>
               </w:rPr>
               <w:t>活動中心校史室實地走位與講台...</w:t>
             </w:r>
@@ -5041,11 +5041,11 @@
             </w:pPr>
             <w:r>
               <w:rPr>
-                <w:rFonts w:ascii="微軟正黑體" w:hAnsi="微軟正黑體" w:eastAsia="微軟正黑體"/>
+                <w:rFonts w:ascii="標楷體" w:hAnsi="標楷體" w:eastAsia="標楷體"/>
                 <w:b w:val="0"/>
                 <w:i w:val="0"/>
                 <w:color w:val="1E293B"/>
-                <w:sz w:val="17"/>
+                <w:sz w:val="32"/>
               </w:rPr>
               <w:t>正式賽場實戰：前往活動中心校史室（比賽場地）進行實地走位！站在正式比賽的講台位置，感受現場音場回音、光線照射與評審席距離。消除陌生感。</w:t>
             </w:r>
@@ -5070,11 +5070,11 @@
             </w:pPr>
             <w:r>
               <w:rPr>
-                <w:rFonts w:ascii="微軟正黑體" w:hAnsi="微軟正黑體" w:eastAsia="微軟正黑體"/>
+                <w:rFonts w:ascii="標楷體" w:hAnsi="標楷體" w:eastAsia="標楷體"/>
                 <w:b w:val="0"/>
                 <w:i w:val="0"/>
                 <w:color w:val="1E293B"/>
-                <w:sz w:val="17"/>
+                <w:sz w:val="32"/>
               </w:rPr>
               <w:t>完全適應正式賽場環境，聲音響亮覆蓋全場，颱風沈著穩健。</w:t>
             </w:r>
@@ -5099,11 +5099,11 @@
             </w:pPr>
             <w:r>
               <w:rPr>
-                <w:rFonts w:ascii="微軟正黑體" w:hAnsi="微軟正黑體" w:eastAsia="微軟正黑體"/>
+                <w:rFonts w:ascii="標楷體" w:hAnsi="標楷體" w:eastAsia="標楷體"/>
                 <w:b w:val="0"/>
                 <w:i w:val="0"/>
                 <w:color w:val="1E293B"/>
-                <w:sz w:val="17"/>
+                <w:sz w:val="32"/>
               </w:rPr>
               <w:t>［ ］優</w:t>
               <w:br/>
@@ -5131,11 +5131,11 @@
             </w:pPr>
             <w:r>
               <w:rPr>
-                <w:rFonts w:ascii="微軟正黑體" w:hAnsi="微軟正黑體" w:eastAsia="微軟正黑體"/>
+                <w:rFonts w:ascii="標楷體" w:hAnsi="標楷體" w:eastAsia="標楷體"/>
                 <w:b/>
                 <w:i w:val="0"/>
                 <w:color w:val="1E293B"/>
-                <w:sz w:val="17"/>
+                <w:sz w:val="32"/>
               </w:rPr>
               <w:t>Day 19</w:t>
             </w:r>
@@ -5159,11 +5159,11 @@
             </w:pPr>
             <w:r>
               <w:rPr>
-                <w:rFonts w:ascii="微軟正黑體" w:hAnsi="微軟正黑體" w:eastAsia="微軟正黑體"/>
+                <w:rFonts w:ascii="標楷體" w:hAnsi="標楷體" w:eastAsia="標楷體"/>
                 <w:b w:val="0"/>
                 <w:i w:val="0"/>
                 <w:color w:val="1E293B"/>
-                <w:sz w:val="17"/>
+                <w:sz w:val="32"/>
               </w:rPr>
               <w:t>10/29 (四)</w:t>
             </w:r>
@@ -5187,11 +5187,11 @@
             </w:pPr>
             <w:r>
               <w:rPr>
-                <w:rFonts w:ascii="微軟正黑體" w:hAnsi="微軟正黑體" w:eastAsia="微軟正黑體"/>
+                <w:rFonts w:ascii="標楷體" w:hAnsi="標楷體" w:eastAsia="標楷體"/>
                 <w:b w:val="0"/>
                 <w:i w:val="0"/>
                 <w:color w:val="1E293B"/>
-                <w:sz w:val="17"/>
+                <w:sz w:val="32"/>
               </w:rPr>
               <w:t>在校集訓</w:t>
             </w:r>
@@ -5215,11 +5215,11 @@
             </w:pPr>
             <w:r>
               <w:rPr>
-                <w:rFonts w:ascii="微軟正黑體" w:hAnsi="微軟正黑體" w:eastAsia="微軟正黑體"/>
+                <w:rFonts w:ascii="標楷體" w:hAnsi="標楷體" w:eastAsia="標楷體"/>
                 <w:b w:val="0"/>
                 <w:i w:val="0"/>
                 <w:color w:val="1E293B"/>
-                <w:sz w:val="17"/>
+                <w:sz w:val="32"/>
               </w:rPr>
               <w:t>全班觀摩打氣會：掌聲轉化為強...</w:t>
             </w:r>
@@ -5243,11 +5243,11 @@
             </w:pPr>
             <w:r>
               <w:rPr>
-                <w:rFonts w:ascii="微軟正黑體" w:hAnsi="微軟正黑體" w:eastAsia="微軟正黑體"/>
+                <w:rFonts w:ascii="標楷體" w:hAnsi="標楷體" w:eastAsia="標楷體"/>
                 <w:b w:val="0"/>
                 <w:i w:val="0"/>
                 <w:color w:val="1E293B"/>
-                <w:sz w:val="17"/>
+                <w:sz w:val="32"/>
               </w:rPr>
               <w:t>全班觀摩打氣會：邀請四年丙班全班同學坐在台下，為選手進行最後一次集訓演出！感受同班同學的掌聲與喝采，將緊張感完全轉化為興奮與榮譽感！</w:t>
             </w:r>
@@ -5271,11 +5271,11 @@
             </w:pPr>
             <w:r>
               <w:rPr>
-                <w:rFonts w:ascii="微軟正黑體" w:hAnsi="微軟正黑體" w:eastAsia="微軟正黑體"/>
+                <w:rFonts w:ascii="標楷體" w:hAnsi="標楷體" w:eastAsia="標楷體"/>
                 <w:b w:val="0"/>
                 <w:i w:val="0"/>
                 <w:color w:val="1E293B"/>
-                <w:sz w:val="17"/>
+                <w:sz w:val="32"/>
               </w:rPr>
               <w:t>心態完全放開，充滿表現慾與自信心，具備成熟競賽氣質。</w:t>
             </w:r>
@@ -5299,11 +5299,11 @@
             </w:pPr>
             <w:r>
               <w:rPr>
-                <w:rFonts w:ascii="微軟正黑體" w:hAnsi="微軟正黑體" w:eastAsia="微軟正黑體"/>
+                <w:rFonts w:ascii="標楷體" w:hAnsi="標楷體" w:eastAsia="標楷體"/>
                 <w:b w:val="0"/>
                 <w:i w:val="0"/>
                 <w:color w:val="1E293B"/>
-                <w:sz w:val="17"/>
+                <w:sz w:val="32"/>
               </w:rPr>
               <w:t>［ ］優</w:t>
               <w:br/>
@@ -5332,11 +5332,11 @@
             </w:pPr>
             <w:r>
               <w:rPr>
-                <w:rFonts w:ascii="微軟正黑體" w:hAnsi="微軟正黑體" w:eastAsia="微軟正黑體"/>
+                <w:rFonts w:ascii="標楷體" w:hAnsi="標楷體" w:eastAsia="標楷體"/>
                 <w:b/>
                 <w:i w:val="0"/>
                 <w:color w:val="1E293B"/>
-                <w:sz w:val="17"/>
+                <w:sz w:val="32"/>
               </w:rPr>
               <w:t>Day 20</w:t>
             </w:r>
@@ -5361,11 +5361,11 @@
             </w:pPr>
             <w:r>
               <w:rPr>
-                <w:rFonts w:ascii="微軟正黑體" w:hAnsi="微軟正黑體" w:eastAsia="微軟正黑體"/>
+                <w:rFonts w:ascii="標楷體" w:hAnsi="標楷體" w:eastAsia="標楷體"/>
                 <w:b w:val="0"/>
                 <w:i w:val="0"/>
                 <w:color w:val="1E293B"/>
-                <w:sz w:val="17"/>
+                <w:sz w:val="32"/>
               </w:rPr>
               <w:t>10/30 (五)</w:t>
             </w:r>
@@ -5390,11 +5390,11 @@
             </w:pPr>
             <w:r>
               <w:rPr>
-                <w:rFonts w:ascii="微軟正黑體" w:hAnsi="微軟正黑體" w:eastAsia="微軟正黑體"/>
+                <w:rFonts w:ascii="標楷體" w:hAnsi="標楷體" w:eastAsia="標楷體"/>
                 <w:b w:val="0"/>
                 <w:i w:val="0"/>
                 <w:color w:val="1E293B"/>
-                <w:sz w:val="17"/>
+                <w:sz w:val="32"/>
               </w:rPr>
               <w:t>在校集訓</w:t>
             </w:r>
@@ -5419,11 +5419,11 @@
             </w:pPr>
             <w:r>
               <w:rPr>
-                <w:rFonts w:ascii="微軟正黑體" w:hAnsi="微軟正黑體" w:eastAsia="微軟正黑體"/>
+                <w:rFonts w:ascii="標楷體" w:hAnsi="標楷體" w:eastAsia="標楷體"/>
                 <w:b w:val="0"/>
                 <w:i w:val="0"/>
                 <w:color w:val="1E293B"/>
-                <w:sz w:val="17"/>
+                <w:sz w:val="32"/>
               </w:rPr>
               <w:t>授旗出征、心理賦能與作息叮嚀...</w:t>
             </w:r>
@@ -5448,11 +5448,11 @@
             </w:pPr>
             <w:r>
               <w:rPr>
-                <w:rFonts w:ascii="微軟正黑體" w:hAnsi="微軟正黑體" w:eastAsia="微軟正黑體"/>
+                <w:rFonts w:ascii="標楷體" w:hAnsi="標楷體" w:eastAsia="標楷體"/>
                 <w:b w:val="0"/>
                 <w:i w:val="0"/>
                 <w:color w:val="1E293B"/>
-                <w:sz w:val="17"/>
+                <w:sz w:val="32"/>
               </w:rPr>
               <w:t>出征授旗儀式：導師叮嚀競賽當天作息、飲食與心理調節：1. 賽前不吃油膩甜食；2. 隨身攜帶溫開水；3. 上台前深呼吸 3 次。給予選手最深切的肯定與祝福！</w:t>
             </w:r>
@@ -5477,11 +5477,11 @@
             </w:pPr>
             <w:r>
               <w:rPr>
-                <w:rFonts w:ascii="微軟正黑體" w:hAnsi="微軟正黑體" w:eastAsia="微軟正黑體"/>
+                <w:rFonts w:ascii="標楷體" w:hAnsi="標楷體" w:eastAsia="標楷體"/>
                 <w:b w:val="0"/>
                 <w:i w:val="0"/>
                 <w:color w:val="1E293B"/>
-                <w:sz w:val="17"/>
+                <w:sz w:val="32"/>
               </w:rPr>
               <w:t>心理素質處於頂峰狀態，神采奕奕，整裝待發迎接決賽。</w:t>
             </w:r>
@@ -5506,11 +5506,11 @@
             </w:pPr>
             <w:r>
               <w:rPr>
-                <w:rFonts w:ascii="微軟正黑體" w:hAnsi="微軟正黑體" w:eastAsia="微軟正黑體"/>
+                <w:rFonts w:ascii="標楷體" w:hAnsi="標楷體" w:eastAsia="標楷體"/>
                 <w:b w:val="0"/>
                 <w:i w:val="0"/>
                 <w:color w:val="1E293B"/>
-                <w:sz w:val="17"/>
+                <w:sz w:val="32"/>
               </w:rPr>
               <w:t>［ ］優</w:t>
               <w:br/>
@@ -5538,11 +5538,11 @@
             </w:pPr>
             <w:r>
               <w:rPr>
-                <w:rFonts w:ascii="微軟正黑體" w:hAnsi="微軟正黑體" w:eastAsia="微軟正黑體"/>
+                <w:rFonts w:ascii="標楷體" w:hAnsi="標楷體" w:eastAsia="標楷體"/>
                 <w:b/>
                 <w:i w:val="0"/>
                 <w:color w:val="1E293B"/>
-                <w:sz w:val="17"/>
+                <w:sz w:val="32"/>
               </w:rPr>
               <w:t>週末假日四</w:t>
             </w:r>
@@ -5566,11 +5566,11 @@
             </w:pPr>
             <w:r>
               <w:rPr>
-                <w:rFonts w:ascii="微軟正黑體" w:hAnsi="微軟正黑體" w:eastAsia="微軟正黑體"/>
+                <w:rFonts w:ascii="標楷體" w:hAnsi="標楷體" w:eastAsia="標楷體"/>
                 <w:b w:val="0"/>
                 <w:i w:val="0"/>
                 <w:color w:val="1E293B"/>
-                <w:sz w:val="17"/>
+                <w:sz w:val="32"/>
               </w:rPr>
               <w:t>10/31 (六) ~ 11/01 (日)</w:t>
             </w:r>
@@ -5594,11 +5594,11 @@
             </w:pPr>
             <w:r>
               <w:rPr>
-                <w:rFonts w:ascii="微軟正黑體" w:hAnsi="微軟正黑體" w:eastAsia="微軟正黑體"/>
+                <w:rFonts w:ascii="標楷體" w:hAnsi="標楷體" w:eastAsia="標楷體"/>
                 <w:b w:val="0"/>
                 <w:i w:val="0"/>
                 <w:color w:val="1E293B"/>
-                <w:sz w:val="17"/>
+                <w:sz w:val="32"/>
               </w:rPr>
               <w:t>假日自學增量</w:t>
             </w:r>
@@ -5622,11 +5622,11 @@
             </w:pPr>
             <w:r>
               <w:rPr>
-                <w:rFonts w:ascii="微軟正黑體" w:hAnsi="微軟正黑體" w:eastAsia="微軟正黑體"/>
+                <w:rFonts w:ascii="標楷體" w:hAnsi="標楷體" w:eastAsia="標楷體"/>
                 <w:b w:val="0"/>
                 <w:i w:val="0"/>
                 <w:color w:val="1E293B"/>
-                <w:sz w:val="17"/>
+                <w:sz w:val="32"/>
               </w:rPr>
               <w:t>【假日自主自學與情境演說增量...</w:t>
             </w:r>
@@ -5650,11 +5650,11 @@
             </w:pPr>
             <w:r>
               <w:rPr>
-                <w:rFonts w:ascii="微軟正黑體" w:hAnsi="微軟正黑體" w:eastAsia="微軟正黑體"/>
+                <w:rFonts w:ascii="標楷體" w:hAnsi="標楷體" w:eastAsia="標楷體"/>
                 <w:b w:val="0"/>
                 <w:i w:val="0"/>
                 <w:color w:val="1E293B"/>
-                <w:sz w:val="17"/>
+                <w:sz w:val="32"/>
               </w:rPr>
               <w:t>【週末自學指引】賽前最後週末：不宜過度大聲喊叫，轉為「意念演練（Mental Rehearsal）」：閉上眼睛在腦中完整演練演說與問答；輕聲潤讀 2 遍；充足睡眠。</w:t>
             </w:r>
@@ -5678,11 +5678,11 @@
             </w:pPr>
             <w:r>
               <w:rPr>
-                <w:rFonts w:ascii="微軟正黑體" w:hAnsi="微軟正黑體" w:eastAsia="微軟正黑體"/>
+                <w:rFonts w:ascii="標楷體" w:hAnsi="標楷體" w:eastAsia="標楷體"/>
                 <w:b w:val="0"/>
                 <w:i w:val="0"/>
                 <w:color w:val="1E293B"/>
-                <w:sz w:val="17"/>
+                <w:sz w:val="32"/>
               </w:rPr>
               <w:t>【特優】神采奕奕、自信滿滿、做好萬全準備。</w:t>
             </w:r>
@@ -5706,11 +5706,11 @@
             </w:pPr>
             <w:r>
               <w:rPr>
-                <w:rFonts w:ascii="微軟正黑體" w:hAnsi="微軟正黑體" w:eastAsia="微軟正黑體"/>
+                <w:rFonts w:ascii="標楷體" w:hAnsi="標楷體" w:eastAsia="標楷體"/>
                 <w:b w:val="0"/>
                 <w:i w:val="0"/>
                 <w:color w:val="1E293B"/>
-                <w:sz w:val="17"/>
+                <w:sz w:val="32"/>
               </w:rPr>
               <w:t>［ ］優</w:t>
               <w:br/>
@@ -6098,6 +6098,10 @@
     <w:name w:val="Normal"/>
     <w:qFormat/>
     <w:rsid w:val="00FC693F"/>
+    <w:rPr>
+      <w:rFonts w:ascii="標楷體" w:hAnsi="標楷體" w:eastAsia="標楷體"/>
+      <w:sz w:val="32"/>
+    </w:rPr>
   </w:style>
   <w:style w:type="paragraph" w:styleId="Header">
     <w:name w:val="header"/>
